--- a/downloads/workbook/ai-6-week-18.docx
+++ b/downloads/workbook/ai-6-week-18.docx
@@ -961,6 +961,178 @@
         <w:t>Project connection: For the Grounded Learning Service, retain an annotated trace and the changed-case result. Name the contract or evidence that makes the deciding step valid, so another team can review it.</w:t>
       </w:r>
     </w:p>
+    <w:p>
+      <w:pPr>
+        <w:pStyle w:val="Heading1"/>
+      </w:pPr>
+      <w:r>
+        <w:t>13. Project portfolio milestone</w:t>
+      </w:r>
+    </w:p>
+    <w:p>
+      <w:r>
+        <w:t>Project: Grounded Learning Service</w:t>
+      </w:r>
+    </w:p>
+    <w:p>
+      <w:r>
+        <w:t>Current milestone: Test changed cases. Keep normal, boundary and failure cases; compare expected and observed results.</w:t>
+      </w:r>
+    </w:p>
+    <w:p>
+      <w:r>
+        <w:t>For the Grounded Learning Service, retain an annotated trace and the changed-case result. Name the contract or evidence that makes the deciding step valid, so another team can review it.</w:t>
+      </w:r>
+    </w:p>
+    <w:tbl>
+      <w:tblPr>
+        <w:tblStyle w:val="LightShading-Accent1"/>
+        <w:tblW w:type="auto" w:w="0"/>
+        <w:tblLook w:firstColumn="1" w:firstRow="1" w:lastColumn="0" w:lastRow="0" w:noHBand="0" w:noVBand="1" w:val="04A0"/>
+      </w:tblPr>
+      <w:tblGrid>
+        <w:gridCol w:w="5112"/>
+        <w:gridCol w:w="5112"/>
+      </w:tblGrid>
+      <w:tr>
+        <w:trPr>
+          <w:tblHeader/>
+        </w:trPr>
+        <w:tc>
+          <w:tcPr>
+            <w:tcW w:type="dxa" w:w="5112"/>
+          </w:tcPr>
+          <w:p>
+            <w:r>
+              <w:t>Evidence to keep</w:t>
+            </w:r>
+          </w:p>
+        </w:tc>
+        <w:tc>
+          <w:tcPr>
+            <w:tcW w:type="dxa" w:w="5112"/>
+          </w:tcPr>
+          <w:p>
+            <w:r>
+              <w:t>My record</w:t>
+            </w:r>
+          </w:p>
+        </w:tc>
+      </w:tr>
+      <w:tr>
+        <w:tc>
+          <w:tcPr>
+            <w:tcW w:type="dxa" w:w="5112"/>
+          </w:tcPr>
+          <w:p>
+            <w:r>
+              <w:t>This week’s input and deciding step</w:t>
+            </w:r>
+          </w:p>
+        </w:tc>
+        <w:tc>
+          <w:tcPr>
+            <w:tcW w:type="dxa" w:w="5112"/>
+          </w:tcPr>
+          <w:p>
+            <w:r/>
+          </w:p>
+        </w:tc>
+      </w:tr>
+      <w:tr>
+        <w:tc>
+          <w:tcPr>
+            <w:tcW w:type="dxa" w:w="5112"/>
+          </w:tcPr>
+          <w:p>
+            <w:r>
+              <w:t>Prediction and actual result (or labelled paper trace)</w:t>
+            </w:r>
+          </w:p>
+        </w:tc>
+        <w:tc>
+          <w:tcPr>
+            <w:tcW w:type="dxa" w:w="5112"/>
+          </w:tcPr>
+          <w:p>
+            <w:r/>
+          </w:p>
+        </w:tc>
+      </w:tr>
+      <w:tr>
+        <w:tc>
+          <w:tcPr>
+            <w:tcW w:type="dxa" w:w="5112"/>
+          </w:tcPr>
+          <w:p>
+            <w:r>
+              <w:t>One change since the previous checkpoint and why</w:t>
+            </w:r>
+          </w:p>
+        </w:tc>
+        <w:tc>
+          <w:tcPr>
+            <w:tcW w:type="dxa" w:w="5112"/>
+          </w:tcPr>
+          <w:p>
+            <w:r/>
+          </w:p>
+        </w:tc>
+      </w:tr>
+      <w:tr>
+        <w:tc>
+          <w:tcPr>
+            <w:tcW w:type="dxa" w:w="5112"/>
+          </w:tcPr>
+          <w:p>
+            <w:r>
+              <w:t>One error or limit and the next test</w:t>
+            </w:r>
+          </w:p>
+        </w:tc>
+        <w:tc>
+          <w:tcPr>
+            <w:tcW w:type="dxa" w:w="5112"/>
+          </w:tcPr>
+          <w:p>
+            <w:r/>
+          </w:p>
+        </w:tc>
+      </w:tr>
+    </w:tbl>
+    <w:p>
+      <w:pPr>
+        <w:pStyle w:val="Heading3"/>
+      </w:pPr>
+      <w:r>
+        <w:t>Explain what this week adds to your project. Reuse last week’s record rather than starting again.</w:t>
+      </w:r>
+    </w:p>
+    <w:p>
+      <w:r>
+        <w:t>________________________________________________________________</w:t>
+      </w:r>
+    </w:p>
+    <w:p>
+      <w:r>
+        <w:t>________________________________________________________________</w:t>
+      </w:r>
+    </w:p>
+    <w:p>
+      <w:r>
+        <w:t>________________________________________________________________</w:t>
+      </w:r>
+    </w:p>
+    <w:p>
+      <w:r>
+        <w:t>________________________________________________________________</w:t>
+      </w:r>
+    </w:p>
+    <w:p>
+      <w:r>
+        <w:t>________________________________________________________________</w:t>
+      </w:r>
+    </w:p>
     <w:sectPr>
       <w:pgSz w:w="12240" w:h="15840"/>
       <w:pgMar w:top="936" w:right="1008" w:bottom="936" w:left="1008" w:header="720" w:footer="720" w:gutter="0"/>

--- a/downloads/workbook/ai-6-week-18.docx
+++ b/downloads/workbook/ai-6-week-18.docx
@@ -1133,6 +1133,248 @@
         <w:t>________________________________________________________________</w:t>
       </w:r>
     </w:p>
+    <w:p>
+      <w:pPr>
+        <w:pStyle w:val="Heading1"/>
+      </w:pPr>
+      <w:r>
+        <w:t>14. Supported practice and learning evidence</w:t>
+      </w:r>
+    </w:p>
+    <w:p>
+      <w:r>
+        <w:t>Use this supported practice once, in the browser or on paper. Keep the reserved independent assessment for a separate first attempt before teacher feedback.</w:t>
+      </w:r>
+    </w:p>
+    <w:p>
+      <w:r>
+        <w:t>Check shape before permission. A toy tool accepts exactly one ASCII lowercase letter followed by one digit, with no trimming.</w:t>
+      </w:r>
+    </w:p>
+    <w:p>
+      <w:pPr>
+        <w:pStyle w:val="Heading3"/>
+      </w:pPr>
+      <w:r>
+        <w:t>Practice 1: explain the deciding evidence</w:t>
+      </w:r>
+    </w:p>
+    <w:p>
+      <w:r>
+        <w:t>Which labelled step matches this detail? An accepted identifier still needs trusted authorisation.</w:t>
+      </w:r>
+    </w:p>
+    <w:p>
+      <w:r>
+        <w:t>1. Reject wrong shapes</w:t>
+      </w:r>
+    </w:p>
+    <w:p>
+      <w:r>
+        <w:t>2. Check authority next</w:t>
+      </w:r>
+    </w:p>
+    <w:p>
+      <w:r>
+        <w:t>3. Validate h3</w:t>
+      </w:r>
+    </w:p>
+    <w:p>
+      <w:pPr>
+        <w:pStyle w:val="Heading3"/>
+      </w:pPr>
+      <w:r>
+        <w:t>My selected conclusion, deciding fact and explanation</w:t>
+      </w:r>
+    </w:p>
+    <w:p>
+      <w:r>
+        <w:t>________________________________________________________________</w:t>
+      </w:r>
+    </w:p>
+    <w:p>
+      <w:r>
+        <w:t>________________________________________________________________</w:t>
+      </w:r>
+    </w:p>
+    <w:p>
+      <w:r>
+        <w:t>________________________________________________________________</w:t>
+      </w:r>
+    </w:p>
+    <w:p>
+      <w:r>
+        <w:t>________________________________________________________________</w:t>
+      </w:r>
+    </w:p>
+    <w:p>
+      <w:r>
+        <w:t>________________________________________________________________</w:t>
+      </w:r>
+    </w:p>
+    <w:p>
+      <w:r>
+        <w:t>Hint if needed: Read the steps in the pictorial case. Match the supplied detail to the stage that performs or records it.</w:t>
+      </w:r>
+    </w:p>
+    <w:p>
+      <w:r>
+        <w:t>After your attempt, compare with the supported explanation: Check authority next An accepted identifier still needs trusted authorisation. Input shape and permission answer different questions. Silently normalising these inputs would change the stated contract.</w:t>
+      </w:r>
+    </w:p>
+    <w:p>
+      <w:pPr>
+        <w:pStyle w:val="Heading3"/>
+      </w:pPr>
+      <w:r>
+        <w:t>Practice 2: explain the deciding evidence</w:t>
+      </w:r>
+    </w:p>
+    <w:p>
+      <w:r>
+        <w:t>Changed-case practice: Replace h3 with z0. Which conclusion is supported by the supplied facts?</w:t>
+      </w:r>
+    </w:p>
+    <w:p>
+      <w:r>
+        <w:t>1. We can decide the result without examining the changed input or the procedure.</w:t>
+      </w:r>
+    </w:p>
+    <w:p>
+      <w:r>
+        <w:t>2. The shape passes; resource access is still undecided.</w:t>
+      </w:r>
+    </w:p>
+    <w:p>
+      <w:r>
+        <w:t>3. This one example guarantees correct results for every future input.</w:t>
+      </w:r>
+    </w:p>
+    <w:p>
+      <w:pPr>
+        <w:pStyle w:val="Heading3"/>
+      </w:pPr>
+      <w:r>
+        <w:t>My selected conclusion, deciding fact and explanation</w:t>
+      </w:r>
+    </w:p>
+    <w:p>
+      <w:r>
+        <w:t>________________________________________________________________</w:t>
+      </w:r>
+    </w:p>
+    <w:p>
+      <w:r>
+        <w:t>________________________________________________________________</w:t>
+      </w:r>
+    </w:p>
+    <w:p>
+      <w:r>
+        <w:t>________________________________________________________________</w:t>
+      </w:r>
+    </w:p>
+    <w:p>
+      <w:r>
+        <w:t>________________________________________________________________</w:t>
+      </w:r>
+    </w:p>
+    <w:p>
+      <w:r>
+        <w:t>________________________________________________________________</w:t>
+      </w:r>
+    </w:p>
+    <w:p>
+      <w:r>
+        <w:t>Hint if needed: Use the changed condition and the deciding step in the pictorial trace. The answer must say what follows from those facts.</w:t>
+      </w:r>
+    </w:p>
+    <w:p>
+      <w:r>
+        <w:t>After your attempt, compare with the supported explanation: The shape passes; resource access is still undecided. Structure contains no evidence of ownership or user permission.</w:t>
+      </w:r>
+    </w:p>
+    <w:p>
+      <w:pPr>
+        <w:pStyle w:val="Heading3"/>
+      </w:pPr>
+      <w:r>
+        <w:t>Repair a missing building block</w:t>
+      </w:r>
+    </w:p>
+    <w:p>
+      <w:r>
+        <w:t>Review External side effects and recovery (ai-6/17). Goal: Explain the mechanism and terminology of external side effects and recovery. Short practice: Distinguish a missing printer acknowledgement from confirmed failure. What should happen if J6 is complete, and what evidence changes when J6 is reliably reported absent?. Return to this week and explain what you changed.</w:t>
+      </w:r>
+    </w:p>
+    <w:p>
+      <w:r>
+        <w:t>Review Approval gates and idempotency (ai-6/15). Goal: Explain the mechanism and terminology of approval gates and idempotency. Short practice: Trace the two deliveries of approved K9. How many reservations should occur, and why can a new K10 for desk 5 not borrow K9’s approval?. Return to this week and explain what you changed.</w:t>
+      </w:r>
+    </w:p>
+    <w:p>
+      <w:r>
+        <w:t>Review Logs traces and privacy (ai-6/12). Goal: Explain the mechanism and terminology of logs traces and privacy. Short practice: Identify the purpose of R17, C8 and 240 ms in the trace. Which field is deliberately omitted, and why would logging the whole question violate this design?. Return to this week and explain what you changed.</w:t>
+      </w:r>
+    </w:p>
+    <w:p>
+      <w:pPr>
+        <w:pStyle w:val="Heading3"/>
+      </w:pPr>
+      <w:r>
+        <w:t>Predict, run and debug</w:t>
+      </w:r>
+    </w:p>
+    <w:p>
+      <w:r>
+        <w:t>The browser lab lets you edit the supported Python examples already included in this lesson. Predict first, run, inspect the actual output or error, change one input, then run again. Keep code, predictions, actual results and a reasoned revision together. On paper, label your result as a trace rather than an execution.</w:t>
+      </w:r>
+    </w:p>
+    <w:p>
+      <w:pPr>
+        <w:pStyle w:val="Heading3"/>
+      </w:pPr>
+      <w:r>
+        <w:t>Keep your completed work</w:t>
+      </w:r>
+    </w:p>
+    <w:p>
+      <w:r>
+        <w:t>Use Download completed work in the hosted lesson to export your answers, reflections, practice feedback and code-run evidence. Open the HTML copy to read or print it. Drafts stay in this browser when storage is available; clear drafts on a shared device.</w:t>
+      </w:r>
+    </w:p>
+    <w:p>
+      <w:pPr>
+        <w:pStyle w:val="Heading3"/>
+      </w:pPr>
+      <w:r>
+        <w:t>What I repaired, the evidence I kept and the next test</w:t>
+      </w:r>
+    </w:p>
+    <w:p>
+      <w:r>
+        <w:t>________________________________________________________________</w:t>
+      </w:r>
+    </w:p>
+    <w:p>
+      <w:r>
+        <w:t>________________________________________________________________</w:t>
+      </w:r>
+    </w:p>
+    <w:p>
+      <w:r>
+        <w:t>________________________________________________________________</w:t>
+      </w:r>
+    </w:p>
+    <w:p>
+      <w:r>
+        <w:t>________________________________________________________________</w:t>
+      </w:r>
+    </w:p>
+    <w:p>
+      <w:r>
+        <w:t>________________________________________________________________</w:t>
+      </w:r>
+    </w:p>
     <w:sectPr>
       <w:pgSz w:w="12240" w:h="15840"/>
       <w:pgMar w:top="936" w:right="1008" w:bottom="936" w:left="1008" w:header="720" w:footer="720" w:gutter="0"/>

--- a/downloads/workbook/ai-6-week-18.docx
+++ b/downloads/workbook/ai-6-week-18.docx
@@ -30,33 +30,45 @@
     </w:p>
     <w:p>
       <w:r>
-        <w:t>Try the recall before opening notes. Then use a different colour or a labelled second line to correct your explanation.</w:t>
+        <w:t>Record your starting explanation for Untrusted input boundaries before opening notes. Show any later correction separately.</w:t>
       </w:r>
     </w:p>
     <w:p>
       <w:pPr>
-        <w:pStyle w:val="Heading3"/>
-      </w:pPr>
-      <w:r>
-        <w:t>External side effects and recovery</w:t>
+        <w:spacing w:line="336" w:lineRule="auto" w:after="180"/>
+      </w:pPr>
+      <w:r>
+        <w:rPr>
+          <w:b w:val="0"/>
+        </w:rPr>
+        <w:t>Try the recall before opening notes. Then use a different colour or a labelled second line to correct your explanation.</w:t>
       </w:r>
     </w:p>
     <w:p>
-      <w:r>
-        <w:t>Without opening the old lesson, explain one key idea from External side effects and recovery. Give an example and a mistake that the idea helps you avoid.</w:t>
+      <w:pPr>
+        <w:pStyle w:val="Heading3"/>
+      </w:pPr>
+      <w:r>
+        <w:t>External side effects and recovery</w:t>
       </w:r>
     </w:p>
     <w:p>
       <w:pPr>
-        <w:pStyle w:val="Heading3"/>
-      </w:pPr>
-      <w:r>
-        <w:t>My remembered idea, example and correction</w:t>
+        <w:spacing w:line="336" w:lineRule="auto" w:after="180"/>
+      </w:pPr>
+      <w:r>
+        <w:rPr>
+          <w:b w:val="0"/>
+        </w:rPr>
+        <w:t>Without opening the old lesson, explain one key idea from External side effects and recovery. Give an example and a mistake that the idea helps you avoid.</w:t>
       </w:r>
     </w:p>
     <w:p>
-      <w:r>
-        <w:t>________________________________________________________________</w:t>
+      <w:pPr>
+        <w:pStyle w:val="Heading3"/>
+      </w:pPr>
+      <w:r>
+        <w:t>My remembered idea, example and correction</w:t>
       </w:r>
     </w:p>
     <w:p>
@@ -70,29 +82,35 @@
       </w:r>
     </w:p>
     <w:p>
-      <w:pPr>
-        <w:pStyle w:val="Heading3"/>
-      </w:pPr>
-      <w:r>
-        <w:t>Approval gates and idempotency</w:t>
+      <w:r>
+        <w:t>________________________________________________________________</w:t>
       </w:r>
     </w:p>
     <w:p>
-      <w:r>
-        <w:t>Without opening the old lesson, explain one key idea from Approval gates and idempotency. Give an example and a mistake that the idea helps you avoid.</w:t>
+      <w:pPr>
+        <w:pStyle w:val="Heading3"/>
+      </w:pPr>
+      <w:r>
+        <w:t>Approval gates and idempotency</w:t>
       </w:r>
     </w:p>
     <w:p>
       <w:pPr>
-        <w:pStyle w:val="Heading3"/>
-      </w:pPr>
-      <w:r>
-        <w:t>My remembered idea, example and correction</w:t>
+        <w:spacing w:line="336" w:lineRule="auto" w:after="180"/>
+      </w:pPr>
+      <w:r>
+        <w:rPr>
+          <w:b w:val="0"/>
+        </w:rPr>
+        <w:t>Without opening the old lesson, explain one key idea from Approval gates and idempotency. Give an example and a mistake that the idea helps you avoid.</w:t>
       </w:r>
     </w:p>
     <w:p>
-      <w:r>
-        <w:t>________________________________________________________________</w:t>
+      <w:pPr>
+        <w:pStyle w:val="Heading3"/>
+      </w:pPr>
+      <w:r>
+        <w:t>My remembered idea, example and correction</w:t>
       </w:r>
     </w:p>
     <w:p>
@@ -106,29 +124,35 @@
       </w:r>
     </w:p>
     <w:p>
-      <w:pPr>
-        <w:pStyle w:val="Heading3"/>
-      </w:pPr>
-      <w:r>
-        <w:t>Logs traces and privacy</w:t>
+      <w:r>
+        <w:t>________________________________________________________________</w:t>
       </w:r>
     </w:p>
     <w:p>
-      <w:r>
-        <w:t>Without opening the old lesson, explain one key idea from Logs traces and privacy. Give an example and a mistake that the idea helps you avoid.</w:t>
+      <w:pPr>
+        <w:pStyle w:val="Heading3"/>
+      </w:pPr>
+      <w:r>
+        <w:t>Logs traces and privacy</w:t>
       </w:r>
     </w:p>
     <w:p>
       <w:pPr>
-        <w:pStyle w:val="Heading3"/>
-      </w:pPr>
-      <w:r>
-        <w:t>My remembered idea, example and correction</w:t>
+        <w:spacing w:line="336" w:lineRule="auto" w:after="180"/>
+      </w:pPr>
+      <w:r>
+        <w:rPr>
+          <w:b w:val="0"/>
+        </w:rPr>
+        <w:t>Without opening the old lesson, explain one key idea from Logs traces and privacy. Give an example and a mistake that the idea helps you avoid.</w:t>
       </w:r>
     </w:p>
     <w:p>
-      <w:r>
-        <w:t>________________________________________________________________</w:t>
+      <w:pPr>
+        <w:pStyle w:val="Heading3"/>
+      </w:pPr>
+      <w:r>
+        <w:t>My remembered idea, example and correction</w:t>
       </w:r>
     </w:p>
     <w:p>
@@ -142,16 +166,44 @@
       </w:r>
     </w:p>
     <w:p>
-      <w:pPr>
-        <w:pStyle w:val="Heading1"/>
-      </w:pPr>
-      <w:r>
-        <w:t>02. Practise with fading help</w:t>
+      <w:r>
+        <w:t>________________________________________________________________</w:t>
       </w:r>
     </w:p>
     <w:p>
-      <w:r>
-        <w:t>Use W2: Trace the worked case for Untrusted input boundaries. Record the answer once; the lesson and workbook refer to the same attempt.</w:t>
+      <w:pPr>
+        <w:pStyle w:val="Heading1"/>
+      </w:pPr>
+      <w:r>
+        <w:t>02. Practise with fading help</w:t>
+      </w:r>
+    </w:p>
+    <w:p>
+      <w:r>
+        <w:t>Complete the supported Untrusted input boundaries trace and record the first step you can explain without help.</w:t>
+      </w:r>
+    </w:p>
+    <w:p>
+      <w:pPr>
+        <w:spacing w:line="336" w:lineRule="auto" w:after="180"/>
+      </w:pPr>
+      <w:r>
+        <w:rPr>
+          <w:b w:val="0"/>
+        </w:rPr>
+        <w:t xml:space="preserve">Use W2: Trace the worked case for </w:t>
+      </w:r>
+      <w:r>
+        <w:rPr>
+          <w:b/>
+        </w:rPr>
+        <w:t>Untrusted input</w:t>
+      </w:r>
+      <w:r>
+        <w:rPr>
+          <w:b w:val="0"/>
+        </w:rPr>
+        <w:t xml:space="preserve"> boundaries. Record the answer once; the lesson and workbook refer to the same attempt.</w:t>
       </w:r>
     </w:p>
     <w:tbl>
@@ -279,25 +331,49 @@
     </w:p>
     <w:p>
       <w:r>
-        <w:t>Use the worked case for Untrusted input boundaries. Proposed explanation: “The worked result establishes every future case”. Decide whether this explanation is supported. Point to the step or supplied fact that decides; explain your repair if needed.</w:t>
+        <w:t>Check the proposed Untrusted input boundaries explanation against the supplied facts before discussing it.</w:t>
       </w:r>
     </w:p>
     <w:p>
       <w:pPr>
-        <w:pStyle w:val="Heading3"/>
-      </w:pPr>
-      <w:r>
-        <w:t>My explanation before partner discussion</w:t>
+        <w:spacing w:line="336" w:lineRule="auto" w:after="180"/>
+      </w:pPr>
+      <w:r>
+        <w:rPr>
+          <w:b w:val="0"/>
+        </w:rPr>
+        <w:t xml:space="preserve">Use the worked case for </w:t>
+      </w:r>
+      <w:r>
+        <w:rPr>
+          <w:b/>
+        </w:rPr>
+        <w:t>Untrusted input</w:t>
+      </w:r>
+      <w:r>
+        <w:rPr>
+          <w:b w:val="0"/>
+        </w:rPr>
+        <w:t xml:space="preserve"> boundaries. Proposed explanation: “The worked result establishes every future case”. Decide whether this explanation is supported.</w:t>
       </w:r>
     </w:p>
     <w:p>
-      <w:r>
-        <w:t>________________________________________________________________</w:t>
+      <w:pPr>
+        <w:spacing w:line="336" w:lineRule="auto" w:after="180"/>
+      </w:pPr>
+      <w:r>
+        <w:rPr>
+          <w:b w:val="0"/>
+        </w:rPr>
+        <w:t>Point to the step or supplied fact that decides; explain your repair if needed.</w:t>
       </w:r>
     </w:p>
     <w:p>
-      <w:r>
-        <w:t>________________________________________________________________</w:t>
+      <w:pPr>
+        <w:pStyle w:val="Heading3"/>
+      </w:pPr>
+      <w:r>
+        <w:t>My explanation before partner discussion</w:t>
       </w:r>
     </w:p>
     <w:p>
@@ -311,47 +387,60 @@
       </w:r>
     </w:p>
     <w:p>
-      <w:pPr>
-        <w:pStyle w:val="Heading1"/>
-      </w:pPr>
-      <w:r>
-        <w:t>04. Independent transfer case</w:t>
+      <w:r>
+        <w:t>________________________________________________________________</w:t>
       </w:r>
     </w:p>
     <w:p>
-      <w:pPr>
-        <w:pStyle w:val="Heading3"/>
-      </w:pPr>
-      <w:r>
-        <w:t>Independent case: Changed independent case</w:t>
+      <w:r>
+        <w:t>________________________________________________________________</w:t>
       </w:r>
     </w:p>
     <w:p>
-      <w:r>
-        <w:t>Input format is exactly one ASCII uppercase letter followed by one digit, with no trimming. Evaluate C0, c0, C00, "C0 ", and None. Does a valid format grant access?</w:t>
+      <w:pPr>
+        <w:pStyle w:val="Heading1"/>
+      </w:pPr>
+      <w:r>
+        <w:t>04. Independent transfer case</w:t>
       </w:r>
     </w:p>
     <w:p>
-      <w:pPr>
-        <w:pStyle w:val="Heading3"/>
-      </w:pPr>
-      <w:r>
-        <w:t>My independent explanation, trace and limits</w:t>
+      <w:r>
+        <w:t>Write one first attempt at the reserved independent case before feedback. Repeated copies of that case refer to the same recorded attempt.</w:t>
       </w:r>
     </w:p>
     <w:p>
-      <w:r>
-        <w:t>________________________________________________________________</w:t>
+      <w:pPr>
+        <w:pStyle w:val="Heading3"/>
+      </w:pPr>
+      <w:r>
+        <w:t>Independent case: Changed independent case</w:t>
       </w:r>
     </w:p>
     <w:p>
-      <w:r>
-        <w:t>________________________________________________________________</w:t>
+      <w:pPr>
+        <w:spacing w:line="336" w:lineRule="auto" w:after="180"/>
+        <w:shd w:fill="F5F1FB"/>
+      </w:pPr>
+      <w:r>
+        <w:rPr>
+          <w:b/>
+        </w:rPr>
+        <w:t>Input</w:t>
+      </w:r>
+      <w:r>
+        <w:rPr>
+          <w:b w:val="0"/>
+        </w:rPr>
+        <w:t xml:space="preserve"> format is exactly one ASCII uppercase letter followed by one digit, with no trimming. Evaluate C0, c0, C00, "C0 ", and None. Does a valid format grant access?</w:t>
       </w:r>
     </w:p>
     <w:p>
-      <w:r>
-        <w:t>________________________________________________________________</w:t>
+      <w:pPr>
+        <w:pStyle w:val="Heading3"/>
+      </w:pPr>
+      <w:r>
+        <w:t>My independent explanation, trace and limits</w:t>
       </w:r>
     </w:p>
     <w:p>
@@ -376,48 +465,96 @@
     </w:p>
     <w:p>
       <w:r>
-        <w:t>Attempt this case before feedback. Record any help. Earlier examples below are further practice; a case already practised with feedback cannot establish fresh transfer.</w:t>
+        <w:t>________________________________________________________________</w:t>
       </w:r>
     </w:p>
     <w:p>
-      <w:pPr>
-        <w:pStyle w:val="Heading1"/>
-      </w:pPr>
-      <w:r>
-        <w:t>05. W1 Explain the mechanism</w:t>
+      <w:r>
+        <w:t>________________________________________________________________</w:t>
       </w:r>
     </w:p>
     <w:p>
       <w:r>
-        <w:t>Explain the weekly mechanism in your own words. Use the worked scenario to name its input, decision rule and output.</w:t>
+        <w:t>________________________________________________________________</w:t>
       </w:r>
     </w:p>
     <w:p>
       <w:pPr>
-        <w:pStyle w:val="Heading3"/>
-      </w:pPr>
-      <w:r>
-        <w:t>My reasoning and evidence</w:t>
+        <w:spacing w:line="336" w:lineRule="auto" w:after="180"/>
+      </w:pPr>
+      <w:r>
+        <w:rPr>
+          <w:b w:val="0"/>
+        </w:rPr>
+        <w:t>Attempt this case before feedback. Record any help. Earlier examples below are further practice; a case already practised with feedback cannot establish fresh transfer.</w:t>
       </w:r>
     </w:p>
     <w:p>
-      <w:r>
-        <w:t>________________________________________________________________</w:t>
+      <w:pPr>
+        <w:pStyle w:val="Heading1"/>
+      </w:pPr>
+      <w:r>
+        <w:t>05. W1 Explain the mechanism</w:t>
       </w:r>
     </w:p>
     <w:p>
       <w:r>
-        <w:t>________________________________________________________________</w:t>
+        <w:t>Explain the mechanism. Apply the supplied Untrusted input boundaries facts and keep your reasoning.</w:t>
       </w:r>
     </w:p>
     <w:p>
-      <w:r>
-        <w:t>________________________________________________________________</w:t>
+      <w:pPr>
+        <w:spacing w:line="336" w:lineRule="auto" w:after="180"/>
+      </w:pPr>
+      <w:r>
+        <w:rPr>
+          <w:b w:val="0"/>
+        </w:rPr>
+        <w:t xml:space="preserve">Explain the weekly </w:t>
+      </w:r>
+      <w:r>
+        <w:rPr>
+          <w:b/>
+        </w:rPr>
+        <w:t>mechanism</w:t>
+      </w:r>
+      <w:r>
+        <w:rPr>
+          <w:b w:val="0"/>
+        </w:rPr>
+        <w:t xml:space="preserve"> in your own words. Use the worked scenario to name its </w:t>
+      </w:r>
+      <w:r>
+        <w:rPr>
+          <w:b/>
+        </w:rPr>
+        <w:t>input</w:t>
+      </w:r>
+      <w:r>
+        <w:rPr>
+          <w:b w:val="0"/>
+        </w:rPr>
+        <w:t xml:space="preserve">, decision rule and </w:t>
+      </w:r>
+      <w:r>
+        <w:rPr>
+          <w:b/>
+        </w:rPr>
+        <w:t>output</w:t>
+      </w:r>
+      <w:r>
+        <w:rPr>
+          <w:b w:val="0"/>
+        </w:rPr>
+        <w:t>.</w:t>
       </w:r>
     </w:p>
     <w:p>
-      <w:r>
-        <w:t>________________________________________________________________</w:t>
+      <w:pPr>
+        <w:pStyle w:val="Heading3"/>
+      </w:pPr>
+      <w:r>
+        <w:t>My reasoning and evidence</w:t>
       </w:r>
     </w:p>
     <w:p>
@@ -431,24 +568,18 @@
       </w:r>
     </w:p>
     <w:p>
-      <w:pPr>
-        <w:pStyle w:val="Heading1"/>
-      </w:pPr>
-      <w:r>
-        <w:t>06. W2 Trace the worked case</w:t>
+      <w:r>
+        <w:t>________________________________________________________________</w:t>
       </w:r>
     </w:p>
     <w:p>
       <w:r>
-        <w:t>Inputs A1 and delete_all() are supplied to room lookup. Show the intermediate steps and give the conclusion with its scope.</w:t>
+        <w:t>________________________________________________________________</w:t>
       </w:r>
     </w:p>
     <w:p>
-      <w:pPr>
-        <w:pStyle w:val="Heading3"/>
-      </w:pPr>
-      <w:r>
-        <w:t>My reasoning and evidence</w:t>
+      <w:r>
+        <w:t>________________________________________________________________</w:t>
       </w:r>
     </w:p>
     <w:p>
@@ -457,23 +588,41 @@
       </w:r>
     </w:p>
     <w:p>
-      <w:r>
-        <w:t>________________________________________________________________</w:t>
+      <w:pPr>
+        <w:pStyle w:val="Heading1"/>
+      </w:pPr>
+      <w:r>
+        <w:t>06. W2 Trace the worked case</w:t>
       </w:r>
     </w:p>
     <w:p>
       <w:r>
-        <w:t>________________________________________________________________</w:t>
+        <w:t>Trace the worked case. Apply the supplied Untrusted input boundaries facts and keep your reasoning.</w:t>
       </w:r>
     </w:p>
     <w:p>
-      <w:r>
-        <w:t>________________________________________________________________</w:t>
+      <w:pPr>
+        <w:spacing w:line="336" w:lineRule="auto" w:after="180"/>
+      </w:pPr>
+      <w:r>
+        <w:rPr>
+          <w:b/>
+        </w:rPr>
+        <w:t>Input</w:t>
+      </w:r>
+      <w:r>
+        <w:rPr>
+          <w:b w:val="0"/>
+        </w:rPr>
+        <w:t>s A1 and delete_all() are supplied to room lookup. Show the intermediate steps and give the conclusion with its scope.</w:t>
       </w:r>
     </w:p>
     <w:p>
-      <w:r>
-        <w:t>________________________________________________________________</w:t>
+      <w:pPr>
+        <w:pStyle w:val="Heading3"/>
+      </w:pPr>
+      <w:r>
+        <w:t>My reasoning and evidence</w:t>
       </w:r>
     </w:p>
     <w:p>
@@ -487,24 +636,18 @@
       </w:r>
     </w:p>
     <w:p>
-      <w:pPr>
-        <w:pStyle w:val="Heading1"/>
-      </w:pPr>
-      <w:r>
-        <w:t>07. W3 Audit the limit</w:t>
+      <w:r>
+        <w:t>________________________________________________________________</w:t>
       </w:r>
     </w:p>
     <w:p>
       <w:r>
-        <w:t>A report omits this qualification: A format check does not grant resource access; authorisation follows separately. Explain how omitting it could change a reader's interpretation, and write an accurate replacement.</w:t>
+        <w:t>________________________________________________________________</w:t>
       </w:r>
     </w:p>
     <w:p>
-      <w:pPr>
-        <w:pStyle w:val="Heading3"/>
-      </w:pPr>
-      <w:r>
-        <w:t>My reasoning and evidence</w:t>
+      <w:r>
+        <w:t>________________________________________________________________</w:t>
       </w:r>
     </w:p>
     <w:p>
@@ -518,44 +661,50 @@
       </w:r>
     </w:p>
     <w:p>
-      <w:r>
-        <w:t>________________________________________________________________</w:t>
+      <w:pPr>
+        <w:pStyle w:val="Heading1"/>
+      </w:pPr>
+      <w:r>
+        <w:t>07. W3 Audit the limit</w:t>
       </w:r>
     </w:p>
     <w:p>
       <w:r>
-        <w:t>________________________________________________________________</w:t>
+        <w:t>Audit the limit. Apply the supplied Untrusted input boundaries facts and keep your reasoning.</w:t>
       </w:r>
     </w:p>
     <w:p>
-      <w:r>
-        <w:t>________________________________________________________________</w:t>
+      <w:pPr>
+        <w:spacing w:line="336" w:lineRule="auto" w:after="180"/>
+      </w:pPr>
+      <w:r>
+        <w:rPr>
+          <w:b w:val="0"/>
+        </w:rPr>
+        <w:t>A report omits this qualification: A format check does not grant resource access; authorisation follows separately. Explain how omitting it could change a reader's interpretation, and write an accurate replacement.</w:t>
       </w:r>
     </w:p>
     <w:p>
-      <w:r>
-        <w:t>________________________________________________________________</w:t>
+      <w:pPr>
+        <w:pStyle w:val="Heading3"/>
+      </w:pPr>
+      <w:r>
+        <w:t>My reasoning and evidence</w:t>
       </w:r>
     </w:p>
     <w:p>
-      <w:pPr>
-        <w:pStyle w:val="Heading1"/>
-      </w:pPr>
-      <w:r>
-        <w:t>08. W4 Apply a new case independently</w:t>
+      <w:r>
+        <w:t>________________________________________________________________</w:t>
       </w:r>
     </w:p>
     <w:p>
       <w:r>
-        <w:t>Classify B2, b2, B22 and B2; DROP under the exact format.</w:t>
+        <w:t>________________________________________________________________</w:t>
       </w:r>
     </w:p>
     <w:p>
-      <w:pPr>
-        <w:pStyle w:val="Heading3"/>
-      </w:pPr>
-      <w:r>
-        <w:t>My reasoning and evidence</w:t>
+      <w:r>
+        <w:t>________________________________________________________________</w:t>
       </w:r>
     </w:p>
     <w:p>
@@ -574,23 +723,35 @@
       </w:r>
     </w:p>
     <w:p>
-      <w:r>
-        <w:t>________________________________________________________________</w:t>
+      <w:pPr>
+        <w:pStyle w:val="Heading1"/>
+      </w:pPr>
+      <w:r>
+        <w:t>08. W4 Apply a new case independently</w:t>
       </w:r>
     </w:p>
     <w:p>
       <w:r>
-        <w:t>________________________________________________________________</w:t>
+        <w:t>Attempt before feedback. If this repeats the selected independent case, reuse that first attempt; otherwise keep a separate record. Apply a new case independently. Apply the supplied Untrusted input boundaries facts and keep your reasoning.</w:t>
       </w:r>
     </w:p>
     <w:p>
-      <w:r>
-        <w:t>________________________________________________________________</w:t>
+      <w:pPr>
+        <w:spacing w:line="336" w:lineRule="auto" w:after="180"/>
+      </w:pPr>
+      <w:r>
+        <w:rPr>
+          <w:b w:val="0"/>
+        </w:rPr>
+        <w:t>Classify B2, b2, B22 and B2; DROP under the exact format.</w:t>
       </w:r>
     </w:p>
     <w:p>
-      <w:r>
-        <w:t>________________________________________________________________</w:t>
+      <w:pPr>
+        <w:pStyle w:val="Heading3"/>
+      </w:pPr>
+      <w:r>
+        <w:t>My reasoning and evidence</w:t>
       </w:r>
     </w:p>
     <w:p>
@@ -599,24 +760,18 @@
       </w:r>
     </w:p>
     <w:p>
-      <w:pPr>
-        <w:pStyle w:val="Heading1"/>
-      </w:pPr>
-      <w:r>
-        <w:t>09. W5 Design a revealing follow-up</w:t>
+      <w:r>
+        <w:t>________________________________________________________________</w:t>
       </w:r>
     </w:p>
     <w:p>
       <w:r>
-        <w:t>For the worked scenario, propose one additional case that could reveal a failure, describe its expected outcome before running it, and explain what would need to remain fixed for a fair comparison. Do not reuse W4 as a new final test after receiving feedback.</w:t>
+        <w:t>________________________________________________________________</w:t>
       </w:r>
     </w:p>
     <w:p>
-      <w:pPr>
-        <w:pStyle w:val="Heading3"/>
-      </w:pPr>
-      <w:r>
-        <w:t>My reasoning and evidence</w:t>
+      <w:r>
+        <w:t>________________________________________________________________</w:t>
       </w:r>
     </w:p>
     <w:p>
@@ -640,39 +795,51 @@
       </w:r>
     </w:p>
     <w:p>
-      <w:r>
-        <w:t>________________________________________________________________</w:t>
+      <w:pPr>
+        <w:pStyle w:val="Heading1"/>
+      </w:pPr>
+      <w:r>
+        <w:t>09. W5 Design a revealing follow-up</w:t>
       </w:r>
     </w:p>
     <w:p>
       <w:r>
-        <w:t>________________________________________________________________</w:t>
+        <w:t>Design a revealing follow-up. Apply the supplied Untrusted input boundaries facts and keep your reasoning.</w:t>
       </w:r>
     </w:p>
     <w:p>
-      <w:r>
-        <w:t>________________________________________________________________</w:t>
+      <w:pPr>
+        <w:spacing w:line="336" w:lineRule="auto" w:after="180"/>
+      </w:pPr>
+      <w:r>
+        <w:rPr>
+          <w:b w:val="0"/>
+        </w:rPr>
+        <w:t>For the worked scenario, propose one additional case that could reveal a failure, describe its expected outcome before running it, and explain what would need to remain fixed for a fair comparison.</w:t>
       </w:r>
     </w:p>
     <w:p>
       <w:pPr>
-        <w:pStyle w:val="Heading1"/>
-      </w:pPr>
-      <w:r>
-        <w:t>10. Project checkpoint and reflection</w:t>
+        <w:spacing w:line="336" w:lineRule="auto" w:after="180"/>
+      </w:pPr>
+      <w:r>
+        <w:rPr>
+          <w:b w:val="0"/>
+        </w:rPr>
+        <w:t>Do not reuse W4 as a new final test after receiving feedback.</w:t>
       </w:r>
     </w:p>
     <w:p>
-      <w:r>
-        <w:t>Add a labelled untrusted input boundaries evidence sheet to Grounded Learning Service. Show how you can explain the mechanism and terminology of untrusted input boundaries. Use the supplied fictional case and keep its inputs, intermediate steps, calculation or prediction, and limitation. Connect this record to last week’s record; a matching answer without a trace is insufficient.</w:t>
+      <w:pPr>
+        <w:pStyle w:val="Heading3"/>
+      </w:pPr>
+      <w:r>
+        <w:t>My reasoning and evidence</w:t>
       </w:r>
     </w:p>
     <w:p>
-      <w:pPr>
-        <w:pStyle w:val="Heading3"/>
-      </w:pPr>
-      <w:r>
-        <w:t>My project change, supporting evidence and remaining limit</w:t>
+      <w:r>
+        <w:t>________________________________________________________________</w:t>
       </w:r>
     </w:p>
     <w:p>
@@ -710,7 +877,157 @@
         <w:pStyle w:val="Heading1"/>
       </w:pPr>
       <w:r>
+        <w:t>10. Project checkpoint and reflection</w:t>
+      </w:r>
+    </w:p>
+    <w:p>
+      <w:r>
+        <w:t>Connect Untrusted input boundaries to Grounded Learning Service, identify a limit and choose the next useful test.</w:t>
+      </w:r>
+    </w:p>
+    <w:p>
+      <w:pPr>
+        <w:spacing w:line="336" w:lineRule="auto" w:after="180"/>
+      </w:pPr>
+      <w:r>
+        <w:rPr>
+          <w:b w:val="0"/>
+        </w:rPr>
+        <w:t xml:space="preserve">Add a labelled </w:t>
+      </w:r>
+      <w:r>
+        <w:rPr>
+          <w:b/>
+        </w:rPr>
+        <w:t>untrusted input</w:t>
+      </w:r>
+      <w:r>
+        <w:rPr>
+          <w:b w:val="0"/>
+        </w:rPr>
+        <w:t xml:space="preserve"> boundaries </w:t>
+      </w:r>
+      <w:r>
+        <w:rPr>
+          <w:b/>
+        </w:rPr>
+        <w:t>evidence</w:t>
+      </w:r>
+      <w:r>
+        <w:rPr>
+          <w:b w:val="0"/>
+        </w:rPr>
+        <w:t xml:space="preserve"> sheet to Grounded Learning Service. Show how you can explain the </w:t>
+      </w:r>
+      <w:r>
+        <w:rPr>
+          <w:b/>
+        </w:rPr>
+        <w:t>mechanism</w:t>
+      </w:r>
+      <w:r>
+        <w:rPr>
+          <w:b w:val="0"/>
+        </w:rPr>
+        <w:t xml:space="preserve"> and terminology of </w:t>
+      </w:r>
+      <w:r>
+        <w:rPr>
+          <w:b/>
+        </w:rPr>
+        <w:t>untrusted input</w:t>
+      </w:r>
+      <w:r>
+        <w:rPr>
+          <w:b w:val="0"/>
+        </w:rPr>
+        <w:t xml:space="preserve"> boundaries.</w:t>
+      </w:r>
+    </w:p>
+    <w:p>
+      <w:pPr>
+        <w:spacing w:line="336" w:lineRule="auto" w:after="180"/>
+      </w:pPr>
+      <w:r>
+        <w:rPr>
+          <w:b w:val="0"/>
+        </w:rPr>
+        <w:t xml:space="preserve">Use the supplied fictional case and keep its </w:t>
+      </w:r>
+      <w:r>
+        <w:rPr>
+          <w:b/>
+        </w:rPr>
+        <w:t>input</w:t>
+      </w:r>
+      <w:r>
+        <w:rPr>
+          <w:b w:val="0"/>
+        </w:rPr>
+        <w:t xml:space="preserve">s, intermediate steps, calculation or </w:t>
+      </w:r>
+      <w:r>
+        <w:rPr>
+          <w:b/>
+        </w:rPr>
+        <w:t>prediction</w:t>
+      </w:r>
+      <w:r>
+        <w:rPr>
+          <w:b w:val="0"/>
+        </w:rPr>
+        <w:t>, and limitation. Connect this record to last week’s record; a matching answer without a trace is insufficient.</w:t>
+      </w:r>
+    </w:p>
+    <w:p>
+      <w:pPr>
+        <w:pStyle w:val="Heading3"/>
+      </w:pPr>
+      <w:r>
+        <w:t>My project change, supporting evidence and remaining limit</w:t>
+      </w:r>
+    </w:p>
+    <w:p>
+      <w:r>
+        <w:t>________________________________________________________________</w:t>
+      </w:r>
+    </w:p>
+    <w:p>
+      <w:r>
+        <w:t>________________________________________________________________</w:t>
+      </w:r>
+    </w:p>
+    <w:p>
+      <w:r>
+        <w:t>________________________________________________________________</w:t>
+      </w:r>
+    </w:p>
+    <w:p>
+      <w:r>
+        <w:t>________________________________________________________________</w:t>
+      </w:r>
+    </w:p>
+    <w:p>
+      <w:r>
+        <w:t>________________________________________________________________</w:t>
+      </w:r>
+    </w:p>
+    <w:p>
+      <w:r>
+        <w:t>________________________________________________________________</w:t>
+      </w:r>
+    </w:p>
+    <w:p>
+      <w:pPr>
+        <w:pStyle w:val="Heading1"/>
+      </w:pPr>
+      <w:r>
         <w:t>11. Feedback, return check and learning record</w:t>
+      </w:r>
+    </w:p>
+    <w:p>
+      <w:r>
+        <w:t>Record the first repaired step and a different case to revisit after a delay.</w:t>
       </w:r>
     </w:p>
     <w:tbl>
@@ -850,7 +1167,13 @@
       </w:tr>
     </w:tbl>
     <w:p>
-      <w:r>
+      <w:pPr>
+        <w:spacing w:line="336" w:lineRule="auto" w:after="180"/>
+      </w:pPr>
+      <w:r>
+        <w:rPr>
+          <w:b w:val="0"/>
+        </w:rPr>
         <w:t>Revisit this idea with your teacher after a delay. Familiarity is different from explaining and using it on a changed case.</w:t>
       </w:r>
     </w:p>
@@ -864,12 +1187,35 @@
     </w:p>
     <w:p>
       <w:r>
-        <w:t>Check shape before permission. A toy tool accepts exactly one ASCII lowercase letter followed by one digit, with no trimming.</w:t>
+        <w:t>Check shape before permission. A toy tool accepts exactly one ASCII lowercase letter followed by one digit, with no trimming. Explain the labelled step before checking the changed condition.</w:t>
       </w:r>
     </w:p>
     <w:p>
-      <w:r>
-        <w:t>Inputs h3, H3, h30 and "h3 ". Shape acceptance never grants access by itself.</w:t>
+      <w:pPr>
+        <w:spacing w:line="336" w:lineRule="auto" w:after="180"/>
+      </w:pPr>
+      <w:r>
+        <w:rPr>
+          <w:b w:val="0"/>
+        </w:rPr>
+        <w:t>Check shape before permission. A toy tool accepts exactly one ASCII lowercase letter followed by one digit, with no trimming.</w:t>
+      </w:r>
+    </w:p>
+    <w:p>
+      <w:pPr>
+        <w:spacing w:line="336" w:lineRule="auto" w:after="180"/>
+      </w:pPr>
+      <w:r>
+        <w:rPr>
+          <w:b/>
+        </w:rPr>
+        <w:t>Input</w:t>
+      </w:r>
+      <w:r>
+        <w:rPr>
+          <w:b w:val="0"/>
+        </w:rPr>
+        <w:t>s h3, H3, h30 and "h3 ". Shape acceptance never grants access by itself.</w:t>
       </w:r>
     </w:p>
     <w:p>
@@ -909,8 +1255,27 @@
       </w:r>
     </w:p>
     <w:p>
-      <w:r>
-        <w:t>Classify h3, H3, h30 and the trailing-space input by the stated shape contract. Does a valid z0 grant record access, and which separate gate still remains?</w:t>
+      <w:pPr>
+        <w:spacing w:line="336" w:lineRule="auto" w:after="180"/>
+        <w:shd w:fill="F5F1FB"/>
+      </w:pPr>
+      <w:r>
+        <w:rPr>
+          <w:b w:val="0"/>
+        </w:rPr>
+        <w:t xml:space="preserve">Classify h3, H3, h30 and the trailing-space </w:t>
+      </w:r>
+      <w:r>
+        <w:rPr>
+          <w:b/>
+        </w:rPr>
+        <w:t>input</w:t>
+      </w:r>
+      <w:r>
+        <w:rPr>
+          <w:b w:val="0"/>
+        </w:rPr>
+        <w:t xml:space="preserve"> by the stated shape contract. Does a valid z0 grant record access, and which separate gate still remains?</w:t>
       </w:r>
     </w:p>
     <w:p>
@@ -952,36 +1317,116 @@
       </w:r>
     </w:p>
     <w:p>
-      <w:r>
-        <w:t>Support used: alone / hint / worked example. This record is practice evidence.</w:t>
+      <w:pPr>
+        <w:pStyle w:val="Heading3"/>
+      </w:pPr>
+      <w:r>
+        <w:t>Record the help used</w:t>
       </w:r>
     </w:p>
     <w:p>
-      <w:r>
-        <w:t>Project connection: For the Grounded Learning Service, retain an annotated trace and the changed-case result. Name the contract or evidence that makes the deciding step valid, so another team can review it.</w:t>
+      <w:pPr>
+        <w:spacing w:line="336" w:lineRule="auto" w:after="180"/>
+        <w:shd w:fill="F1F6F8"/>
+      </w:pPr>
+      <w:r>
+        <w:rPr>
+          <w:b w:val="0"/>
+        </w:rPr>
+        <w:t xml:space="preserve">Support used: alone / hint / worked example. This record is practice </w:t>
+      </w:r>
+      <w:r>
+        <w:rPr>
+          <w:b/>
+        </w:rPr>
+        <w:t>evidence</w:t>
+      </w:r>
+      <w:r>
+        <w:rPr>
+          <w:b w:val="0"/>
+        </w:rPr>
+        <w:t>.</w:t>
       </w:r>
     </w:p>
     <w:p>
       <w:pPr>
-        <w:pStyle w:val="Heading1"/>
-      </w:pPr>
-      <w:r>
-        <w:t>13. Project portfolio milestone</w:t>
+        <w:spacing w:line="336" w:lineRule="auto" w:after="180"/>
+      </w:pPr>
+      <w:r>
+        <w:rPr>
+          <w:b w:val="0"/>
+        </w:rPr>
+        <w:t xml:space="preserve">Project connection: For the Grounded Learning Service, retain an annotated trace and the changed-case result. Name the contract or </w:t>
+      </w:r>
+      <w:r>
+        <w:rPr>
+          <w:b/>
+        </w:rPr>
+        <w:t>evidence</w:t>
+      </w:r>
+      <w:r>
+        <w:rPr>
+          <w:b w:val="0"/>
+        </w:rPr>
+        <w:t xml:space="preserve"> that makes the deciding step valid, so another team can review it.</w:t>
       </w:r>
     </w:p>
     <w:p>
-      <w:r>
-        <w:t>Project: Grounded Learning Service</w:t>
+      <w:pPr>
+        <w:pStyle w:val="Heading1"/>
+      </w:pPr>
+      <w:r>
+        <w:t>13. Project portfolio milestone</w:t>
       </w:r>
     </w:p>
     <w:p>
       <w:r>
-        <w:t>Current milestone: Test changed cases. Keep normal, boundary and failure cases; compare expected and observed results.</w:t>
+        <w:t>Keep this week’s input, deciding step, result and limit together in the Grounded Learning Service record.</w:t>
       </w:r>
     </w:p>
     <w:p>
-      <w:r>
-        <w:t>For the Grounded Learning Service, retain an annotated trace and the changed-case result. Name the contract or evidence that makes the deciding step valid, so another team can review it.</w:t>
+      <w:pPr>
+        <w:spacing w:line="336" w:lineRule="auto" w:after="180"/>
+      </w:pPr>
+      <w:r>
+        <w:rPr>
+          <w:b w:val="0"/>
+        </w:rPr>
+        <w:t>Project: Grounded Learning Service</w:t>
+      </w:r>
+    </w:p>
+    <w:p>
+      <w:pPr>
+        <w:spacing w:line="336" w:lineRule="auto" w:after="180"/>
+      </w:pPr>
+      <w:r>
+        <w:rPr>
+          <w:b w:val="0"/>
+        </w:rPr>
+        <w:t>Current milestone: Test changed cases. Keep normal, boundary and failure cases; compare expected and observed results.</w:t>
+      </w:r>
+    </w:p>
+    <w:p>
+      <w:pPr>
+        <w:spacing w:line="336" w:lineRule="auto" w:after="180"/>
+      </w:pPr>
+      <w:r>
+        <w:rPr>
+          <w:b w:val="0"/>
+        </w:rPr>
+        <w:t xml:space="preserve">For the Grounded Learning Service, retain an annotated trace and the changed-case result. Name the contract or </w:t>
+      </w:r>
+      <w:r>
+        <w:rPr>
+          <w:b/>
+        </w:rPr>
+        <w:t>evidence</w:t>
+      </w:r>
+      <w:r>
+        <w:rPr>
+          <w:b w:val="0"/>
+        </w:rPr>
+        <w:t xml:space="preserve"> that makes the deciding step valid, so another team can review it.</w:t>
       </w:r>
     </w:p>
     <w:tbl>
@@ -1143,53 +1588,92 @@
     </w:p>
     <w:p>
       <w:r>
-        <w:t>Use this supported practice once, in the browser or on paper. Keep the reserved independent assessment for a separate first attempt before teacher feedback.</w:t>
+        <w:t>Try the supported questions before comparing with hints and feedback. Record what you repaired and the evidence you retained.</w:t>
       </w:r>
     </w:p>
     <w:p>
-      <w:r>
-        <w:t>Check shape before permission. A toy tool accepts exactly one ASCII lowercase letter followed by one digit, with no trimming.</w:t>
+      <w:pPr>
+        <w:spacing w:line="336" w:lineRule="auto" w:after="180"/>
+      </w:pPr>
+      <w:r>
+        <w:rPr>
+          <w:b w:val="0"/>
+        </w:rPr>
+        <w:t>Use this supported practice once, in the browser or on paper. Keep the reserved independent assessment for a separate first attempt before teacher feedback.</w:t>
       </w:r>
     </w:p>
     <w:p>
       <w:pPr>
-        <w:pStyle w:val="Heading3"/>
-      </w:pPr>
-      <w:r>
-        <w:t>Practice 1: explain the deciding evidence</w:t>
+        <w:spacing w:line="336" w:lineRule="auto" w:after="180"/>
+      </w:pPr>
+      <w:r>
+        <w:rPr>
+          <w:b w:val="0"/>
+        </w:rPr>
+        <w:t>Check shape before permission. A toy tool accepts exactly one ASCII lowercase letter followed by one digit, with no trimming.</w:t>
       </w:r>
     </w:p>
     <w:p>
-      <w:r>
-        <w:t>Which labelled step matches this detail? An accepted identifier still needs trusted authorisation.</w:t>
+      <w:pPr>
+        <w:pStyle w:val="Heading3"/>
+      </w:pPr>
+      <w:r>
+        <w:t>Practice 1: explain the deciding evidence</w:t>
       </w:r>
     </w:p>
     <w:p>
-      <w:r>
-        <w:t>1. Reject wrong shapes</w:t>
+      <w:pPr>
+        <w:spacing w:line="336" w:lineRule="auto" w:after="180"/>
+      </w:pPr>
+      <w:r>
+        <w:rPr>
+          <w:b w:val="0"/>
+        </w:rPr>
+        <w:t>Which labelled step matches this detail? An accepted identifier still needs trusted authorisation.</w:t>
       </w:r>
     </w:p>
     <w:p>
-      <w:r>
-        <w:t>2. Check authority next</w:t>
+      <w:pPr>
+        <w:spacing w:line="336" w:lineRule="auto" w:after="180"/>
+        <w:shd w:fill="F4F9FC"/>
+      </w:pPr>
+      <w:r>
+        <w:rPr>
+          <w:b w:val="0"/>
+        </w:rPr>
+        <w:t>1. Reject wrong shapes</w:t>
       </w:r>
     </w:p>
     <w:p>
-      <w:r>
-        <w:t>3. Validate h3</w:t>
+      <w:pPr>
+        <w:spacing w:line="336" w:lineRule="auto" w:after="180"/>
+        <w:shd w:fill="F4F9FC"/>
+      </w:pPr>
+      <w:r>
+        <w:rPr>
+          <w:b w:val="0"/>
+        </w:rPr>
+        <w:t>2. Check authority next</w:t>
       </w:r>
     </w:p>
     <w:p>
       <w:pPr>
-        <w:pStyle w:val="Heading3"/>
-      </w:pPr>
-      <w:r>
-        <w:t>My selected conclusion, deciding fact and explanation</w:t>
+        <w:spacing w:line="336" w:lineRule="auto" w:after="180"/>
+        <w:shd w:fill="F4F9FC"/>
+      </w:pPr>
+      <w:r>
+        <w:rPr>
+          <w:b w:val="0"/>
+        </w:rPr>
+        <w:t>3. Validate h3</w:t>
       </w:r>
     </w:p>
     <w:p>
-      <w:r>
-        <w:t>________________________________________________________________</w:t>
+      <w:pPr>
+        <w:pStyle w:val="Heading3"/>
+      </w:pPr>
+      <w:r>
+        <w:t>My selected conclusion, deciding fact and explanation</w:t>
       </w:r>
     </w:p>
     <w:p>
@@ -1214,40 +1698,91 @@
     </w:p>
     <w:p>
       <w:r>
-        <w:t>Hint if needed: Read the steps in the pictorial case. Match the supplied detail to the stage that performs or records it.</w:t>
+        <w:t>________________________________________________________________</w:t>
       </w:r>
     </w:p>
     <w:p>
-      <w:r>
-        <w:t>After your attempt, compare with the supported explanation: Check authority next An accepted identifier still needs trusted authorisation. Input shape and permission answer different questions. Silently normalising these inputs would change the stated contract.</w:t>
+      <w:pPr>
+        <w:pStyle w:val="Heading3"/>
+      </w:pPr>
+      <w:r>
+        <w:t>Hint · try first</w:t>
       </w:r>
     </w:p>
     <w:p>
       <w:pPr>
-        <w:pStyle w:val="Heading3"/>
-      </w:pPr>
-      <w:r>
-        <w:t>Practice 2: explain the deciding evidence</w:t>
+        <w:spacing w:line="336" w:lineRule="auto" w:after="180"/>
+        <w:shd w:fill="F1F6F8"/>
+      </w:pPr>
+      <w:r>
+        <w:rPr>
+          <w:b w:val="0"/>
+        </w:rPr>
+        <w:t>Hint if needed: Read the steps in the pictorial case. Match the supplied detail to the stage that performs or records it.</w:t>
       </w:r>
     </w:p>
     <w:p>
-      <w:r>
-        <w:t>Changed-case practice: Replace h3 with z0. Which conclusion is supported by the supplied facts?</w:t>
+      <w:pPr>
+        <w:pStyle w:val="Heading3"/>
+      </w:pPr>
+      <w:r>
+        <w:t>Feedback · compare after trying</w:t>
       </w:r>
     </w:p>
     <w:p>
-      <w:r>
-        <w:t>1. We can decide the result without examining the changed input or the procedure.</w:t>
+      <w:pPr>
+        <w:spacing w:line="336" w:lineRule="auto" w:after="180"/>
+        <w:shd w:fill="F1F6FC"/>
+      </w:pPr>
+      <w:r>
+        <w:rPr>
+          <w:b w:val="0"/>
+        </w:rPr>
+        <w:t xml:space="preserve">After your attempt, compare with the supported explanation: Check authority next An accepted identifier still needs trusted authorisation. </w:t>
+      </w:r>
+      <w:r>
+        <w:rPr>
+          <w:b/>
+        </w:rPr>
+        <w:t>Input</w:t>
+      </w:r>
+      <w:r>
+        <w:rPr>
+          <w:b w:val="0"/>
+        </w:rPr>
+        <w:t xml:space="preserve"> shape and permission answer different questions.</w:t>
       </w:r>
     </w:p>
     <w:p>
-      <w:r>
-        <w:t>2. The shape passes; resource access is still undecided.</w:t>
+      <w:pPr>
+        <w:spacing w:line="336" w:lineRule="auto" w:after="180"/>
+        <w:shd w:fill="F1F6FC"/>
+      </w:pPr>
+      <w:r>
+        <w:rPr>
+          <w:b w:val="0"/>
+        </w:rPr>
+        <w:t xml:space="preserve">Silently normalising these </w:t>
+      </w:r>
+      <w:r>
+        <w:rPr>
+          <w:b/>
+        </w:rPr>
+        <w:t>input</w:t>
+      </w:r>
+      <w:r>
+        <w:rPr>
+          <w:b w:val="0"/>
+        </w:rPr>
+        <w:t>s would change the stated contract.</w:t>
       </w:r>
     </w:p>
     <w:p>
-      <w:r>
-        <w:t>3. This one example guarantees correct results for every future input.</w:t>
+      <w:pPr>
+        <w:pStyle w:val="Heading3"/>
+      </w:pPr>
+      <w:r>
+        <w:t>Practice 2: explain the deciding evidence</w:t>
       </w:r>
     </w:p>
     <w:p>
@@ -1255,104 +1790,1179 @@
         <w:pStyle w:val="Heading3"/>
       </w:pPr>
       <w:r>
-        <w:t>My selected conclusion, deciding fact and explanation</w:t>
+        <w:t>Changed case · predict first</w:t>
       </w:r>
     </w:p>
     <w:p>
-      <w:r>
-        <w:t>________________________________________________________________</w:t>
+      <w:pPr>
+        <w:spacing w:line="336" w:lineRule="auto" w:after="180"/>
+        <w:shd w:fill="F5F1FB"/>
+      </w:pPr>
+      <w:r>
+        <w:rPr>
+          <w:b w:val="0"/>
+        </w:rPr>
+        <w:t>Changed-case practice: Replace h3 with z0. Which conclusion is supported by the supplied facts?</w:t>
       </w:r>
     </w:p>
     <w:p>
-      <w:r>
-        <w:t>________________________________________________________________</w:t>
+      <w:pPr>
+        <w:spacing w:line="336" w:lineRule="auto" w:after="180"/>
+        <w:shd w:fill="F4F9FC"/>
+      </w:pPr>
+      <w:r>
+        <w:rPr>
+          <w:b w:val="0"/>
+        </w:rPr>
+        <w:t xml:space="preserve">1. We can decide the result without examining the changed </w:t>
+      </w:r>
+      <w:r>
+        <w:rPr>
+          <w:b/>
+        </w:rPr>
+        <w:t>input</w:t>
+      </w:r>
+      <w:r>
+        <w:rPr>
+          <w:b w:val="0"/>
+        </w:rPr>
+        <w:t xml:space="preserve"> or the procedure.</w:t>
       </w:r>
     </w:p>
     <w:p>
-      <w:r>
-        <w:t>________________________________________________________________</w:t>
+      <w:pPr>
+        <w:spacing w:line="336" w:lineRule="auto" w:after="180"/>
+        <w:shd w:fill="F4F9FC"/>
+      </w:pPr>
+      <w:r>
+        <w:rPr>
+          <w:b w:val="0"/>
+        </w:rPr>
+        <w:t>2. The shape passes; resource access is still undecided.</w:t>
       </w:r>
     </w:p>
     <w:p>
-      <w:r>
-        <w:t>________________________________________________________________</w:t>
+      <w:pPr>
+        <w:spacing w:line="336" w:lineRule="auto" w:after="180"/>
+        <w:shd w:fill="F4F9FC"/>
+      </w:pPr>
+      <w:r>
+        <w:rPr>
+          <w:b w:val="0"/>
+        </w:rPr>
+        <w:t xml:space="preserve">3. This one example guarantees correct results for every future </w:t>
+      </w:r>
+      <w:r>
+        <w:rPr>
+          <w:b/>
+        </w:rPr>
+        <w:t>input</w:t>
+      </w:r>
+      <w:r>
+        <w:rPr>
+          <w:b w:val="0"/>
+        </w:rPr>
+        <w:t>.</w:t>
       </w:r>
     </w:p>
     <w:p>
-      <w:r>
-        <w:t>________________________________________________________________</w:t>
+      <w:pPr>
+        <w:pStyle w:val="Heading3"/>
+      </w:pPr>
+      <w:r>
+        <w:t>My selected conclusion, deciding fact and explanation</w:t>
       </w:r>
     </w:p>
     <w:p>
       <w:r>
-        <w:t>Hint if needed: Use the changed condition and the deciding step in the pictorial trace. The answer must say what follows from those facts.</w:t>
+        <w:t>________________________________________________________________</w:t>
       </w:r>
     </w:p>
     <w:p>
       <w:r>
-        <w:t>After your attempt, compare with the supported explanation: The shape passes; resource access is still undecided. Structure contains no evidence of ownership or user permission.</w:t>
+        <w:t>________________________________________________________________</w:t>
       </w:r>
     </w:p>
     <w:p>
-      <w:pPr>
-        <w:pStyle w:val="Heading3"/>
-      </w:pPr>
-      <w:r>
-        <w:t>Repair a missing building block</w:t>
+      <w:r>
+        <w:t>________________________________________________________________</w:t>
       </w:r>
     </w:p>
     <w:p>
       <w:r>
-        <w:t>Review External side effects and recovery (ai-6/17). Goal: Explain the mechanism and terminology of external side effects and recovery. Short practice: Distinguish a missing printer acknowledgement from confirmed failure. What should happen if J6 is complete, and what evidence changes when J6 is reliably reported absent?. Return to this week and explain what you changed.</w:t>
+        <w:t>________________________________________________________________</w:t>
       </w:r>
     </w:p>
     <w:p>
       <w:r>
-        <w:t>Review Approval gates and idempotency (ai-6/15). Goal: Explain the mechanism and terminology of approval gates and idempotency. Short practice: Trace the two deliveries of approved K9. How many reservations should occur, and why can a new K10 for desk 5 not borrow K9’s approval?. Return to this week and explain what you changed.</w:t>
+        <w:t>________________________________________________________________</w:t>
       </w:r>
     </w:p>
     <w:p>
-      <w:r>
-        <w:t>Review Logs traces and privacy (ai-6/12). Goal: Explain the mechanism and terminology of logs traces and privacy. Short practice: Identify the purpose of R17, C8 and 240 ms in the trace. Which field is deliberately omitted, and why would logging the whole question violate this design?. Return to this week and explain what you changed.</w:t>
+      <w:pPr>
+        <w:pStyle w:val="Heading3"/>
+      </w:pPr>
+      <w:r>
+        <w:t>Hint · try first</w:t>
       </w:r>
     </w:p>
     <w:p>
       <w:pPr>
-        <w:pStyle w:val="Heading3"/>
-      </w:pPr>
-      <w:r>
-        <w:t>Predict, run and debug</w:t>
+        <w:spacing w:line="336" w:lineRule="auto" w:after="180"/>
+        <w:shd w:fill="F1F6F8"/>
+      </w:pPr>
+      <w:r>
+        <w:rPr>
+          <w:b w:val="0"/>
+        </w:rPr>
+        <w:t>Hint if needed: Use the changed condition and the deciding step in the pictorial trace. The answer must say what follows from those facts.</w:t>
       </w:r>
     </w:p>
     <w:p>
-      <w:r>
-        <w:t>The browser lab lets you edit the supported Python examples already included in this lesson. Predict first, run, inspect the actual output or error, change one input, then run again. Keep code, predictions, actual results and a reasoned revision together. On paper, label your result as a trace rather than an execution.</w:t>
+      <w:pPr>
+        <w:pStyle w:val="Heading3"/>
+      </w:pPr>
+      <w:r>
+        <w:t>Feedback · compare after trying</w:t>
       </w:r>
     </w:p>
     <w:p>
       <w:pPr>
-        <w:pStyle w:val="Heading3"/>
-      </w:pPr>
-      <w:r>
-        <w:t>Keep your completed work</w:t>
+        <w:spacing w:line="336" w:lineRule="auto" w:after="180"/>
+        <w:shd w:fill="F1F6FC"/>
+      </w:pPr>
+      <w:r>
+        <w:rPr>
+          <w:b w:val="0"/>
+        </w:rPr>
+        <w:t xml:space="preserve">After your attempt, compare with the supported explanation: The shape passes; resource access is still undecided. Structure contains no </w:t>
+      </w:r>
+      <w:r>
+        <w:rPr>
+          <w:b/>
+        </w:rPr>
+        <w:t>evidence</w:t>
+      </w:r>
+      <w:r>
+        <w:rPr>
+          <w:b w:val="0"/>
+        </w:rPr>
+        <w:t xml:space="preserve"> of ownership or user permission.</w:t>
       </w:r>
     </w:p>
     <w:p>
-      <w:r>
-        <w:t>Use Download completed work in the hosted lesson to export your answers, reflections, practice feedback and code-run evidence. Open the HTML copy to read or print it. Drafts stay in this browser when storage is available; clear drafts on a shared device.</w:t>
+      <w:pPr>
+        <w:pStyle w:val="Heading3"/>
+      </w:pPr>
+      <w:r>
+        <w:t>Repair a missing building block</w:t>
       </w:r>
     </w:p>
     <w:p>
       <w:pPr>
-        <w:pStyle w:val="Heading3"/>
-      </w:pPr>
-      <w:r>
-        <w:t>What I repaired, the evidence I kept and the next test</w:t>
+        <w:spacing w:line="336" w:lineRule="auto" w:after="180"/>
+      </w:pPr>
+      <w:r>
+        <w:rPr>
+          <w:b w:val="0"/>
+        </w:rPr>
+        <w:t xml:space="preserve">Review External side effects and recovery (ai-6/17). Goal: Explain the </w:t>
+      </w:r>
+      <w:r>
+        <w:rPr>
+          <w:b/>
+        </w:rPr>
+        <w:t>mechanism</w:t>
+      </w:r>
+      <w:r>
+        <w:rPr>
+          <w:b w:val="0"/>
+        </w:rPr>
+        <w:t xml:space="preserve"> and terminology of external side effects and recovery. Short practice: Distinguish a missing printer acknowledgement from confirmed failure.</w:t>
       </w:r>
     </w:p>
     <w:p>
+      <w:pPr>
+        <w:spacing w:line="336" w:lineRule="auto" w:after="180"/>
+      </w:pPr>
+      <w:r>
+        <w:rPr>
+          <w:b w:val="0"/>
+        </w:rPr>
+        <w:t xml:space="preserve">What should happen if J6 is complete, and what </w:t>
+      </w:r>
+      <w:r>
+        <w:rPr>
+          <w:b/>
+        </w:rPr>
+        <w:t>evidence</w:t>
+      </w:r>
+      <w:r>
+        <w:rPr>
+          <w:b w:val="0"/>
+        </w:rPr>
+        <w:t xml:space="preserve"> changes when J6 is reliably reported absent?. Return to this week and explain what you changed.</w:t>
+      </w:r>
+    </w:p>
+    <w:p>
+      <w:pPr>
+        <w:spacing w:line="336" w:lineRule="auto" w:after="180"/>
+      </w:pPr>
+      <w:r>
+        <w:rPr>
+          <w:b w:val="0"/>
+        </w:rPr>
+        <w:t xml:space="preserve">Review Approval gates and idempotency (ai-6/15). Goal: Explain the </w:t>
+      </w:r>
+      <w:r>
+        <w:rPr>
+          <w:b/>
+        </w:rPr>
+        <w:t>mechanism</w:t>
+      </w:r>
+      <w:r>
+        <w:rPr>
+          <w:b w:val="0"/>
+        </w:rPr>
+        <w:t xml:space="preserve"> and terminology of approval gates and idempotency. Short practice: Trace the two deliveries of approved K9.</w:t>
+      </w:r>
+    </w:p>
+    <w:p>
+      <w:pPr>
+        <w:spacing w:line="336" w:lineRule="auto" w:after="180"/>
+      </w:pPr>
+      <w:r>
+        <w:rPr>
+          <w:b w:val="0"/>
+        </w:rPr>
+        <w:t>How many reservations should occur, and why can a new K10 for desk 5 not borrow K9’s approval?. Return to this week and explain what you changed.</w:t>
+      </w:r>
+    </w:p>
+    <w:p>
+      <w:pPr>
+        <w:spacing w:line="336" w:lineRule="auto" w:after="180"/>
+      </w:pPr>
+      <w:r>
+        <w:rPr>
+          <w:b w:val="0"/>
+        </w:rPr>
+        <w:t xml:space="preserve">Review Logs traces and privacy (ai-6/12). Goal: Explain the </w:t>
+      </w:r>
+      <w:r>
+        <w:rPr>
+          <w:b/>
+        </w:rPr>
+        <w:t>mechanism</w:t>
+      </w:r>
+      <w:r>
+        <w:rPr>
+          <w:b w:val="0"/>
+        </w:rPr>
+        <w:t xml:space="preserve"> and terminology of logs traces and privacy. Short practice: Identify the purpose of R17, C8 and 240 ms in the trace.</w:t>
+      </w:r>
+    </w:p>
+    <w:p>
+      <w:pPr>
+        <w:spacing w:line="336" w:lineRule="auto" w:after="180"/>
+      </w:pPr>
+      <w:r>
+        <w:rPr>
+          <w:b w:val="0"/>
+        </w:rPr>
+        <w:t>Which field is deliberately omitted, and why would logging the whole question violate this design?. Return to this week and explain what you changed.</w:t>
+      </w:r>
+    </w:p>
+    <w:p>
+      <w:pPr>
+        <w:pStyle w:val="Heading3"/>
+      </w:pPr>
+      <w:r>
+        <w:t>Predict, run and debug</w:t>
+      </w:r>
+    </w:p>
+    <w:p>
+      <w:pPr>
+        <w:spacing w:line="336" w:lineRule="auto" w:after="180"/>
+      </w:pPr>
+      <w:r>
+        <w:rPr>
+          <w:b w:val="0"/>
+        </w:rPr>
+        <w:t xml:space="preserve">The browser lab lets you edit the supported Python examples already included in this lesson. Predict first, run, inspect the actual </w:t>
+      </w:r>
+      <w:r>
+        <w:rPr>
+          <w:b/>
+        </w:rPr>
+        <w:t>output</w:t>
+      </w:r>
+      <w:r>
+        <w:rPr>
+          <w:b w:val="0"/>
+        </w:rPr>
+        <w:t xml:space="preserve"> or error, change one </w:t>
+      </w:r>
+      <w:r>
+        <w:rPr>
+          <w:b/>
+        </w:rPr>
+        <w:t>input</w:t>
+      </w:r>
+      <w:r>
+        <w:rPr>
+          <w:b w:val="0"/>
+        </w:rPr>
+        <w:t>, then run again.</w:t>
+      </w:r>
+    </w:p>
+    <w:p>
+      <w:pPr>
+        <w:spacing w:line="336" w:lineRule="auto" w:after="180"/>
+      </w:pPr>
+      <w:r>
+        <w:rPr>
+          <w:b w:val="0"/>
+        </w:rPr>
+        <w:t xml:space="preserve">Keep code, </w:t>
+      </w:r>
+      <w:r>
+        <w:rPr>
+          <w:b/>
+        </w:rPr>
+        <w:t>prediction</w:t>
+      </w:r>
+      <w:r>
+        <w:rPr>
+          <w:b w:val="0"/>
+        </w:rPr>
+        <w:t>s, actual results and a reasoned revision together. On paper, label your result as a trace rather than an execution.</w:t>
+      </w:r>
+    </w:p>
+    <w:p>
+      <w:pPr>
+        <w:pStyle w:val="Heading3"/>
+      </w:pPr>
+      <w:r>
+        <w:t>Keep your completed work</w:t>
+      </w:r>
+    </w:p>
+    <w:p>
+      <w:pPr>
+        <w:spacing w:line="336" w:lineRule="auto" w:after="180"/>
+      </w:pPr>
+      <w:r>
+        <w:rPr>
+          <w:b w:val="0"/>
+        </w:rPr>
+        <w:t xml:space="preserve">Use Download completed work in the hosted lesson to export your answers, reflections, practice feedback and code-run </w:t>
+      </w:r>
+      <w:r>
+        <w:rPr>
+          <w:b/>
+        </w:rPr>
+        <w:t>evidence</w:t>
+      </w:r>
+      <w:r>
+        <w:rPr>
+          <w:b w:val="0"/>
+        </w:rPr>
+        <w:t>. Open the HTML copy to read or print it.</w:t>
+      </w:r>
+    </w:p>
+    <w:p>
+      <w:pPr>
+        <w:spacing w:line="336" w:lineRule="auto" w:after="180"/>
+      </w:pPr>
+      <w:r>
+        <w:rPr>
+          <w:b w:val="0"/>
+        </w:rPr>
+        <w:t>Drafts stay in this browser when storage is available; clear drafts on a shared device.</w:t>
+      </w:r>
+    </w:p>
+    <w:p>
+      <w:pPr>
+        <w:pStyle w:val="Heading3"/>
+      </w:pPr>
+      <w:r>
+        <w:t>What I repaired, the evidence I kept and the next test</w:t>
+      </w:r>
+    </w:p>
+    <w:p>
       <w:r>
         <w:t>________________________________________________________________</w:t>
+      </w:r>
+    </w:p>
+    <w:p>
+      <w:r>
+        <w:t>________________________________________________________________</w:t>
+      </w:r>
+    </w:p>
+    <w:p>
+      <w:r>
+        <w:t>________________________________________________________________</w:t>
+      </w:r>
+    </w:p>
+    <w:p>
+      <w:r>
+        <w:t>________________________________________________________________</w:t>
+      </w:r>
+    </w:p>
+    <w:p>
+      <w:r>
+        <w:t>________________________________________________________________</w:t>
+      </w:r>
+    </w:p>
+    <w:p>
+      <w:pPr>
+        <w:pStyle w:val="Heading1"/>
+      </w:pPr>
+      <w:r>
+        <w:t>15. Visual concept journey</w:t>
+      </w:r>
+    </w:p>
+    <w:p>
+      <w:r>
+        <w:t>Explain each Untrusted input boundaries picture from its labels, then record a relevant limit.</w:t>
+      </w:r>
+    </w:p>
+    <w:p>
+      <w:pPr>
+        <w:pStyle w:val="Heading3"/>
+      </w:pPr>
+      <w:r>
+        <w:t>01. Untrusted input boundaries: the case</w:t>
+      </w:r>
+    </w:p>
+    <w:p>
+      <w:r>
+        <w:drawing>
+          <wp:inline xmlns:a="http://schemas.openxmlformats.org/drawingml/2006/main" xmlns:pic="http://schemas.openxmlformats.org/drawingml/2006/picture">
+            <wp:extent cx="5486400" cy="2834640"/>
+            <wp:docPr id="2" name="Picture 2" descr="Check shape before permission. A toy tool accepts exactly one ASCII lowercase letter followed by one digit, with no trimming. Supplied facts: Inputs h3, H3, h30 and &quot;h3 &quot;. Shape acceptance never grants access by itself."/>
+            <wp:cNvGraphicFramePr>
+              <a:graphicFrameLocks noChangeAspect="1"/>
+            </wp:cNvGraphicFramePr>
+            <a:graphic>
+              <a:graphicData uri="http://schemas.openxmlformats.org/drawingml/2006/picture">
+                <pic:pic>
+                  <pic:nvPicPr>
+                    <pic:cNvPr id="0" name="academy-story-ai-6-18-01.png"/>
+                    <pic:cNvPicPr/>
+                  </pic:nvPicPr>
+                  <pic:blipFill>
+                    <a:blip r:embed="rId10"/>
+                    <a:stretch>
+                      <a:fillRect/>
+                    </a:stretch>
+                  </pic:blipFill>
+                  <pic:spPr>
+                    <a:xfrm>
+                      <a:off x="0" y="0"/>
+                      <a:ext cx="5486400" cy="2834640"/>
+                    </a:xfrm>
+                    <a:prstGeom prst="rect"/>
+                  </pic:spPr>
+                </pic:pic>
+              </a:graphicData>
+            </a:graphic>
+          </wp:inline>
+        </w:drawing>
+      </w:r>
+    </w:p>
+    <w:p>
+      <w:pPr>
+        <w:spacing w:line="336" w:lineRule="auto" w:after="180"/>
+      </w:pPr>
+      <w:r>
+        <w:rPr>
+          <w:b w:val="0"/>
+        </w:rPr>
+        <w:t xml:space="preserve">Check shape before permission. A toy tool accepts exactly one ASCII lowercase letter followed by one digit, with no trimming. Supplied facts: </w:t>
+      </w:r>
+      <w:r>
+        <w:rPr>
+          <w:b/>
+        </w:rPr>
+        <w:t>Input</w:t>
+      </w:r>
+      <w:r>
+        <w:rPr>
+          <w:b w:val="0"/>
+        </w:rPr>
+        <w:t>s h3, H3, h30 and "h3 ". Shape acceptance never grants access by itself.</w:t>
+      </w:r>
+    </w:p>
+    <w:p>
+      <w:pPr>
+        <w:spacing w:line="336" w:lineRule="auto" w:after="180"/>
+        <w:shd w:fill="F5F1FB"/>
+      </w:pPr>
+      <w:r>
+        <w:rPr>
+          <w:b w:val="0"/>
+        </w:rPr>
+        <w:t>Point to the given fact that matters most. Explain why it matters.</w:t>
+      </w:r>
+    </w:p>
+    <w:p>
+      <w:pPr>
+        <w:pStyle w:val="Heading3"/>
+      </w:pPr>
+      <w:r>
+        <w:t>My picture explanation, deciding evidence and one limit</w:t>
+      </w:r>
+    </w:p>
+    <w:p>
+      <w:r>
+        <w:t>________________________________________________________________</w:t>
+      </w:r>
+    </w:p>
+    <w:p>
+      <w:r>
+        <w:t>________________________________________________________________</w:t>
+      </w:r>
+    </w:p>
+    <w:p>
+      <w:r>
+        <w:t>________________________________________________________________</w:t>
+      </w:r>
+    </w:p>
+    <w:p>
+      <w:r>
+        <w:t>________________________________________________________________</w:t>
+      </w:r>
+    </w:p>
+    <w:p>
+      <w:pPr>
+        <w:pStyle w:val="Heading3"/>
+      </w:pPr>
+      <w:r>
+        <w:t>02. Follow the deciding steps</w:t>
+      </w:r>
+    </w:p>
+    <w:p>
+      <w:r>
+        <w:drawing>
+          <wp:inline xmlns:a="http://schemas.openxmlformats.org/drawingml/2006/main" xmlns:pic="http://schemas.openxmlformats.org/drawingml/2006/picture">
+            <wp:extent cx="5486400" cy="3182112"/>
+            <wp:docPr id="3" name="Picture 3" descr="Validate h3: Two characters with the required case and digit pass. → Reject wrong shapes: H3 has wrong case; h30 and the trailing-space input have wrong length. → Check authority next: An accepted identifier still needs trusted authorisation."/>
+            <wp:cNvGraphicFramePr>
+              <a:graphicFrameLocks noChangeAspect="1"/>
+            </wp:cNvGraphicFramePr>
+            <a:graphic>
+              <a:graphicData uri="http://schemas.openxmlformats.org/drawingml/2006/picture">
+                <pic:pic>
+                  <pic:nvPicPr>
+                    <pic:cNvPr id="0" name="academy-story-ai-6-18-02.png"/>
+                    <pic:cNvPicPr/>
+                  </pic:nvPicPr>
+                  <pic:blipFill>
+                    <a:blip r:embed="rId11"/>
+                    <a:stretch>
+                      <a:fillRect/>
+                    </a:stretch>
+                  </pic:blipFill>
+                  <pic:spPr>
+                    <a:xfrm>
+                      <a:off x="0" y="0"/>
+                      <a:ext cx="5486400" cy="3182112"/>
+                    </a:xfrm>
+                    <a:prstGeom prst="rect"/>
+                  </pic:spPr>
+                </pic:pic>
+              </a:graphicData>
+            </a:graphic>
+          </wp:inline>
+        </w:drawing>
+      </w:r>
+    </w:p>
+    <w:p>
+      <w:pPr>
+        <w:spacing w:line="336" w:lineRule="auto" w:after="180"/>
+      </w:pPr>
+      <w:r>
+        <w:rPr>
+          <w:b w:val="0"/>
+        </w:rPr>
+        <w:t xml:space="preserve">Validate h3: Two characters with the required case and digit pass. → Reject wrong shapes: H3 has wrong case; h30 and the trailing-space </w:t>
+      </w:r>
+      <w:r>
+        <w:rPr>
+          <w:b/>
+        </w:rPr>
+        <w:t>input</w:t>
+      </w:r>
+      <w:r>
+        <w:rPr>
+          <w:b w:val="0"/>
+        </w:rPr>
+        <w:t xml:space="preserve"> have wrong length. → Check authority next: An accepted identifier still needs trusted authorisation.</w:t>
+      </w:r>
+    </w:p>
+    <w:p>
+      <w:pPr>
+        <w:spacing w:line="336" w:lineRule="auto" w:after="180"/>
+        <w:shd w:fill="F5F1FB"/>
+      </w:pPr>
+      <w:r>
+        <w:rPr>
+          <w:b w:val="0"/>
+        </w:rPr>
+        <w:t xml:space="preserve">Point to each numbered stage and explain which recorded </w:t>
+      </w:r>
+      <w:r>
+        <w:rPr>
+          <w:b/>
+        </w:rPr>
+        <w:t>input</w:t>
+      </w:r>
+      <w:r>
+        <w:rPr>
+          <w:b w:val="0"/>
+        </w:rPr>
+        <w:t xml:space="preserve"> it uses.</w:t>
+      </w:r>
+    </w:p>
+    <w:p>
+      <w:pPr>
+        <w:pStyle w:val="Heading3"/>
+      </w:pPr>
+      <w:r>
+        <w:t>My picture explanation, deciding evidence and one limit</w:t>
+      </w:r>
+    </w:p>
+    <w:p>
+      <w:r>
+        <w:t>________________________________________________________________</w:t>
+      </w:r>
+    </w:p>
+    <w:p>
+      <w:r>
+        <w:t>________________________________________________________________</w:t>
+      </w:r>
+    </w:p>
+    <w:p>
+      <w:r>
+        <w:t>________________________________________________________________</w:t>
+      </w:r>
+    </w:p>
+    <w:p>
+      <w:r>
+        <w:t>________________________________________________________________</w:t>
+      </w:r>
+    </w:p>
+    <w:p>
+      <w:pPr>
+        <w:pStyle w:val="Heading3"/>
+      </w:pPr>
+      <w:r>
+        <w:t>03. Untrusted input boundaries — evidence trace</w:t>
+      </w:r>
+    </w:p>
+    <w:p>
+      <w:r>
+        <w:drawing>
+          <wp:inline xmlns:a="http://schemas.openxmlformats.org/drawingml/2006/main" xmlns:pic="http://schemas.openxmlformats.org/drawingml/2006/picture">
+            <wp:extent cx="5486400" cy="2996184"/>
+            <wp:docPr id="4" name="Picture 4" descr="Untrusted input boundaries — evidence trace. Inputs A1 and delete_all() are supplied to room lookup. | For the toy lookup accept room IDs matching one uppercase letter plus one digit. Perform exact dictionary lookup; never evaluate user strings as code. Reject invalid length or characters. | A1 passes the format; delete_all() fails. Neither is executed as code, including any instruction-shaped string."/>
+            <wp:cNvGraphicFramePr>
+              <a:graphicFrameLocks noChangeAspect="1"/>
+            </wp:cNvGraphicFramePr>
+            <a:graphic>
+              <a:graphicData uri="http://schemas.openxmlformats.org/drawingml/2006/picture">
+                <pic:pic>
+                  <pic:nvPicPr>
+                    <pic:cNvPr id="0" name="academy-story-ai-6-18-03.png"/>
+                    <pic:cNvPicPr/>
+                  </pic:nvPicPr>
+                  <pic:blipFill>
+                    <a:blip r:embed="rId12"/>
+                    <a:stretch>
+                      <a:fillRect/>
+                    </a:stretch>
+                  </pic:blipFill>
+                  <pic:spPr>
+                    <a:xfrm>
+                      <a:off x="0" y="0"/>
+                      <a:ext cx="5486400" cy="2996184"/>
+                    </a:xfrm>
+                    <a:prstGeom prst="rect"/>
+                  </pic:spPr>
+                </pic:pic>
+              </a:graphicData>
+            </a:graphic>
+          </wp:inline>
+        </w:drawing>
+      </w:r>
+    </w:p>
+    <w:p>
+      <w:pPr>
+        <w:spacing w:line="336" w:lineRule="auto" w:after="180"/>
+      </w:pPr>
+      <w:r>
+        <w:rPr>
+          <w:b/>
+        </w:rPr>
+        <w:t>Untrusted input</w:t>
+      </w:r>
+      <w:r>
+        <w:rPr>
+          <w:b w:val="0"/>
+        </w:rPr>
+        <w:t xml:space="preserve"> boundaries — </w:t>
+      </w:r>
+      <w:r>
+        <w:rPr>
+          <w:b/>
+        </w:rPr>
+        <w:t>evidence</w:t>
+      </w:r>
+      <w:r>
+        <w:rPr>
+          <w:b w:val="0"/>
+        </w:rPr>
+        <w:t xml:space="preserve"> trace. </w:t>
+      </w:r>
+      <w:r>
+        <w:rPr>
+          <w:b/>
+        </w:rPr>
+        <w:t>Input</w:t>
+      </w:r>
+      <w:r>
+        <w:rPr>
+          <w:b w:val="0"/>
+        </w:rPr>
+        <w:t>s A1 and delete_all() are supplied to room lookup. | For the toy lookup accept room IDs matching one uppercase letter plus one digit.</w:t>
+      </w:r>
+    </w:p>
+    <w:p>
+      <w:pPr>
+        <w:spacing w:line="336" w:lineRule="auto" w:after="180"/>
+      </w:pPr>
+      <w:r>
+        <w:rPr>
+          <w:b w:val="0"/>
+        </w:rPr>
+        <w:t>Perform exact dictionary lookup; never evaluate user strings as code. Reject invalid length or characters. | A1 passes the format; delete_all() fails. Neither is executed as code, including any instruction-shaped string.</w:t>
+      </w:r>
+    </w:p>
+    <w:p>
+      <w:pPr>
+        <w:spacing w:line="336" w:lineRule="auto" w:after="180"/>
+        <w:shd w:fill="F5F1FB"/>
+      </w:pPr>
+      <w:r>
+        <w:rPr>
+          <w:b w:val="0"/>
+        </w:rPr>
+        <w:t>Read the labels and values. Explain the relationship the model shows.</w:t>
+      </w:r>
+    </w:p>
+    <w:p>
+      <w:pPr>
+        <w:pStyle w:val="Heading3"/>
+      </w:pPr>
+      <w:r>
+        <w:t>My picture explanation, deciding evidence and one limit</w:t>
+      </w:r>
+    </w:p>
+    <w:p>
+      <w:r>
+        <w:t>________________________________________________________________</w:t>
+      </w:r>
+    </w:p>
+    <w:p>
+      <w:r>
+        <w:t>________________________________________________________________</w:t>
+      </w:r>
+    </w:p>
+    <w:p>
+      <w:r>
+        <w:t>________________________________________________________________</w:t>
+      </w:r>
+    </w:p>
+    <w:p>
+      <w:r>
+        <w:t>________________________________________________________________</w:t>
+      </w:r>
+    </w:p>
+    <w:p>
+      <w:pPr>
+        <w:pStyle w:val="Heading3"/>
+      </w:pPr>
+      <w:r>
+        <w:t>04. Change one thing. Trace what follows.</w:t>
+      </w:r>
+    </w:p>
+    <w:p>
+      <w:r>
+        <w:drawing>
+          <wp:inline xmlns:a="http://schemas.openxmlformats.org/drawingml/2006/main" xmlns:pic="http://schemas.openxmlformats.org/drawingml/2006/picture">
+            <wp:extent cx="5486400" cy="3026664"/>
+            <wp:docPr id="5" name="Picture 5" descr="Original case: An accepted identifier still needs trusted authorisation. Changed condition: Replace h3 with z0. Expected result: The shape passes; resource access is still undecided. Reason: Structure contains no evidence of ownership or user permission."/>
+            <wp:cNvGraphicFramePr>
+              <a:graphicFrameLocks noChangeAspect="1"/>
+            </wp:cNvGraphicFramePr>
+            <a:graphic>
+              <a:graphicData uri="http://schemas.openxmlformats.org/drawingml/2006/picture">
+                <pic:pic>
+                  <pic:nvPicPr>
+                    <pic:cNvPr id="0" name="academy-story-ai-6-18-04.png"/>
+                    <pic:cNvPicPr/>
+                  </pic:nvPicPr>
+                  <pic:blipFill>
+                    <a:blip r:embed="rId13"/>
+                    <a:stretch>
+                      <a:fillRect/>
+                    </a:stretch>
+                  </pic:blipFill>
+                  <pic:spPr>
+                    <a:xfrm>
+                      <a:off x="0" y="0"/>
+                      <a:ext cx="5486400" cy="3026664"/>
+                    </a:xfrm>
+                    <a:prstGeom prst="rect"/>
+                  </pic:spPr>
+                </pic:pic>
+              </a:graphicData>
+            </a:graphic>
+          </wp:inline>
+        </w:drawing>
+      </w:r>
+    </w:p>
+    <w:p>
+      <w:pPr>
+        <w:spacing w:line="336" w:lineRule="auto" w:after="180"/>
+      </w:pPr>
+      <w:r>
+        <w:rPr>
+          <w:b w:val="0"/>
+        </w:rPr>
+        <w:t>Original case: An accepted identifier still needs trusted authorisation. Changed condition: Replace h3 with z0. Expected result: The shape passes; resource access is still undecided.</w:t>
+      </w:r>
+    </w:p>
+    <w:p>
+      <w:pPr>
+        <w:spacing w:line="336" w:lineRule="auto" w:after="180"/>
+      </w:pPr>
+      <w:r>
+        <w:rPr>
+          <w:b w:val="0"/>
+        </w:rPr>
+        <w:t xml:space="preserve">Reason: Structure contains no </w:t>
+      </w:r>
+      <w:r>
+        <w:rPr>
+          <w:b/>
+        </w:rPr>
+        <w:t>evidence</w:t>
+      </w:r>
+      <w:r>
+        <w:rPr>
+          <w:b w:val="0"/>
+        </w:rPr>
+        <w:t xml:space="preserve"> of ownership or user permission.</w:t>
+      </w:r>
+    </w:p>
+    <w:p>
+      <w:pPr>
+        <w:spacing w:line="336" w:lineRule="auto" w:after="180"/>
+        <w:shd w:fill="F5F1FB"/>
+      </w:pPr>
+      <w:r>
+        <w:rPr>
+          <w:b w:val="0"/>
+        </w:rPr>
+        <w:t>Predict before checking the worked changed-case result. Name what changed and what the supplied facts allow you to conclude.</w:t>
+      </w:r>
+    </w:p>
+    <w:p>
+      <w:pPr>
+        <w:pStyle w:val="Heading3"/>
+      </w:pPr>
+      <w:r>
+        <w:t>My picture explanation, deciding evidence and one limit</w:t>
+      </w:r>
+    </w:p>
+    <w:p>
+      <w:r>
+        <w:t>________________________________________________________________</w:t>
+      </w:r>
+    </w:p>
+    <w:p>
+      <w:r>
+        <w:t>________________________________________________________________</w:t>
+      </w:r>
+    </w:p>
+    <w:p>
+      <w:r>
+        <w:t>________________________________________________________________</w:t>
+      </w:r>
+    </w:p>
+    <w:p>
+      <w:r>
+        <w:t>________________________________________________________________</w:t>
+      </w:r>
+    </w:p>
+    <w:p>
+      <w:pPr>
+        <w:pStyle w:val="Heading3"/>
+      </w:pPr>
+      <w:r>
+        <w:t>05. Connect the explanation to its limit</w:t>
+      </w:r>
+    </w:p>
+    <w:p>
+      <w:r>
+        <w:drawing>
+          <wp:inline xmlns:a="http://schemas.openxmlformats.org/drawingml/2006/main" xmlns:pic="http://schemas.openxmlformats.org/drawingml/2006/picture">
+            <wp:extent cx="5486400" cy="2834640"/>
+            <wp:docPr id="6" name="Picture 6" descr="Input shape and permission answer different questions. Silently normalising these inputs would change the stated contract. Limit: Some systems normalise inputs explicitly; this fictional contract deliberately does not."/>
+            <wp:cNvGraphicFramePr>
+              <a:graphicFrameLocks noChangeAspect="1"/>
+            </wp:cNvGraphicFramePr>
+            <a:graphic>
+              <a:graphicData uri="http://schemas.openxmlformats.org/drawingml/2006/picture">
+                <pic:pic>
+                  <pic:nvPicPr>
+                    <pic:cNvPr id="0" name="academy-story-ai-6-18-05.png"/>
+                    <pic:cNvPicPr/>
+                  </pic:nvPicPr>
+                  <pic:blipFill>
+                    <a:blip r:embed="rId14"/>
+                    <a:stretch>
+                      <a:fillRect/>
+                    </a:stretch>
+                  </pic:blipFill>
+                  <pic:spPr>
+                    <a:xfrm>
+                      <a:off x="0" y="0"/>
+                      <a:ext cx="5486400" cy="2834640"/>
+                    </a:xfrm>
+                    <a:prstGeom prst="rect"/>
+                  </pic:spPr>
+                </pic:pic>
+              </a:graphicData>
+            </a:graphic>
+          </wp:inline>
+        </w:drawing>
+      </w:r>
+    </w:p>
+    <w:p>
+      <w:pPr>
+        <w:spacing w:line="336" w:lineRule="auto" w:after="180"/>
+      </w:pPr>
+      <w:r>
+        <w:rPr>
+          <w:b/>
+        </w:rPr>
+        <w:t>Input</w:t>
+      </w:r>
+      <w:r>
+        <w:rPr>
+          <w:b w:val="0"/>
+        </w:rPr>
+        <w:t xml:space="preserve"> shape and permission answer different questions. Silently normalising these </w:t>
+      </w:r>
+      <w:r>
+        <w:rPr>
+          <w:b/>
+        </w:rPr>
+        <w:t>input</w:t>
+      </w:r>
+      <w:r>
+        <w:rPr>
+          <w:b w:val="0"/>
+        </w:rPr>
+        <w:t xml:space="preserve">s would change the stated contract. Limit: Some systems normalise </w:t>
+      </w:r>
+      <w:r>
+        <w:rPr>
+          <w:b/>
+        </w:rPr>
+        <w:t>input</w:t>
+      </w:r>
+      <w:r>
+        <w:rPr>
+          <w:b w:val="0"/>
+        </w:rPr>
+        <w:t>s explicitly; this fictional contract deliberately does not.</w:t>
+      </w:r>
+    </w:p>
+    <w:p>
+      <w:pPr>
+        <w:spacing w:line="336" w:lineRule="auto" w:after="180"/>
+        <w:shd w:fill="F5F1FB"/>
+      </w:pPr>
+      <w:r>
+        <w:rPr>
+          <w:b w:val="0"/>
+        </w:rPr>
+        <w:t>Explain the case, then point to a limit on the claim.</w:t>
+      </w:r>
+    </w:p>
+    <w:p>
+      <w:pPr>
+        <w:pStyle w:val="Heading3"/>
+      </w:pPr>
+      <w:r>
+        <w:t>My picture explanation, deciding evidence and one limit</w:t>
+      </w:r>
+    </w:p>
+    <w:p>
+      <w:r>
+        <w:t>________________________________________________________________</w:t>
+      </w:r>
+    </w:p>
+    <w:p>
+      <w:r>
+        <w:t>________________________________________________________________</w:t>
+      </w:r>
+    </w:p>
+    <w:p>
+      <w:r>
+        <w:t>________________________________________________________________</w:t>
+      </w:r>
+    </w:p>
+    <w:p>
+      <w:r>
+        <w:t>________________________________________________________________</w:t>
+      </w:r>
+    </w:p>
+    <w:p>
+      <w:pPr>
+        <w:pStyle w:val="Heading3"/>
+      </w:pPr>
+      <w:r>
+        <w:t>06. Make the idea visible in your project</w:t>
+      </w:r>
+    </w:p>
+    <w:p>
+      <w:r>
+        <w:drawing>
+          <wp:inline xmlns:a="http://schemas.openxmlformats.org/drawingml/2006/main" xmlns:pic="http://schemas.openxmlformats.org/drawingml/2006/picture">
+            <wp:extent cx="5486400" cy="3529584"/>
+            <wp:docPr id="7" name="Picture 7" descr="For the Grounded Learning Service, retain an annotated trace and the changed-case result. Name the contract or evidence that makes the deciding step valid, so another team can review it. Draw your input, deciding step, result and limit. Supported question: Classify h3, H3, h30 and the trailing-space input by the stated shape contract. Does a valid z0 grant record access, and which separate gate still remains?"/>
+            <wp:cNvGraphicFramePr>
+              <a:graphicFrameLocks noChangeAspect="1"/>
+            </wp:cNvGraphicFramePr>
+            <a:graphic>
+              <a:graphicData uri="http://schemas.openxmlformats.org/drawingml/2006/picture">
+                <pic:pic>
+                  <pic:nvPicPr>
+                    <pic:cNvPr id="0" name="academy-story-ai-6-18-06.png"/>
+                    <pic:cNvPicPr/>
+                  </pic:nvPicPr>
+                  <pic:blipFill>
+                    <a:blip r:embed="rId15"/>
+                    <a:stretch>
+                      <a:fillRect/>
+                    </a:stretch>
+                  </pic:blipFill>
+                  <pic:spPr>
+                    <a:xfrm>
+                      <a:off x="0" y="0"/>
+                      <a:ext cx="5486400" cy="3529584"/>
+                    </a:xfrm>
+                    <a:prstGeom prst="rect"/>
+                  </pic:spPr>
+                </pic:pic>
+              </a:graphicData>
+            </a:graphic>
+          </wp:inline>
+        </w:drawing>
+      </w:r>
+    </w:p>
+    <w:p>
+      <w:pPr>
+        <w:spacing w:line="336" w:lineRule="auto" w:after="180"/>
+      </w:pPr>
+      <w:r>
+        <w:rPr>
+          <w:b w:val="0"/>
+        </w:rPr>
+        <w:t xml:space="preserve">For the Grounded Learning Service, retain an annotated trace and the changed-case result. Name the contract or </w:t>
+      </w:r>
+      <w:r>
+        <w:rPr>
+          <w:b/>
+        </w:rPr>
+        <w:t>evidence</w:t>
+      </w:r>
+      <w:r>
+        <w:rPr>
+          <w:b w:val="0"/>
+        </w:rPr>
+        <w:t xml:space="preserve"> that makes the deciding step valid, so another team can review it.</w:t>
+      </w:r>
+    </w:p>
+    <w:p>
+      <w:pPr>
+        <w:spacing w:line="336" w:lineRule="auto" w:after="180"/>
+      </w:pPr>
+      <w:r>
+        <w:rPr>
+          <w:b w:val="0"/>
+        </w:rPr>
+        <w:t xml:space="preserve">Draw your </w:t>
+      </w:r>
+      <w:r>
+        <w:rPr>
+          <w:b/>
+        </w:rPr>
+        <w:t>input</w:t>
+      </w:r>
+      <w:r>
+        <w:rPr>
+          <w:b w:val="0"/>
+        </w:rPr>
+        <w:t xml:space="preserve">, deciding step, result and limit. Supported question: Classify h3, H3, h30 and the trailing-space </w:t>
+      </w:r>
+      <w:r>
+        <w:rPr>
+          <w:b/>
+        </w:rPr>
+        <w:t>input</w:t>
+      </w:r>
+      <w:r>
+        <w:rPr>
+          <w:b w:val="0"/>
+        </w:rPr>
+        <w:t xml:space="preserve"> by the stated shape contract. Does a valid z0 grant record access, and which separate gate still remains?</w:t>
+      </w:r>
+    </w:p>
+    <w:p>
+      <w:pPr>
+        <w:spacing w:line="336" w:lineRule="auto" w:after="180"/>
+        <w:shd w:fill="F5F1FB"/>
+      </w:pPr>
+      <w:r>
+        <w:rPr>
+          <w:b w:val="0"/>
+        </w:rPr>
+        <w:t xml:space="preserve">Draw your project trace and justify the deciding step using </w:t>
+      </w:r>
+      <w:r>
+        <w:rPr>
+          <w:b/>
+        </w:rPr>
+        <w:t>evidence</w:t>
+      </w:r>
+      <w:r>
+        <w:rPr>
+          <w:b w:val="0"/>
+        </w:rPr>
+        <w:t>.</w:t>
+      </w:r>
+    </w:p>
+    <w:p>
+      <w:pPr>
+        <w:pStyle w:val="Heading3"/>
+      </w:pPr>
+      <w:r>
+        <w:t>My picture explanation, deciding evidence and one limit</w:t>
       </w:r>
     </w:p>
     <w:p>

--- a/downloads/workbook/ai-6-week-18.docx
+++ b/downloads/workbook/ai-6-week-18.docx
@@ -168,6 +168,54 @@
     <w:p>
       <w:r>
         <w:t>________________________________________________________________</w:t>
+      </w:r>
+    </w:p>
+    <w:p>
+      <w:pPr>
+        <w:pStyle w:val="Heading3"/>
+      </w:pPr>
+      <w:r>
+        <w:t>Lesson reference for workbook practice</w:t>
+      </w:r>
+    </w:p>
+    <w:p>
+      <w:pPr>
+        <w:spacing w:line="336" w:lineRule="auto" w:after="180"/>
+        <w:shd w:fill="F1F6F8"/>
+      </w:pPr>
+      <w:r>
+        <w:rPr>
+          <w:b w:val="0"/>
+        </w:rPr>
+        <w:t>Use this reference for the original W1–W3 and W5 exercises. The separately named independent case supplies its own changed facts; use those facts for that attempt before feedback.</w:t>
+      </w:r>
+    </w:p>
+    <w:p>
+      <w:pPr>
+        <w:spacing w:line="336" w:lineRule="auto" w:after="180"/>
+      </w:pPr>
+      <w:r>
+        <w:rPr>
+          <w:b/>
+        </w:rPr>
+        <w:t>Untrusted input</w:t>
+      </w:r>
+      <w:r>
+        <w:rPr>
+          <w:b w:val="0"/>
+        </w:rPr>
+        <w:t xml:space="preserve"> must be treated according to a contract before reaching code, queries or tools. Data that resembles instructions does not acquire execution authority.</w:t>
+      </w:r>
+    </w:p>
+    <w:p>
+      <w:pPr>
+        <w:spacing w:line="336" w:lineRule="auto" w:after="180"/>
+      </w:pPr>
+      <w:r>
+        <w:rPr>
+          <w:b w:val="0"/>
+        </w:rPr>
+        <w:t>For the toy lookup accept room IDs matching one uppercase letter plus one digit. Perform exact dictionary lookup; never evaluate user strings as code. Reject invalid length or characters.</w:t>
       </w:r>
     </w:p>
     <w:p>

--- a/downloads/workbook/ai-6-week-18.docx
+++ b/downloads/workbook/ai-6-week-18.docx
@@ -25,22 +25,45 @@
         <w:pStyle w:val="Heading1"/>
       </w:pPr>
       <w:r>
-        <w:t>01. Recall and choose your starting point</w:t>
-      </w:r>
-    </w:p>
-    <w:p>
-      <w:r>
-        <w:t>Record your starting explanation for Untrusted input boundaries before opening notes. Show any later correction separately.</w:t>
-      </w:r>
-    </w:p>
-    <w:p>
-      <w:pPr>
-        <w:spacing w:line="336" w:lineRule="auto" w:after="180"/>
-      </w:pPr>
-      <w:r>
-        <w:rPr>
-          <w:b w:val="0"/>
-        </w:rPr>
+        <w:t>One complete untrusted-input boundary record.</w:t>
+      </w:r>
+    </w:p>
+    <w:p>
+      <w:r>
+        <w:t>Keep exact grammar, normalization policy, trusted scope, lookup events, unchanged data and limited claims together.</w:t>
+      </w:r>
+    </w:p>
+    <w:p>
+      <w:r>
+        <w:t>Recall → W1–W3/W5 → independent C0 explanation → project input boundary → delayed return.</w:t>
+      </w:r>
+    </w:p>
+    <w:p>
+      <w:pPr>
+        <w:pStyle w:val="Heading1"/>
+      </w:pPr>
+      <w:r>
+        <w:t>01. Recall · Retrieve before notes</w:t>
+      </w:r>
+    </w:p>
+    <w:p>
+      <w:r>
+        <w:t>Keep this task’s inputs,rule and response together.</w:t>
+      </w:r>
+    </w:p>
+    <w:p>
+      <w:pPr>
+        <w:pStyle w:val="Heading2"/>
+      </w:pPr>
+      <w:r>
+        <w:t>Complete task and evidence</w:t>
+      </w:r>
+    </w:p>
+    <w:p>
+      <w:pPr>
+        <w:pStyle w:val="ListBullet"/>
+      </w:pPr>
+      <w:r>
         <w:t>Try the recall before opening notes. Then use a different colour or a labelled second line to correct your explanation.</w:t>
       </w:r>
     </w:p>
@@ -54,12 +77,9 @@
     </w:p>
     <w:p>
       <w:pPr>
-        <w:spacing w:line="336" w:lineRule="auto" w:after="180"/>
-      </w:pPr>
-      <w:r>
-        <w:rPr>
-          <w:b w:val="0"/>
-        </w:rPr>
+        <w:pStyle w:val="ListBullet"/>
+      </w:pPr>
+      <w:r>
         <w:t>Without opening the old lesson, explain one key idea from External side effects and recovery. Give an example and a mistake that the idea helps you avoid.</w:t>
       </w:r>
     </w:p>
@@ -96,12 +116,9 @@
     </w:p>
     <w:p>
       <w:pPr>
-        <w:spacing w:line="336" w:lineRule="auto" w:after="180"/>
-      </w:pPr>
-      <w:r>
-        <w:rPr>
-          <w:b w:val="0"/>
-        </w:rPr>
+        <w:pStyle w:val="ListBullet"/>
+      </w:pPr>
+      <w:r>
         <w:t>Without opening the old lesson, explain one key idea from Approval gates and idempotency. Give an example and a mistake that the idea helps you avoid.</w:t>
       </w:r>
     </w:p>
@@ -138,12 +155,9 @@
     </w:p>
     <w:p>
       <w:pPr>
-        <w:spacing w:line="336" w:lineRule="auto" w:after="180"/>
-      </w:pPr>
-      <w:r>
-        <w:rPr>
-          <w:b w:val="0"/>
-        </w:rPr>
+        <w:pStyle w:val="ListBullet"/>
+      </w:pPr>
+      <w:r>
         <w:t>Without opening the old lesson, explain one key idea from Logs traces and privacy. Give an example and a mistake that the idea helps you avoid.</w:t>
       </w:r>
     </w:p>
@@ -180,42 +194,26 @@
     </w:p>
     <w:p>
       <w:pPr>
-        <w:spacing w:line="336" w:lineRule="auto" w:after="180"/>
-        <w:shd w:fill="F1F6F8"/>
-      </w:pPr>
-      <w:r>
-        <w:rPr>
-          <w:b w:val="0"/>
-        </w:rPr>
+        <w:pStyle w:val="ListBullet"/>
+      </w:pPr>
+      <w:r>
         <w:t>Use this reference for the original W1–W3 and W5 exercises. The separately named independent case supplies its own changed facts; use those facts for that attempt before feedback.</w:t>
       </w:r>
     </w:p>
     <w:p>
       <w:pPr>
-        <w:spacing w:line="336" w:lineRule="auto" w:after="180"/>
-      </w:pPr>
-      <w:r>
-        <w:rPr>
-          <w:b/>
-        </w:rPr>
-        <w:t>Untrusted input</w:t>
-      </w:r>
-      <w:r>
-        <w:rPr>
-          <w:b w:val="0"/>
-        </w:rPr>
-        <w:t xml:space="preserve"> must be treated according to a contract before reaching code, queries or tools. Data that resembles instructions does not acquire execution authority.</w:t>
-      </w:r>
-    </w:p>
-    <w:p>
-      <w:pPr>
-        <w:spacing w:line="336" w:lineRule="auto" w:after="180"/>
-      </w:pPr>
-      <w:r>
-        <w:rPr>
-          <w:b w:val="0"/>
-        </w:rPr>
-        <w:t>For the toy lookup accept room IDs matching one uppercase letter plus one digit. Perform exact dictionary lookup; never evaluate user strings as code. Reject invalid length or characters.</w:t>
+        <w:pStyle w:val="ListBullet"/>
+      </w:pPr>
+      <w:r>
+        <w:t>Untrusted input must be treated according to a contract before reaching code, queries or tools. Data that resembles instructions does not acquire execution authority.</w:t>
+      </w:r>
+    </w:p>
+    <w:p>
+      <w:pPr>
+        <w:pStyle w:val="ListBullet"/>
+      </w:pPr>
+      <w:r>
+        <w:t>For the toy lookup accept room IDs matching one ASCII uppercase letter plus one ASCII digit, with no trimming. Perform exact dictionary lookup; never evaluate user strings as code. Reject invalid length or characters.</w:t>
       </w:r>
     </w:p>
     <w:p>
@@ -223,135 +221,44 @@
         <w:pStyle w:val="Heading1"/>
       </w:pPr>
       <w:r>
-        <w:t>02. Practise with fading help</w:t>
-      </w:r>
-    </w:p>
-    <w:p>
-      <w:r>
-        <w:t>Complete the supported Untrusted input boundaries trace and record the first step you can explain without help.</w:t>
-      </w:r>
-    </w:p>
-    <w:p>
-      <w:pPr>
-        <w:spacing w:line="336" w:lineRule="auto" w:after="180"/>
-      </w:pPr>
-      <w:r>
-        <w:rPr>
-          <w:b w:val="0"/>
-        </w:rPr>
-        <w:t xml:space="preserve">Use W2: Trace the worked case for </w:t>
-      </w:r>
-      <w:r>
-        <w:rPr>
-          <w:b/>
-        </w:rPr>
-        <w:t>Untrusted input</w:t>
-      </w:r>
-      <w:r>
-        <w:rPr>
-          <w:b w:val="0"/>
-        </w:rPr>
-        <w:t xml:space="preserve"> boundaries. Record the answer once; the lesson and workbook refer to the same attempt.</w:t>
-      </w:r>
-    </w:p>
-    <w:tbl>
-      <w:tblPr>
-        <w:tblStyle w:val="LightShading-Accent1"/>
-        <w:tblW w:type="auto" w:w="0"/>
-        <w:tblLook w:firstColumn="1" w:firstRow="1" w:lastColumn="0" w:lastRow="0" w:noHBand="0" w:noVBand="1" w:val="04A0"/>
-      </w:tblPr>
-      <w:tblGrid>
-        <w:gridCol w:w="2556"/>
-        <w:gridCol w:w="2556"/>
-        <w:gridCol w:w="2556"/>
-        <w:gridCol w:w="2556"/>
-      </w:tblGrid>
-      <w:tr>
-        <w:trPr>
-          <w:tblHeader/>
-        </w:trPr>
-        <w:tc>
-          <w:tcPr>
-            <w:tcW w:type="dxa" w:w="2556"/>
-          </w:tcPr>
-          <w:p>
-            <w:r>
-              <w:t>Given inputs</w:t>
-            </w:r>
-          </w:p>
-        </w:tc>
-        <w:tc>
-          <w:tcPr>
-            <w:tcW w:type="dxa" w:w="2556"/>
-          </w:tcPr>
-          <w:p>
-            <w:r>
-              <w:t>Procedure I chose</w:t>
-            </w:r>
-          </w:p>
-        </w:tc>
-        <w:tc>
-          <w:tcPr>
-            <w:tcW w:type="dxa" w:w="2556"/>
-          </w:tcPr>
-          <w:p>
-            <w:r>
-              <w:t>Middle steps</w:t>
-            </w:r>
-          </w:p>
-        </w:tc>
-        <w:tc>
-          <w:tcPr>
-            <w:tcW w:type="dxa" w:w="2556"/>
-          </w:tcPr>
-          <w:p>
-            <w:r>
-              <w:t>Result and check</w:t>
-            </w:r>
-          </w:p>
-        </w:tc>
-      </w:tr>
-      <w:tr>
-        <w:tc>
-          <w:tcPr>
-            <w:tcW w:type="dxa" w:w="2556"/>
-          </w:tcPr>
-          <w:p>
-            <w:r/>
-          </w:p>
-        </w:tc>
-        <w:tc>
-          <w:tcPr>
-            <w:tcW w:type="dxa" w:w="2556"/>
-          </w:tcPr>
-          <w:p>
-            <w:r/>
-          </w:p>
-        </w:tc>
-        <w:tc>
-          <w:tcPr>
-            <w:tcW w:type="dxa" w:w="2556"/>
-          </w:tcPr>
-          <w:p>
-            <w:r/>
-          </w:p>
-        </w:tc>
-        <w:tc>
-          <w:tcPr>
-            <w:tcW w:type="dxa" w:w="2556"/>
-          </w:tcPr>
-          <w:p>
-            <w:r/>
-          </w:p>
-        </w:tc>
-      </w:tr>
-    </w:tbl>
+        <w:t>05. W1 · Explain the current example</w:t>
+      </w:r>
+    </w:p>
+    <w:p>
+      <w:r>
+        <w:t>Keep this task’s inputs,rule and response together.</w:t>
+      </w:r>
+    </w:p>
+    <w:p>
+      <w:pPr>
+        <w:pStyle w:val="Heading2"/>
+      </w:pPr>
+      <w:r>
+        <w:t>Complete task and evidence</w:t>
+      </w:r>
+    </w:p>
+    <w:p>
+      <w:pPr>
+        <w:pStyle w:val="ListBullet"/>
+      </w:pPr>
+      <w:r>
+        <w:t>Main input is exactly a Python string matching the entire ASCII pattern [A-Z][0-9], with no trimming, case change or coercion. A1 passes shape; delete_all() fails and is never executed. Explicit local extension: trusted scope allows A1 and D4; records provide A1/capacity 12/source ROOM-A1 and an unauthorized B2 record. Only A1/D4 reach lookup; B2 denies before lookup; D4 is missing so reviews. Source remains unchanged and only checked response fields are emitted. Main a1, extra characters, trailing whitespace/newline, fullwidth characters, non-ASCII digits and None fail exact shape. Separate picture uses [a-z][0-9]: h3 passes, H3/h30/trailing-space input fail, z0 passes shape but grants no authority. A format pass does not establish resource permission, existence or truth. Diagnostic evidence must remain policy-compliant. No input is run as code, SQL, shell or model instruction, and no real authentication or universal injection protection is demonstrated.</w:t>
+      </w:r>
+    </w:p>
+    <w:p>
+      <w:pPr>
+        <w:pStyle w:val="ListBullet"/>
+      </w:pPr>
+      <w:r>
+        <w:t>Explain the weekly mechanism in your own words. Use the worked scenario to name its input, decision rule and output.</w:t>
+      </w:r>
+    </w:p>
     <w:p>
       <w:pPr>
         <w:pStyle w:val="Heading3"/>
       </w:pPr>
       <w:r>
-        <w:t>The step I completed without help, and the hint I needed</w:t>
+        <w:t>My reasoning and evidence</w:t>
       </w:r>
     </w:p>
     <w:p>
@@ -370,50 +277,55 @@
       </w:r>
     </w:p>
     <w:p>
+      <w:r>
+        <w:t>________________________________________________________________</w:t>
+      </w:r>
+    </w:p>
+    <w:p>
+      <w:r>
+        <w:t>________________________________________________________________</w:t>
+      </w:r>
+    </w:p>
+    <w:p>
+      <w:r>
+        <w:t>________________________________________________________________</w:t>
+      </w:r>
+    </w:p>
+    <w:p>
       <w:pPr>
         <w:pStyle w:val="Heading1"/>
       </w:pPr>
       <w:r>
-        <w:t>03. Individual reasoning check</w:t>
-      </w:r>
-    </w:p>
-    <w:p>
-      <w:r>
-        <w:t>Check the proposed Untrusted input boundaries explanation against the supplied facts before discussing it.</w:t>
-      </w:r>
-    </w:p>
-    <w:p>
-      <w:pPr>
-        <w:spacing w:line="336" w:lineRule="auto" w:after="180"/>
-      </w:pPr>
-      <w:r>
-        <w:rPr>
-          <w:b w:val="0"/>
-        </w:rPr>
-        <w:t xml:space="preserve">Use the worked case for </w:t>
-      </w:r>
-      <w:r>
-        <w:rPr>
-          <w:b/>
-        </w:rPr>
-        <w:t>Untrusted input</w:t>
-      </w:r>
-      <w:r>
-        <w:rPr>
-          <w:b w:val="0"/>
-        </w:rPr>
-        <w:t xml:space="preserve"> boundaries. Proposed explanation: “The worked result establishes every future case”. Decide whether this explanation is supported.</w:t>
-      </w:r>
-    </w:p>
-    <w:p>
-      <w:pPr>
-        <w:spacing w:line="336" w:lineRule="auto" w:after="180"/>
-      </w:pPr>
-      <w:r>
-        <w:rPr>
-          <w:b w:val="0"/>
-        </w:rPr>
-        <w:t>Point to the step or supplied fact that decides; explain your repair if needed.</w:t>
+        <w:t>06. W2 · Trace the calculation</w:t>
+      </w:r>
+    </w:p>
+    <w:p>
+      <w:r>
+        <w:t>Keep this task’s inputs,rule and response together.</w:t>
+      </w:r>
+    </w:p>
+    <w:p>
+      <w:pPr>
+        <w:pStyle w:val="Heading2"/>
+      </w:pPr>
+      <w:r>
+        <w:t>Complete task and evidence</w:t>
+      </w:r>
+    </w:p>
+    <w:p>
+      <w:pPr>
+        <w:pStyle w:val="ListBullet"/>
+      </w:pPr>
+      <w:r>
+        <w:t>Main input is exactly a Python string matching the entire ASCII pattern [A-Z][0-9], with no trimming, case change or coercion. A1 passes shape; delete_all() fails and is never executed. Explicit local extension: trusted scope allows A1 and D4; records provide A1/capacity 12/source ROOM-A1 and an unauthorized B2 record. Only A1/D4 reach lookup; B2 denies before lookup; D4 is missing so reviews. Source remains unchanged and only checked response fields are emitted. Main a1, extra characters, trailing whitespace/newline, fullwidth characters, non-ASCII digits and None fail exact shape. Separate picture uses [a-z][0-9]: h3 passes, H3/h30/trailing-space input fail, z0 passes shape but grants no authority. A format pass does not establish resource permission, existence or truth. Diagnostic evidence must remain policy-compliant. No input is run as code, SQL, shell or model instruction, and no real authentication or universal injection protection is demonstrated.</w:t>
+      </w:r>
+    </w:p>
+    <w:p>
+      <w:pPr>
+        <w:pStyle w:val="ListBullet"/>
+      </w:pPr>
+      <w:r>
+        <w:t>Inputs A1 and delete_all() are supplied to room lookup. Show the intermediate steps and give the conclusion with its scope.</w:t>
       </w:r>
     </w:p>
     <w:p>
@@ -421,7 +333,7 @@
         <w:pStyle w:val="Heading3"/>
       </w:pPr>
       <w:r>
-        <w:t>My explanation before partner discussion</w:t>
+        <w:t>My reasoning and evidence</w:t>
       </w:r>
     </w:p>
     <w:p>
@@ -445,16 +357,55 @@
       </w:r>
     </w:p>
     <w:p>
+      <w:r>
+        <w:t>________________________________________________________________</w:t>
+      </w:r>
+    </w:p>
+    <w:p>
+      <w:r>
+        <w:t>________________________________________________________________</w:t>
+      </w:r>
+    </w:p>
+    <w:p>
+      <w:r>
+        <w:t>________________________________________________________________</w:t>
+      </w:r>
+    </w:p>
+    <w:p>
       <w:pPr>
         <w:pStyle w:val="Heading1"/>
       </w:pPr>
       <w:r>
-        <w:t>04. Independent transfer case</w:t>
-      </w:r>
-    </w:p>
-    <w:p>
-      <w:r>
-        <w:t>Write one first attempt at the reserved independent case before feedback. Repeated copies of that case refer to the same recorded attempt.</w:t>
+        <w:t>07. W3 · Repair a misconception</w:t>
+      </w:r>
+    </w:p>
+    <w:p>
+      <w:r>
+        <w:t>Keep this task’s inputs,rule and response together.</w:t>
+      </w:r>
+    </w:p>
+    <w:p>
+      <w:pPr>
+        <w:pStyle w:val="Heading2"/>
+      </w:pPr>
+      <w:r>
+        <w:t>Complete task and evidence</w:t>
+      </w:r>
+    </w:p>
+    <w:p>
+      <w:pPr>
+        <w:pStyle w:val="ListBullet"/>
+      </w:pPr>
+      <w:r>
+        <w:t>Main input is exactly a Python string matching the entire ASCII pattern [A-Z][0-9], with no trimming, case change or coercion. A1 passes shape; delete_all() fails and is never executed. Explicit local extension: trusted scope allows A1 and D4; records provide A1/capacity 12/source ROOM-A1 and an unauthorized B2 record. Only A1/D4 reach lookup; B2 denies before lookup; D4 is missing so reviews. Source remains unchanged and only checked response fields are emitted. Main a1, extra characters, trailing whitespace/newline, fullwidth characters, non-ASCII digits and None fail exact shape. Separate picture uses [a-z][0-9]: h3 passes, H3/h30/trailing-space input fail, z0 passes shape but grants no authority. A format pass does not establish resource permission, existence or truth. Diagnostic evidence must remain policy-compliant. No input is run as code, SQL, shell or model instruction, and no real authentication or universal injection protection is demonstrated.</w:t>
+      </w:r>
+    </w:p>
+    <w:p>
+      <w:pPr>
+        <w:pStyle w:val="ListBullet"/>
+      </w:pPr>
+      <w:r>
+        <w:t>A report omits this qualification: A format check does not grant resource access; authorisation follows separately. Explain how omitting it could change a reader's interpretation, and write an accurate replacement.</w:t>
       </w:r>
     </w:p>
     <w:p>
@@ -462,25 +413,154 @@
         <w:pStyle w:val="Heading3"/>
       </w:pPr>
       <w:r>
+        <w:t>My reasoning and evidence</w:t>
+      </w:r>
+    </w:p>
+    <w:p>
+      <w:r>
+        <w:t>________________________________________________________________</w:t>
+      </w:r>
+    </w:p>
+    <w:p>
+      <w:r>
+        <w:t>________________________________________________________________</w:t>
+      </w:r>
+    </w:p>
+    <w:p>
+      <w:r>
+        <w:t>________________________________________________________________</w:t>
+      </w:r>
+    </w:p>
+    <w:p>
+      <w:r>
+        <w:t>________________________________________________________________</w:t>
+      </w:r>
+    </w:p>
+    <w:p>
+      <w:r>
+        <w:t>________________________________________________________________</w:t>
+      </w:r>
+    </w:p>
+    <w:p>
+      <w:r>
+        <w:t>________________________________________________________________</w:t>
+      </w:r>
+    </w:p>
+    <w:p>
+      <w:pPr>
+        <w:pStyle w:val="Heading1"/>
+      </w:pPr>
+      <w:r>
+        <w:t>09. W5 · Explain the limitation</w:t>
+      </w:r>
+    </w:p>
+    <w:p>
+      <w:r>
+        <w:t>Keep this task’s inputs,rule and response together.</w:t>
+      </w:r>
+    </w:p>
+    <w:p>
+      <w:pPr>
+        <w:pStyle w:val="Heading2"/>
+      </w:pPr>
+      <w:r>
+        <w:t>Complete task and evidence</w:t>
+      </w:r>
+    </w:p>
+    <w:p>
+      <w:pPr>
+        <w:pStyle w:val="ListBullet"/>
+      </w:pPr>
+      <w:r>
+        <w:t>Main input is exactly a Python string matching the entire ASCII pattern [A-Z][0-9], with no trimming, case change or coercion. A1 passes shape; delete_all() fails and is never executed. Explicit local extension: trusted scope allows A1 and D4; records provide A1/capacity 12/source ROOM-A1 and an unauthorized B2 record. Only A1/D4 reach lookup; B2 denies before lookup; D4 is missing so reviews. Source remains unchanged and only checked response fields are emitted. Main a1, extra characters, trailing whitespace/newline, fullwidth characters, non-ASCII digits and None fail exact shape. Separate picture uses [a-z][0-9]: h3 passes, H3/h30/trailing-space input fail, z0 passes shape but grants no authority. A format pass does not establish resource permission, existence or truth. Diagnostic evidence must remain policy-compliant. No input is run as code, SQL, shell or model instruction, and no real authentication or universal injection protection is demonstrated.</w:t>
+      </w:r>
+    </w:p>
+    <w:p>
+      <w:pPr>
+        <w:pStyle w:val="ListBullet"/>
+      </w:pPr>
+      <w:r>
+        <w:t>For the worked scenario, propose one additional case that could reveal a failure, describe its expected outcome before running it, and explain what would need to remain fixed for a fair comparison. Do not reuse W4 as a new final test after receiving feedback.</w:t>
+      </w:r>
+    </w:p>
+    <w:p>
+      <w:pPr>
+        <w:pStyle w:val="Heading3"/>
+      </w:pPr>
+      <w:r>
+        <w:t>My reasoning and evidence</w:t>
+      </w:r>
+    </w:p>
+    <w:p>
+      <w:r>
+        <w:t>________________________________________________________________</w:t>
+      </w:r>
+    </w:p>
+    <w:p>
+      <w:r>
+        <w:t>________________________________________________________________</w:t>
+      </w:r>
+    </w:p>
+    <w:p>
+      <w:r>
+        <w:t>________________________________________________________________</w:t>
+      </w:r>
+    </w:p>
+    <w:p>
+      <w:r>
+        <w:t>________________________________________________________________</w:t>
+      </w:r>
+    </w:p>
+    <w:p>
+      <w:r>
+        <w:t>________________________________________________________________</w:t>
+      </w:r>
+    </w:p>
+    <w:p>
+      <w:r>
+        <w:t>________________________________________________________________</w:t>
+      </w:r>
+    </w:p>
+    <w:p>
+      <w:r>
+        <w:t>________________________________________________________________</w:t>
+      </w:r>
+    </w:p>
+    <w:p>
+      <w:pPr>
+        <w:pStyle w:val="Heading1"/>
+      </w:pPr>
+      <w:r>
+        <w:t>04. Try alone · Selected transfer</w:t>
+      </w:r>
+    </w:p>
+    <w:p>
+      <w:r>
+        <w:t>Keep this task’s inputs,rule and response together.</w:t>
+      </w:r>
+    </w:p>
+    <w:p>
+      <w:pPr>
+        <w:pStyle w:val="Heading2"/>
+      </w:pPr>
+      <w:r>
+        <w:t>Complete task and evidence</w:t>
+      </w:r>
+    </w:p>
+    <w:p>
+      <w:pPr>
+        <w:pStyle w:val="Heading3"/>
+      </w:pPr>
+      <w:r>
         <w:t>Independent case: Changed independent case</w:t>
       </w:r>
     </w:p>
     <w:p>
       <w:pPr>
-        <w:spacing w:line="336" w:lineRule="auto" w:after="180"/>
-        <w:shd w:fill="F5F1FB"/>
-      </w:pPr>
-      <w:r>
-        <w:rPr>
-          <w:b/>
-        </w:rPr>
-        <w:t>Input</w:t>
-      </w:r>
-      <w:r>
-        <w:rPr>
-          <w:b w:val="0"/>
-        </w:rPr>
-        <w:t xml:space="preserve"> format is exactly one ASCII uppercase letter followed by one digit, with no trimming. Evaluate C0, c0, C00, "C0 ", and None. Does a valid format grant access?</w:t>
+        <w:pStyle w:val="ListBullet"/>
+      </w:pPr>
+      <w:r>
+        <w:t>Input format is exactly one ASCII uppercase letter followed by one digit, with no trimming. Evaluate C0, c0, C00, "C0 ", and None. Does a valid format grant access?</w:t>
       </w:r>
     </w:p>
     <w:p>
@@ -528,12 +608,9 @@
     </w:p>
     <w:p>
       <w:pPr>
-        <w:spacing w:line="336" w:lineRule="auto" w:after="180"/>
-      </w:pPr>
-      <w:r>
-        <w:rPr>
-          <w:b w:val="0"/>
-        </w:rPr>
+        <w:pStyle w:val="ListBullet"/>
+      </w:pPr>
+      <w:r>
         <w:t>Attempt this case before feedback. Record any help. Earlier examples below are further practice; a case already practised with feedback cannot establish fresh transfer.</w:t>
       </w:r>
     </w:p>
@@ -542,59 +619,28 @@
         <w:pStyle w:val="Heading1"/>
       </w:pPr>
       <w:r>
-        <w:t>05. W1 Explain the mechanism</w:t>
-      </w:r>
-    </w:p>
-    <w:p>
-      <w:r>
-        <w:t>Explain the mechanism. Apply the supplied Untrusted input boundaries facts and keep your reasoning.</w:t>
-      </w:r>
-    </w:p>
-    <w:p>
-      <w:pPr>
-        <w:spacing w:line="336" w:lineRule="auto" w:after="180"/>
-      </w:pPr>
-      <w:r>
-        <w:rPr>
-          <w:b w:val="0"/>
-        </w:rPr>
-        <w:t xml:space="preserve">Explain the weekly </w:t>
-      </w:r>
-      <w:r>
-        <w:rPr>
-          <w:b/>
-        </w:rPr>
-        <w:t>mechanism</w:t>
-      </w:r>
-      <w:r>
-        <w:rPr>
-          <w:b w:val="0"/>
-        </w:rPr>
-        <w:t xml:space="preserve"> in your own words. Use the worked scenario to name its </w:t>
-      </w:r>
-      <w:r>
-        <w:rPr>
-          <w:b/>
-        </w:rPr>
-        <w:t>input</w:t>
-      </w:r>
-      <w:r>
-        <w:rPr>
-          <w:b w:val="0"/>
-        </w:rPr>
-        <w:t xml:space="preserve">, decision rule and </w:t>
-      </w:r>
-      <w:r>
-        <w:rPr>
-          <w:b/>
-        </w:rPr>
-        <w:t>output</w:t>
-      </w:r>
-      <w:r>
-        <w:rPr>
-          <w:b w:val="0"/>
-        </w:rPr>
-        <w:t>.</w:t>
+        <w:t>10. Project · Keep the service evidence</w:t>
+      </w:r>
+    </w:p>
+    <w:p>
+      <w:r>
+        <w:t>Preserve the contract, inputs, observed outcomes and limits.</w:t>
+      </w:r>
+    </w:p>
+    <w:p>
+      <w:pPr>
+        <w:pStyle w:val="Heading2"/>
+      </w:pPr>
+      <w:r>
+        <w:t>Complete task and evidence</w:t>
+      </w:r>
+    </w:p>
+    <w:p>
+      <w:pPr>
+        <w:pStyle w:val="ListBullet"/>
+      </w:pPr>
+      <w:r>
+        <w:t>Add a labelled untrusted input boundaries evidence sheet to Grounded Learning Service. Show how you can explain the mechanism and terminology of untrusted input boundaries. Use the supplied fictional case and keep its inputs, intermediate steps, calculation or prediction, and limitation. Connect this record to last week’s record; a matching answer without a trace is insufficient.</w:t>
       </w:r>
     </w:p>
     <w:p>
@@ -602,7 +648,7 @@
         <w:pStyle w:val="Heading3"/>
       </w:pPr>
       <w:r>
-        <w:t>My reasoning and evidence</w:t>
+        <w:t>My project change, supporting evidence and remaining limit</w:t>
       </w:r>
     </w:p>
     <w:p>
@@ -640,442 +686,20 @@
         <w:pStyle w:val="Heading1"/>
       </w:pPr>
       <w:r>
-        <w:t>06. W2 Trace the worked case</w:t>
-      </w:r>
-    </w:p>
-    <w:p>
-      <w:r>
-        <w:t>Trace the worked case. Apply the supplied Untrusted input boundaries facts and keep your reasoning.</w:t>
-      </w:r>
-    </w:p>
-    <w:p>
-      <w:pPr>
-        <w:spacing w:line="336" w:lineRule="auto" w:after="180"/>
-      </w:pPr>
-      <w:r>
-        <w:rPr>
-          <w:b/>
-        </w:rPr>
-        <w:t>Input</w:t>
-      </w:r>
-      <w:r>
-        <w:rPr>
-          <w:b w:val="0"/>
-        </w:rPr>
-        <w:t>s A1 and delete_all() are supplied to room lookup. Show the intermediate steps and give the conclusion with its scope.</w:t>
-      </w:r>
-    </w:p>
-    <w:p>
-      <w:pPr>
-        <w:pStyle w:val="Heading3"/>
-      </w:pPr>
-      <w:r>
-        <w:t>My reasoning and evidence</w:t>
-      </w:r>
-    </w:p>
-    <w:p>
-      <w:r>
-        <w:t>________________________________________________________________</w:t>
-      </w:r>
-    </w:p>
-    <w:p>
-      <w:r>
-        <w:t>________________________________________________________________</w:t>
-      </w:r>
-    </w:p>
-    <w:p>
-      <w:r>
-        <w:t>________________________________________________________________</w:t>
-      </w:r>
-    </w:p>
-    <w:p>
-      <w:r>
-        <w:t>________________________________________________________________</w:t>
-      </w:r>
-    </w:p>
-    <w:p>
-      <w:r>
-        <w:t>________________________________________________________________</w:t>
-      </w:r>
-    </w:p>
-    <w:p>
-      <w:r>
-        <w:t>________________________________________________________________</w:t>
-      </w:r>
-    </w:p>
-    <w:p>
-      <w:r>
-        <w:t>________________________________________________________________</w:t>
-      </w:r>
-    </w:p>
-    <w:p>
-      <w:pPr>
-        <w:pStyle w:val="Heading1"/>
-      </w:pPr>
-      <w:r>
-        <w:t>07. W3 Audit the limit</w:t>
-      </w:r>
-    </w:p>
-    <w:p>
-      <w:r>
-        <w:t>Audit the limit. Apply the supplied Untrusted input boundaries facts and keep your reasoning.</w:t>
-      </w:r>
-    </w:p>
-    <w:p>
-      <w:pPr>
-        <w:spacing w:line="336" w:lineRule="auto" w:after="180"/>
-      </w:pPr>
-      <w:r>
-        <w:rPr>
-          <w:b w:val="0"/>
-        </w:rPr>
-        <w:t>A report omits this qualification: A format check does not grant resource access; authorisation follows separately. Explain how omitting it could change a reader's interpretation, and write an accurate replacement.</w:t>
-      </w:r>
-    </w:p>
-    <w:p>
-      <w:pPr>
-        <w:pStyle w:val="Heading3"/>
-      </w:pPr>
-      <w:r>
-        <w:t>My reasoning and evidence</w:t>
-      </w:r>
-    </w:p>
-    <w:p>
-      <w:r>
-        <w:t>________________________________________________________________</w:t>
-      </w:r>
-    </w:p>
-    <w:p>
-      <w:r>
-        <w:t>________________________________________________________________</w:t>
-      </w:r>
-    </w:p>
-    <w:p>
-      <w:r>
-        <w:t>________________________________________________________________</w:t>
-      </w:r>
-    </w:p>
-    <w:p>
-      <w:r>
-        <w:t>________________________________________________________________</w:t>
-      </w:r>
-    </w:p>
-    <w:p>
-      <w:r>
-        <w:t>________________________________________________________________</w:t>
-      </w:r>
-    </w:p>
-    <w:p>
-      <w:r>
-        <w:t>________________________________________________________________</w:t>
-      </w:r>
-    </w:p>
-    <w:p>
-      <w:pPr>
-        <w:pStyle w:val="Heading1"/>
-      </w:pPr>
-      <w:r>
-        <w:t>08. W4 Apply a new case independently</w:t>
-      </w:r>
-    </w:p>
-    <w:p>
-      <w:r>
-        <w:t>Attempt before feedback. If this repeats the selected independent case, reuse that first attempt; otherwise keep a separate record. Apply a new case independently. Apply the supplied Untrusted input boundaries facts and keep your reasoning.</w:t>
-      </w:r>
-    </w:p>
-    <w:p>
-      <w:pPr>
-        <w:spacing w:line="336" w:lineRule="auto" w:after="180"/>
-      </w:pPr>
-      <w:r>
-        <w:rPr>
-          <w:b w:val="0"/>
-        </w:rPr>
-        <w:t>Classify B2, b2, B22 and B2; DROP under the exact format.</w:t>
-      </w:r>
-    </w:p>
-    <w:p>
-      <w:pPr>
-        <w:pStyle w:val="Heading3"/>
-      </w:pPr>
-      <w:r>
-        <w:t>My reasoning and evidence</w:t>
-      </w:r>
-    </w:p>
-    <w:p>
-      <w:r>
-        <w:t>________________________________________________________________</w:t>
-      </w:r>
-    </w:p>
-    <w:p>
-      <w:r>
-        <w:t>________________________________________________________________</w:t>
-      </w:r>
-    </w:p>
-    <w:p>
-      <w:r>
-        <w:t>________________________________________________________________</w:t>
-      </w:r>
-    </w:p>
-    <w:p>
-      <w:r>
-        <w:t>________________________________________________________________</w:t>
-      </w:r>
-    </w:p>
-    <w:p>
-      <w:r>
-        <w:t>________________________________________________________________</w:t>
-      </w:r>
-    </w:p>
-    <w:p>
-      <w:r>
-        <w:t>________________________________________________________________</w:t>
-      </w:r>
-    </w:p>
-    <w:p>
-      <w:r>
-        <w:t>________________________________________________________________</w:t>
-      </w:r>
-    </w:p>
-    <w:p>
-      <w:r>
-        <w:t>________________________________________________________________</w:t>
-      </w:r>
-    </w:p>
-    <w:p>
-      <w:pPr>
-        <w:pStyle w:val="Heading1"/>
-      </w:pPr>
-      <w:r>
-        <w:t>09. W5 Design a revealing follow-up</w:t>
-      </w:r>
-    </w:p>
-    <w:p>
-      <w:r>
-        <w:t>Design a revealing follow-up. Apply the supplied Untrusted input boundaries facts and keep your reasoning.</w:t>
-      </w:r>
-    </w:p>
-    <w:p>
-      <w:pPr>
-        <w:spacing w:line="336" w:lineRule="auto" w:after="180"/>
-      </w:pPr>
-      <w:r>
-        <w:rPr>
-          <w:b w:val="0"/>
-        </w:rPr>
-        <w:t>For the worked scenario, propose one additional case that could reveal a failure, describe its expected outcome before running it, and explain what would need to remain fixed for a fair comparison.</w:t>
-      </w:r>
-    </w:p>
-    <w:p>
-      <w:pPr>
-        <w:spacing w:line="336" w:lineRule="auto" w:after="180"/>
-      </w:pPr>
-      <w:r>
-        <w:rPr>
-          <w:b w:val="0"/>
-        </w:rPr>
-        <w:t>Do not reuse W4 as a new final test after receiving feedback.</w:t>
-      </w:r>
-    </w:p>
-    <w:p>
-      <w:pPr>
-        <w:pStyle w:val="Heading3"/>
-      </w:pPr>
-      <w:r>
-        <w:t>My reasoning and evidence</w:t>
-      </w:r>
-    </w:p>
-    <w:p>
-      <w:r>
-        <w:t>________________________________________________________________</w:t>
-      </w:r>
-    </w:p>
-    <w:p>
-      <w:r>
-        <w:t>________________________________________________________________</w:t>
-      </w:r>
-    </w:p>
-    <w:p>
-      <w:r>
-        <w:t>________________________________________________________________</w:t>
-      </w:r>
-    </w:p>
-    <w:p>
-      <w:r>
-        <w:t>________________________________________________________________</w:t>
-      </w:r>
-    </w:p>
-    <w:p>
-      <w:r>
-        <w:t>________________________________________________________________</w:t>
-      </w:r>
-    </w:p>
-    <w:p>
-      <w:r>
-        <w:t>________________________________________________________________</w:t>
-      </w:r>
-    </w:p>
-    <w:p>
-      <w:r>
-        <w:t>________________________________________________________________</w:t>
-      </w:r>
-    </w:p>
-    <w:p>
-      <w:pPr>
-        <w:pStyle w:val="Heading1"/>
-      </w:pPr>
-      <w:r>
-        <w:t>10. Project checkpoint and reflection</w:t>
-      </w:r>
-    </w:p>
-    <w:p>
-      <w:r>
-        <w:t>Connect Untrusted input boundaries to Grounded Learning Service, identify a limit and choose the next useful test.</w:t>
-      </w:r>
-    </w:p>
-    <w:p>
-      <w:pPr>
-        <w:spacing w:line="336" w:lineRule="auto" w:after="180"/>
-      </w:pPr>
-      <w:r>
-        <w:rPr>
-          <w:b w:val="0"/>
-        </w:rPr>
-        <w:t xml:space="preserve">Add a labelled </w:t>
-      </w:r>
-      <w:r>
-        <w:rPr>
-          <w:b/>
-        </w:rPr>
-        <w:t>untrusted input</w:t>
-      </w:r>
-      <w:r>
-        <w:rPr>
-          <w:b w:val="0"/>
-        </w:rPr>
-        <w:t xml:space="preserve"> boundaries </w:t>
-      </w:r>
-      <w:r>
-        <w:rPr>
-          <w:b/>
-        </w:rPr>
-        <w:t>evidence</w:t>
-      </w:r>
-      <w:r>
-        <w:rPr>
-          <w:b w:val="0"/>
-        </w:rPr>
-        <w:t xml:space="preserve"> sheet to Grounded Learning Service. Show how you can explain the </w:t>
-      </w:r>
-      <w:r>
-        <w:rPr>
-          <w:b/>
-        </w:rPr>
-        <w:t>mechanism</w:t>
-      </w:r>
-      <w:r>
-        <w:rPr>
-          <w:b w:val="0"/>
-        </w:rPr>
-        <w:t xml:space="preserve"> and terminology of </w:t>
-      </w:r>
-      <w:r>
-        <w:rPr>
-          <w:b/>
-        </w:rPr>
-        <w:t>untrusted input</w:t>
-      </w:r>
-      <w:r>
-        <w:rPr>
-          <w:b w:val="0"/>
-        </w:rPr>
-        <w:t xml:space="preserve"> boundaries.</w:t>
-      </w:r>
-    </w:p>
-    <w:p>
-      <w:pPr>
-        <w:spacing w:line="336" w:lineRule="auto" w:after="180"/>
-      </w:pPr>
-      <w:r>
-        <w:rPr>
-          <w:b w:val="0"/>
-        </w:rPr>
-        <w:t xml:space="preserve">Use the supplied fictional case and keep its </w:t>
-      </w:r>
-      <w:r>
-        <w:rPr>
-          <w:b/>
-        </w:rPr>
-        <w:t>input</w:t>
-      </w:r>
-      <w:r>
-        <w:rPr>
-          <w:b w:val="0"/>
-        </w:rPr>
-        <w:t xml:space="preserve">s, intermediate steps, calculation or </w:t>
-      </w:r>
-      <w:r>
-        <w:rPr>
-          <w:b/>
-        </w:rPr>
-        <w:t>prediction</w:t>
-      </w:r>
-      <w:r>
-        <w:rPr>
-          <w:b w:val="0"/>
-        </w:rPr>
-        <w:t>, and limitation. Connect this record to last week’s record; a matching answer without a trace is insufficient.</w:t>
-      </w:r>
-    </w:p>
-    <w:p>
-      <w:pPr>
-        <w:pStyle w:val="Heading3"/>
-      </w:pPr>
-      <w:r>
-        <w:t>My project change, supporting evidence and remaining limit</w:t>
-      </w:r>
-    </w:p>
-    <w:p>
-      <w:r>
-        <w:t>________________________________________________________________</w:t>
-      </w:r>
-    </w:p>
-    <w:p>
-      <w:r>
-        <w:t>________________________________________________________________</w:t>
-      </w:r>
-    </w:p>
-    <w:p>
-      <w:r>
-        <w:t>________________________________________________________________</w:t>
-      </w:r>
-    </w:p>
-    <w:p>
-      <w:r>
-        <w:t>________________________________________________________________</w:t>
-      </w:r>
-    </w:p>
-    <w:p>
-      <w:r>
-        <w:t>________________________________________________________________</w:t>
-      </w:r>
-    </w:p>
-    <w:p>
-      <w:r>
-        <w:t>________________________________________________________________</w:t>
-      </w:r>
-    </w:p>
-    <w:p>
-      <w:pPr>
-        <w:pStyle w:val="Heading1"/>
-      </w:pPr>
-      <w:r>
-        <w:t>11. Feedback, return check and learning record</w:t>
-      </w:r>
-    </w:p>
-    <w:p>
-      <w:r>
-        <w:t>Record the first repaired step and a different case to revisit after a delay.</w:t>
+        <w:t>11. Feedback · Repair and return</w:t>
+      </w:r>
+    </w:p>
+    <w:p>
+      <w:r>
+        <w:t>Keep this task’s inputs,rule and response together.</w:t>
+      </w:r>
+    </w:p>
+    <w:p>
+      <w:pPr>
+        <w:pStyle w:val="Heading2"/>
+      </w:pPr>
+      <w:r>
+        <w:t>Complete task and evidence</w:t>
       </w:r>
     </w:p>
     <w:tbl>
@@ -1216,12 +840,9 @@
     </w:tbl>
     <w:p>
       <w:pPr>
-        <w:spacing w:line="336" w:lineRule="auto" w:after="180"/>
-      </w:pPr>
-      <w:r>
-        <w:rPr>
-          <w:b w:val="0"/>
-        </w:rPr>
+        <w:pStyle w:val="ListBullet"/>
+      </w:pPr>
+      <w:r>
         <w:t>Revisit this idea with your teacher after a delay. Familiarity is different from explaining and using it on a changed case.</w:t>
       </w:r>
     </w:p>
@@ -1230,40 +851,322 @@
         <w:pStyle w:val="Heading1"/>
       </w:pPr>
       <w:r>
-        <w:t>12. Pictorial case practice: Untrusted input boundaries</w:t>
-      </w:r>
-    </w:p>
-    <w:p>
-      <w:r>
-        <w:t>Check shape before permission. A toy tool accepts exactly one ASCII lowercase letter followed by one digit, with no trimming. Explain the labelled step before checking the changed condition.</w:t>
-      </w:r>
-    </w:p>
-    <w:p>
-      <w:pPr>
-        <w:spacing w:line="336" w:lineRule="auto" w:after="180"/>
-      </w:pPr>
-      <w:r>
-        <w:rPr>
-          <w:b w:val="0"/>
-        </w:rPr>
-        <w:t>Check shape before permission. A toy tool accepts exactly one ASCII lowercase letter followed by one digit, with no trimming.</w:t>
-      </w:r>
-    </w:p>
-    <w:p>
-      <w:pPr>
-        <w:spacing w:line="336" w:lineRule="auto" w:after="180"/>
-      </w:pPr>
-      <w:r>
-        <w:rPr>
-          <w:b/>
-        </w:rPr>
-        <w:t>Input</w:t>
-      </w:r>
-      <w:r>
-        <w:rPr>
-          <w:b w:val="0"/>
-        </w:rPr>
-        <w:t>s h3, H3, h30 and "h3 ". Shape acceptance never grants access by itself.</w:t>
+        <w:t>Reference bank and extra practice</w:t>
+      </w:r>
+    </w:p>
+    <w:p>
+      <w:pPr>
+        <w:pStyle w:val="Heading1"/>
+      </w:pPr>
+      <w:r>
+        <w:t>02. Reference · Supported W2 record</w:t>
+      </w:r>
+    </w:p>
+    <w:p>
+      <w:r>
+        <w:t>Keep this task’s inputs,rule and response together.</w:t>
+      </w:r>
+    </w:p>
+    <w:p>
+      <w:pPr>
+        <w:pStyle w:val="Heading2"/>
+      </w:pPr>
+      <w:r>
+        <w:t>Complete task and evidence</w:t>
+      </w:r>
+    </w:p>
+    <w:p>
+      <w:pPr>
+        <w:pStyle w:val="ListBullet"/>
+      </w:pPr>
+      <w:r>
+        <w:t>Use W2: Trace the worked case for Untrusted input boundaries. Record the answer once; the lesson and workbook refer to the same attempt.</w:t>
+      </w:r>
+    </w:p>
+    <w:tbl>
+      <w:tblPr>
+        <w:tblStyle w:val="LightShading-Accent1"/>
+        <w:tblW w:type="auto" w:w="0"/>
+        <w:tblLook w:firstColumn="1" w:firstRow="1" w:lastColumn="0" w:lastRow="0" w:noHBand="0" w:noVBand="1" w:val="04A0"/>
+      </w:tblPr>
+      <w:tblGrid>
+        <w:gridCol w:w="2556"/>
+        <w:gridCol w:w="2556"/>
+        <w:gridCol w:w="2556"/>
+        <w:gridCol w:w="2556"/>
+      </w:tblGrid>
+      <w:tr>
+        <w:trPr>
+          <w:tblHeader/>
+        </w:trPr>
+        <w:tc>
+          <w:tcPr>
+            <w:tcW w:type="dxa" w:w="2556"/>
+          </w:tcPr>
+          <w:p>
+            <w:r>
+              <w:t>Given inputs</w:t>
+            </w:r>
+          </w:p>
+        </w:tc>
+        <w:tc>
+          <w:tcPr>
+            <w:tcW w:type="dxa" w:w="2556"/>
+          </w:tcPr>
+          <w:p>
+            <w:r>
+              <w:t>Procedure I chose</w:t>
+            </w:r>
+          </w:p>
+        </w:tc>
+        <w:tc>
+          <w:tcPr>
+            <w:tcW w:type="dxa" w:w="2556"/>
+          </w:tcPr>
+          <w:p>
+            <w:r>
+              <w:t>Middle steps</w:t>
+            </w:r>
+          </w:p>
+        </w:tc>
+        <w:tc>
+          <w:tcPr>
+            <w:tcW w:type="dxa" w:w="2556"/>
+          </w:tcPr>
+          <w:p>
+            <w:r>
+              <w:t>Result and check</w:t>
+            </w:r>
+          </w:p>
+        </w:tc>
+      </w:tr>
+      <w:tr>
+        <w:tc>
+          <w:tcPr>
+            <w:tcW w:type="dxa" w:w="2556"/>
+          </w:tcPr>
+          <w:p>
+            <w:r/>
+          </w:p>
+        </w:tc>
+        <w:tc>
+          <w:tcPr>
+            <w:tcW w:type="dxa" w:w="2556"/>
+          </w:tcPr>
+          <w:p>
+            <w:r/>
+          </w:p>
+        </w:tc>
+        <w:tc>
+          <w:tcPr>
+            <w:tcW w:type="dxa" w:w="2556"/>
+          </w:tcPr>
+          <w:p>
+            <w:r/>
+          </w:p>
+        </w:tc>
+        <w:tc>
+          <w:tcPr>
+            <w:tcW w:type="dxa" w:w="2556"/>
+          </w:tcPr>
+          <w:p>
+            <w:r/>
+          </w:p>
+        </w:tc>
+      </w:tr>
+    </w:tbl>
+    <w:p>
+      <w:pPr>
+        <w:pStyle w:val="Heading3"/>
+      </w:pPr>
+      <w:r>
+        <w:t>The step I completed without help, and the hint I needed</w:t>
+      </w:r>
+    </w:p>
+    <w:p>
+      <w:r>
+        <w:t>________________________________________________________________</w:t>
+      </w:r>
+    </w:p>
+    <w:p>
+      <w:r>
+        <w:t>________________________________________________________________</w:t>
+      </w:r>
+    </w:p>
+    <w:p>
+      <w:r>
+        <w:t>________________________________________________________________</w:t>
+      </w:r>
+    </w:p>
+    <w:p>
+      <w:pPr>
+        <w:pStyle w:val="Heading1"/>
+      </w:pPr>
+      <w:r>
+        <w:t>03. Extra practice · Individual reasoning check</w:t>
+      </w:r>
+    </w:p>
+    <w:p>
+      <w:r>
+        <w:t>Keep this task’s inputs,rule and response together.</w:t>
+      </w:r>
+    </w:p>
+    <w:p>
+      <w:pPr>
+        <w:pStyle w:val="Heading2"/>
+      </w:pPr>
+      <w:r>
+        <w:t>Complete task and evidence</w:t>
+      </w:r>
+    </w:p>
+    <w:p>
+      <w:pPr>
+        <w:pStyle w:val="ListBullet"/>
+      </w:pPr>
+      <w:r>
+        <w:t>Use the worked case for Untrusted input boundaries. Proposed explanation: “The worked result establishes every future case”. Decide whether this explanation is supported. Point to the step or supplied fact that decides; explain your repair if needed.</w:t>
+      </w:r>
+    </w:p>
+    <w:p>
+      <w:pPr>
+        <w:pStyle w:val="Heading3"/>
+      </w:pPr>
+      <w:r>
+        <w:t>My explanation before partner discussion</w:t>
+      </w:r>
+    </w:p>
+    <w:p>
+      <w:r>
+        <w:t>________________________________________________________________</w:t>
+      </w:r>
+    </w:p>
+    <w:p>
+      <w:r>
+        <w:t>________________________________________________________________</w:t>
+      </w:r>
+    </w:p>
+    <w:p>
+      <w:r>
+        <w:t>________________________________________________________________</w:t>
+      </w:r>
+    </w:p>
+    <w:p>
+      <w:r>
+        <w:t>________________________________________________________________</w:t>
+      </w:r>
+    </w:p>
+    <w:p>
+      <w:pPr>
+        <w:pStyle w:val="Heading1"/>
+      </w:pPr>
+      <w:r>
+        <w:t>08. Reference · Earlier W4 response copy</w:t>
+      </w:r>
+    </w:p>
+    <w:p>
+      <w:r>
+        <w:t>Keep this task’s inputs,rule and response together.</w:t>
+      </w:r>
+    </w:p>
+    <w:p>
+      <w:pPr>
+        <w:pStyle w:val="Heading2"/>
+      </w:pPr>
+      <w:r>
+        <w:t>Complete task and evidence</w:t>
+      </w:r>
+    </w:p>
+    <w:p>
+      <w:pPr>
+        <w:pStyle w:val="ListBullet"/>
+      </w:pPr>
+      <w:r>
+        <w:t>Classify B2, b2, B22 and B2; DROP under the exact format.</w:t>
+      </w:r>
+    </w:p>
+    <w:p>
+      <w:pPr>
+        <w:pStyle w:val="Heading3"/>
+      </w:pPr>
+      <w:r>
+        <w:t>My reasoning and evidence</w:t>
+      </w:r>
+    </w:p>
+    <w:p>
+      <w:r>
+        <w:t>________________________________________________________________</w:t>
+      </w:r>
+    </w:p>
+    <w:p>
+      <w:r>
+        <w:t>________________________________________________________________</w:t>
+      </w:r>
+    </w:p>
+    <w:p>
+      <w:r>
+        <w:t>________________________________________________________________</w:t>
+      </w:r>
+    </w:p>
+    <w:p>
+      <w:r>
+        <w:t>________________________________________________________________</w:t>
+      </w:r>
+    </w:p>
+    <w:p>
+      <w:r>
+        <w:t>________________________________________________________________</w:t>
+      </w:r>
+    </w:p>
+    <w:p>
+      <w:r>
+        <w:t>________________________________________________________________</w:t>
+      </w:r>
+    </w:p>
+    <w:p>
+      <w:r>
+        <w:t>________________________________________________________________</w:t>
+      </w:r>
+    </w:p>
+    <w:p>
+      <w:r>
+        <w:t>________________________________________________________________</w:t>
+      </w:r>
+    </w:p>
+    <w:p>
+      <w:pPr>
+        <w:pStyle w:val="Heading1"/>
+      </w:pPr>
+      <w:r>
+        <w:t>12. Extra practice · Pictured case</w:t>
+      </w:r>
+    </w:p>
+    <w:p>
+      <w:r>
+        <w:t>Keep this task’s inputs,rule and response together.</w:t>
+      </w:r>
+    </w:p>
+    <w:p>
+      <w:pPr>
+        <w:pStyle w:val="Heading2"/>
+      </w:pPr>
+      <w:r>
+        <w:t>Complete task and evidence</w:t>
+      </w:r>
+    </w:p>
+    <w:p>
+      <w:pPr>
+        <w:pStyle w:val="ListBullet"/>
+      </w:pPr>
+      <w:r>
+        <w:t>Check shape before permission. A toy tool accepts exactly one ASCII lowercase letter followed by one ASCII digit, with no trimming.</w:t>
+      </w:r>
+    </w:p>
+    <w:p>
+      <w:pPr>
+        <w:pStyle w:val="ListBullet"/>
+      </w:pPr>
+      <w:r>
+        <w:t>Inputs h3, H3, h30 and "h3 ". Shape acceptance never grants access by itself.</w:t>
       </w:r>
     </w:p>
     <w:p>
@@ -1304,26 +1207,10 @@
     </w:p>
     <w:p>
       <w:pPr>
-        <w:spacing w:line="336" w:lineRule="auto" w:after="180"/>
-        <w:shd w:fill="F5F1FB"/>
-      </w:pPr>
-      <w:r>
-        <w:rPr>
-          <w:b w:val="0"/>
-        </w:rPr>
-        <w:t xml:space="preserve">Classify h3, H3, h30 and the trailing-space </w:t>
-      </w:r>
-      <w:r>
-        <w:rPr>
-          <w:b/>
-        </w:rPr>
-        <w:t>input</w:t>
-      </w:r>
-      <w:r>
-        <w:rPr>
-          <w:b w:val="0"/>
-        </w:rPr>
-        <w:t xml:space="preserve"> by the stated shape contract. Does a valid z0 grant record access, and which separate gate still remains?</w:t>
+        <w:pStyle w:val="ListBullet"/>
+      </w:pPr>
+      <w:r>
+        <w:t>Classify h3, H3, h30 and the trailing-space input by the stated shape contract. Does a valid z0 grant record access, and which separate gate still remains?</w:t>
       </w:r>
     </w:p>
     <w:p>
@@ -1366,57 +1253,18 @@
     </w:p>
     <w:p>
       <w:pPr>
-        <w:pStyle w:val="Heading3"/>
-      </w:pPr>
-      <w:r>
-        <w:t>Record the help used</w:t>
-      </w:r>
-    </w:p>
-    <w:p>
-      <w:pPr>
-        <w:spacing w:line="336" w:lineRule="auto" w:after="180"/>
-        <w:shd w:fill="F1F6F8"/>
-      </w:pPr>
-      <w:r>
-        <w:rPr>
-          <w:b w:val="0"/>
-        </w:rPr>
-        <w:t xml:space="preserve">Support used: alone / hint / worked example. This record is practice </w:t>
-      </w:r>
-      <w:r>
-        <w:rPr>
-          <w:b/>
-        </w:rPr>
-        <w:t>evidence</w:t>
-      </w:r>
-      <w:r>
-        <w:rPr>
-          <w:b w:val="0"/>
-        </w:rPr>
-        <w:t>.</w:t>
-      </w:r>
-    </w:p>
-    <w:p>
-      <w:pPr>
-        <w:spacing w:line="336" w:lineRule="auto" w:after="180"/>
-      </w:pPr>
-      <w:r>
-        <w:rPr>
-          <w:b w:val="0"/>
-        </w:rPr>
-        <w:t xml:space="preserve">Project connection: For the Grounded Learning Service, retain an annotated trace and the changed-case result. Name the contract or </w:t>
-      </w:r>
-      <w:r>
-        <w:rPr>
-          <w:b/>
-        </w:rPr>
-        <w:t>evidence</w:t>
-      </w:r>
-      <w:r>
-        <w:rPr>
-          <w:b w:val="0"/>
-        </w:rPr>
-        <w:t xml:space="preserve"> that makes the deciding step valid, so another team can review it.</w:t>
+        <w:pStyle w:val="ListBullet"/>
+      </w:pPr>
+      <w:r>
+        <w:t>Support used: alone / hint / worked example. This record is practice evidence.</w:t>
+      </w:r>
+    </w:p>
+    <w:p>
+      <w:pPr>
+        <w:pStyle w:val="ListBullet"/>
+      </w:pPr>
+      <w:r>
+        <w:t>Project connection: For the Grounded Learning Service, retain an annotated trace and the changed-case result. Name the contract or evidence that makes the deciding step valid, so another team can review it.</w:t>
       </w:r>
     </w:p>
     <w:p>
@@ -1424,57 +1272,44 @@
         <w:pStyle w:val="Heading1"/>
       </w:pPr>
       <w:r>
-        <w:t>13. Project portfolio milestone</w:t>
-      </w:r>
-    </w:p>
-    <w:p>
-      <w:r>
-        <w:t>Keep this week’s input, deciding step, result and limit together in the Grounded Learning Service record.</w:t>
-      </w:r>
-    </w:p>
-    <w:p>
-      <w:pPr>
-        <w:spacing w:line="336" w:lineRule="auto" w:after="180"/>
-      </w:pPr>
-      <w:r>
-        <w:rPr>
-          <w:b w:val="0"/>
-        </w:rPr>
+        <w:t>13. Reference · Project milestone</w:t>
+      </w:r>
+    </w:p>
+    <w:p>
+      <w:r>
+        <w:t>Keep this task’s inputs,rule and response together.</w:t>
+      </w:r>
+    </w:p>
+    <w:p>
+      <w:pPr>
+        <w:pStyle w:val="Heading2"/>
+      </w:pPr>
+      <w:r>
+        <w:t>Complete task and evidence</w:t>
+      </w:r>
+    </w:p>
+    <w:p>
+      <w:pPr>
+        <w:pStyle w:val="ListBullet"/>
+      </w:pPr>
+      <w:r>
         <w:t>Project: Grounded Learning Service</w:t>
       </w:r>
     </w:p>
     <w:p>
       <w:pPr>
-        <w:spacing w:line="336" w:lineRule="auto" w:after="180"/>
-      </w:pPr>
-      <w:r>
-        <w:rPr>
-          <w:b w:val="0"/>
-        </w:rPr>
+        <w:pStyle w:val="ListBullet"/>
+      </w:pPr>
+      <w:r>
         <w:t>Current milestone: Test changed cases. Keep normal, boundary and failure cases; compare expected and observed results.</w:t>
       </w:r>
     </w:p>
     <w:p>
       <w:pPr>
-        <w:spacing w:line="336" w:lineRule="auto" w:after="180"/>
-      </w:pPr>
-      <w:r>
-        <w:rPr>
-          <w:b w:val="0"/>
-        </w:rPr>
-        <w:t xml:space="preserve">For the Grounded Learning Service, retain an annotated trace and the changed-case result. Name the contract or </w:t>
-      </w:r>
-      <w:r>
-        <w:rPr>
-          <w:b/>
-        </w:rPr>
-        <w:t>evidence</w:t>
-      </w:r>
-      <w:r>
-        <w:rPr>
-          <w:b w:val="0"/>
-        </w:rPr>
-        <w:t xml:space="preserve"> that makes the deciding step valid, so another team can review it.</w:t>
+        <w:pStyle w:val="ListBullet"/>
+      </w:pPr>
+      <w:r>
+        <w:t>For the Grounded Learning Service, retain an annotated trace and the changed-case result. Name the contract or evidence that makes the deciding step valid, so another team can review it.</w:t>
       </w:r>
     </w:p>
     <w:tbl>
@@ -1631,12 +1466,538 @@
         <w:pStyle w:val="Heading1"/>
       </w:pPr>
       <w:r>
-        <w:t>14. Supported practice and learning evidence</w:t>
-      </w:r>
-    </w:p>
-    <w:p>
-      <w:r>
-        <w:t>Try the supported questions before comparing with hints and feedback. Record what you repaired and the evidence you retained.</w:t>
+        <w:t>14. Extra practice · Predict,check and repair</w:t>
+      </w:r>
+    </w:p>
+    <w:p>
+      <w:r>
+        <w:t>Keep supported feedback separate from the independent case.</w:t>
+      </w:r>
+    </w:p>
+    <w:p>
+      <w:pPr>
+        <w:pStyle w:val="Heading2"/>
+      </w:pPr>
+      <w:r>
+        <w:t>First supported question and optional hint</w:t>
+      </w:r>
+    </w:p>
+    <w:p>
+      <w:pPr>
+        <w:pStyle w:val="ListBullet"/>
+      </w:pPr>
+      <w:r>
+        <w:t>Check shape before permission. A toy tool accepts exactly one ASCII lowercase letter followed by one ASCII digit, with no trimming.</w:t>
+      </w:r>
+    </w:p>
+    <w:p>
+      <w:pPr>
+        <w:pStyle w:val="Heading3"/>
+      </w:pPr>
+      <w:r>
+        <w:t>Practice 1: explain the deciding evidence</w:t>
+      </w:r>
+    </w:p>
+    <w:p>
+      <w:pPr>
+        <w:pStyle w:val="ListBullet"/>
+      </w:pPr>
+      <w:r>
+        <w:t>Which labelled step matches this detail? An accepted identifier still needs trusted authorisation.</w:t>
+      </w:r>
+    </w:p>
+    <w:p>
+      <w:pPr>
+        <w:pStyle w:val="ListBullet"/>
+      </w:pPr>
+      <w:r>
+        <w:t>1. Reject wrong shapes</w:t>
+      </w:r>
+    </w:p>
+    <w:p>
+      <w:pPr>
+        <w:pStyle w:val="ListBullet"/>
+      </w:pPr>
+      <w:r>
+        <w:t>2. Check authority next</w:t>
+      </w:r>
+    </w:p>
+    <w:p>
+      <w:pPr>
+        <w:pStyle w:val="ListBullet"/>
+      </w:pPr>
+      <w:r>
+        <w:t>3. Validate h3</w:t>
+      </w:r>
+    </w:p>
+    <w:p>
+      <w:pPr>
+        <w:pStyle w:val="Heading3"/>
+      </w:pPr>
+      <w:r>
+        <w:t>My selected conclusion, deciding fact and explanation</w:t>
+      </w:r>
+    </w:p>
+    <w:p>
+      <w:r>
+        <w:t>________________________________________________________________</w:t>
+      </w:r>
+    </w:p>
+    <w:p>
+      <w:r>
+        <w:t>________________________________________________________________</w:t>
+      </w:r>
+    </w:p>
+    <w:p>
+      <w:r>
+        <w:t>________________________________________________________________</w:t>
+      </w:r>
+    </w:p>
+    <w:p>
+      <w:r>
+        <w:t>________________________________________________________________</w:t>
+      </w:r>
+    </w:p>
+    <w:p>
+      <w:r>
+        <w:t>________________________________________________________________</w:t>
+      </w:r>
+    </w:p>
+    <w:p>
+      <w:pPr>
+        <w:pStyle w:val="ListBullet"/>
+      </w:pPr>
+      <w:r>
+        <w:t>Hint if needed: Read the steps in the pictorial case. Match the supplied detail to the stage that performs or records it.</w:t>
+      </w:r>
+    </w:p>
+    <w:p>
+      <w:pPr>
+        <w:pStyle w:val="Heading2"/>
+      </w:pPr>
+      <w:r>
+        <w:t>Check after the first attempt · reference / check after trying</w:t>
+      </w:r>
+    </w:p>
+    <w:p>
+      <w:pPr>
+        <w:spacing w:line="336" w:lineRule="auto" w:after="180"/>
+      </w:pPr>
+      <w:r>
+        <w:rPr>
+          <w:b w:val="0"/>
+        </w:rPr>
+        <w:t xml:space="preserve">After your attempt, compare with the supported explanation: Check authority next An accepted identifier still needs trusted authorisation. </w:t>
+      </w:r>
+      <w:r>
+        <w:rPr>
+          <w:b/>
+        </w:rPr>
+        <w:t>Input</w:t>
+      </w:r>
+      <w:r>
+        <w:rPr>
+          <w:b w:val="0"/>
+        </w:rPr>
+        <w:t xml:space="preserve"> shape and permission answer different questions.</w:t>
+      </w:r>
+    </w:p>
+    <w:p>
+      <w:pPr>
+        <w:spacing w:line="336" w:lineRule="auto" w:after="180"/>
+      </w:pPr>
+      <w:r>
+        <w:rPr>
+          <w:b w:val="0"/>
+        </w:rPr>
+        <w:t xml:space="preserve">Silently normalising these </w:t>
+      </w:r>
+      <w:r>
+        <w:rPr>
+          <w:b/>
+        </w:rPr>
+        <w:t>input</w:t>
+      </w:r>
+      <w:r>
+        <w:rPr>
+          <w:b w:val="0"/>
+        </w:rPr>
+        <w:t>s would change the stated contract.</w:t>
+      </w:r>
+    </w:p>
+    <w:p>
+      <w:pPr>
+        <w:pStyle w:val="Heading2"/>
+      </w:pPr>
+      <w:r>
+        <w:t>Changed-case question and optional hint</w:t>
+      </w:r>
+    </w:p>
+    <w:p>
+      <w:pPr>
+        <w:pStyle w:val="Heading3"/>
+      </w:pPr>
+      <w:r>
+        <w:t>Practice 2: explain the deciding evidence</w:t>
+      </w:r>
+    </w:p>
+    <w:p>
+      <w:pPr>
+        <w:pStyle w:val="ListBullet"/>
+      </w:pPr>
+      <w:r>
+        <w:t>Changed-case practice: Replace h3 with z0. Which conclusion is supported by the supplied facts?</w:t>
+      </w:r>
+    </w:p>
+    <w:p>
+      <w:pPr>
+        <w:pStyle w:val="ListBullet"/>
+      </w:pPr>
+      <w:r>
+        <w:t>1. We can decide the result without examining the changed input or the procedure.</w:t>
+      </w:r>
+    </w:p>
+    <w:p>
+      <w:pPr>
+        <w:pStyle w:val="ListBullet"/>
+      </w:pPr>
+      <w:r>
+        <w:t>2. The shape passes; resource access is still undecided.</w:t>
+      </w:r>
+    </w:p>
+    <w:p>
+      <w:pPr>
+        <w:pStyle w:val="ListBullet"/>
+      </w:pPr>
+      <w:r>
+        <w:t>3. This one example guarantees correct results for every future input.</w:t>
+      </w:r>
+    </w:p>
+    <w:p>
+      <w:pPr>
+        <w:pStyle w:val="Heading3"/>
+      </w:pPr>
+      <w:r>
+        <w:t>My selected conclusion, deciding fact and explanation</w:t>
+      </w:r>
+    </w:p>
+    <w:p>
+      <w:r>
+        <w:t>________________________________________________________________</w:t>
+      </w:r>
+    </w:p>
+    <w:p>
+      <w:r>
+        <w:t>________________________________________________________________</w:t>
+      </w:r>
+    </w:p>
+    <w:p>
+      <w:r>
+        <w:t>________________________________________________________________</w:t>
+      </w:r>
+    </w:p>
+    <w:p>
+      <w:r>
+        <w:t>________________________________________________________________</w:t>
+      </w:r>
+    </w:p>
+    <w:p>
+      <w:r>
+        <w:t>________________________________________________________________</w:t>
+      </w:r>
+    </w:p>
+    <w:p>
+      <w:pPr>
+        <w:pStyle w:val="ListBullet"/>
+      </w:pPr>
+      <w:r>
+        <w:t>Hint if needed: Use the changed condition and the deciding step in the pictorial trace. The answer must say what follows from those facts.</w:t>
+      </w:r>
+    </w:p>
+    <w:p>
+      <w:pPr>
+        <w:pStyle w:val="Heading2"/>
+      </w:pPr>
+      <w:r>
+        <w:t>Check after the changed attempt · reference / check after trying</w:t>
+      </w:r>
+    </w:p>
+    <w:p>
+      <w:pPr>
+        <w:spacing w:line="336" w:lineRule="auto" w:after="180"/>
+      </w:pPr>
+      <w:r>
+        <w:rPr>
+          <w:b w:val="0"/>
+        </w:rPr>
+        <w:t xml:space="preserve">After your attempt, compare with the supported explanation: The shape passes; resource access is still undecided. Structure contains no </w:t>
+      </w:r>
+      <w:r>
+        <w:rPr>
+          <w:b/>
+        </w:rPr>
+        <w:t>evidence</w:t>
+      </w:r>
+      <w:r>
+        <w:rPr>
+          <w:b w:val="0"/>
+        </w:rPr>
+        <w:t xml:space="preserve"> of ownership or user permission.</w:t>
+      </w:r>
+    </w:p>
+    <w:p>
+      <w:pPr>
+        <w:pStyle w:val="Heading2"/>
+      </w:pPr>
+      <w:r>
+        <w:t>Repair and retain the record</w:t>
+      </w:r>
+    </w:p>
+    <w:p>
+      <w:pPr>
+        <w:spacing w:line="336" w:lineRule="auto" w:after="180"/>
+      </w:pPr>
+      <w:r>
+        <w:rPr>
+          <w:b w:val="0"/>
+        </w:rPr>
+        <w:t xml:space="preserve">Review External side effects and recovery (ai-6/17). Goal: Explain the </w:t>
+      </w:r>
+      <w:r>
+        <w:rPr>
+          <w:b/>
+        </w:rPr>
+        <w:t>mechanism</w:t>
+      </w:r>
+      <w:r>
+        <w:rPr>
+          <w:b w:val="0"/>
+        </w:rPr>
+        <w:t xml:space="preserve"> and terminology of external side effects and recovery. Short practice: Distinguish a missing printer acknowledgement from confirmed failure.</w:t>
+      </w:r>
+    </w:p>
+    <w:p>
+      <w:pPr>
+        <w:spacing w:line="336" w:lineRule="auto" w:after="180"/>
+      </w:pPr>
+      <w:r>
+        <w:rPr>
+          <w:b w:val="0"/>
+        </w:rPr>
+        <w:t xml:space="preserve">What should happen if J6 is complete, and what </w:t>
+      </w:r>
+      <w:r>
+        <w:rPr>
+          <w:b/>
+        </w:rPr>
+        <w:t>evidence</w:t>
+      </w:r>
+      <w:r>
+        <w:rPr>
+          <w:b w:val="0"/>
+        </w:rPr>
+        <w:t xml:space="preserve"> changes when J6 is reliably reported absent?. Return to this week and explain what you changed.</w:t>
+      </w:r>
+    </w:p>
+    <w:p>
+      <w:pPr>
+        <w:spacing w:line="336" w:lineRule="auto" w:after="180"/>
+      </w:pPr>
+      <w:r>
+        <w:rPr>
+          <w:b w:val="0"/>
+        </w:rPr>
+        <w:t xml:space="preserve">Review Approval gates and idempotency (ai-6/15). Goal: Explain the </w:t>
+      </w:r>
+      <w:r>
+        <w:rPr>
+          <w:b/>
+        </w:rPr>
+        <w:t>mechanism</w:t>
+      </w:r>
+      <w:r>
+        <w:rPr>
+          <w:b w:val="0"/>
+        </w:rPr>
+        <w:t xml:space="preserve"> and terminology of approval gates and idempotency. Short practice: Trace the two deliveries of approved K9.</w:t>
+      </w:r>
+    </w:p>
+    <w:p>
+      <w:pPr>
+        <w:spacing w:line="336" w:lineRule="auto" w:after="180"/>
+      </w:pPr>
+      <w:r>
+        <w:rPr>
+          <w:b w:val="0"/>
+        </w:rPr>
+        <w:t>How many reservations should occur, and why can a new K10 for desk 5 not borrow K9’s approval?. Return to this week and explain what you changed.</w:t>
+      </w:r>
+    </w:p>
+    <w:p>
+      <w:pPr>
+        <w:spacing w:line="336" w:lineRule="auto" w:after="180"/>
+      </w:pPr>
+      <w:r>
+        <w:rPr>
+          <w:b w:val="0"/>
+        </w:rPr>
+        <w:t xml:space="preserve">Review Logs traces and privacy (ai-6/12). Goal: Explain the </w:t>
+      </w:r>
+      <w:r>
+        <w:rPr>
+          <w:b/>
+        </w:rPr>
+        <w:t>mechanism</w:t>
+      </w:r>
+      <w:r>
+        <w:rPr>
+          <w:b w:val="0"/>
+        </w:rPr>
+        <w:t xml:space="preserve"> and terminology of logs traces and privacy. Short practice: Identify the purpose of R17, C8 and 240 ms in the trace.</w:t>
+      </w:r>
+    </w:p>
+    <w:p>
+      <w:pPr>
+        <w:spacing w:line="336" w:lineRule="auto" w:after="180"/>
+      </w:pPr>
+      <w:r>
+        <w:rPr>
+          <w:b w:val="0"/>
+        </w:rPr>
+        <w:t>Which field is deliberately omitted, and why would logging the whole question violate this design?. Return to this week and explain what you changed.</w:t>
+      </w:r>
+    </w:p>
+    <w:p>
+      <w:pPr>
+        <w:spacing w:line="336" w:lineRule="auto" w:after="180"/>
+      </w:pPr>
+      <w:r>
+        <w:rPr>
+          <w:b w:val="0"/>
+        </w:rPr>
+        <w:t xml:space="preserve">The browser lab lets you edit the supported Python examples already included in this lesson. Predict first, run, inspect the actual </w:t>
+      </w:r>
+      <w:r>
+        <w:rPr>
+          <w:b/>
+        </w:rPr>
+        <w:t>output</w:t>
+      </w:r>
+      <w:r>
+        <w:rPr>
+          <w:b w:val="0"/>
+        </w:rPr>
+        <w:t xml:space="preserve"> or error, change one </w:t>
+      </w:r>
+      <w:r>
+        <w:rPr>
+          <w:b/>
+        </w:rPr>
+        <w:t>input</w:t>
+      </w:r>
+      <w:r>
+        <w:rPr>
+          <w:b w:val="0"/>
+        </w:rPr>
+        <w:t>, then run again.</w:t>
+      </w:r>
+    </w:p>
+    <w:p>
+      <w:pPr>
+        <w:spacing w:line="336" w:lineRule="auto" w:after="180"/>
+      </w:pPr>
+      <w:r>
+        <w:rPr>
+          <w:b w:val="0"/>
+        </w:rPr>
+        <w:t xml:space="preserve">Keep code, </w:t>
+      </w:r>
+      <w:r>
+        <w:rPr>
+          <w:b/>
+        </w:rPr>
+        <w:t>prediction</w:t>
+      </w:r>
+      <w:r>
+        <w:rPr>
+          <w:b w:val="0"/>
+        </w:rPr>
+        <w:t>s, actual results and a reasoned revision together. On paper, label your result as a trace rather than an execution.</w:t>
+      </w:r>
+    </w:p>
+    <w:p>
+      <w:pPr>
+        <w:spacing w:line="336" w:lineRule="auto" w:after="180"/>
+      </w:pPr>
+      <w:r>
+        <w:rPr>
+          <w:b w:val="0"/>
+        </w:rPr>
+        <w:t xml:space="preserve">Use Download completed work in the hosted lesson to export your answers, reflections, practice feedback and code-run </w:t>
+      </w:r>
+      <w:r>
+        <w:rPr>
+          <w:b/>
+        </w:rPr>
+        <w:t>evidence</w:t>
+      </w:r>
+      <w:r>
+        <w:rPr>
+          <w:b w:val="0"/>
+        </w:rPr>
+        <w:t>. Open the HTML copy to read or print it.</w:t>
+      </w:r>
+    </w:p>
+    <w:p>
+      <w:pPr>
+        <w:spacing w:line="336" w:lineRule="auto" w:after="180"/>
+      </w:pPr>
+      <w:r>
+        <w:rPr>
+          <w:b w:val="0"/>
+        </w:rPr>
+        <w:t>Drafts stay in this browser when storage is available; clear drafts on a shared device.</w:t>
+      </w:r>
+    </w:p>
+    <w:p>
+      <w:pPr>
+        <w:pStyle w:val="Heading3"/>
+      </w:pPr>
+      <w:r>
+        <w:t>What I repaired, the evidence I kept and the next test</w:t>
+      </w:r>
+    </w:p>
+    <w:p>
+      <w:r>
+        <w:t>________________________________________________________________</w:t>
+      </w:r>
+    </w:p>
+    <w:p>
+      <w:r>
+        <w:t>________________________________________________________________</w:t>
+      </w:r>
+    </w:p>
+    <w:p>
+      <w:r>
+        <w:t>________________________________________________________________</w:t>
+      </w:r>
+    </w:p>
+    <w:p>
+      <w:r>
+        <w:t>________________________________________________________________</w:t>
+      </w:r>
+    </w:p>
+    <w:p>
+      <w:r>
+        <w:t>________________________________________________________________</w:t>
+      </w:r>
+    </w:p>
+    <w:p>
+      <w:pPr>
+        <w:pStyle w:val="Heading2"/>
+      </w:pPr>
+      <w:r>
+        <w:t>Earlier wording, alternatives and picture transcripts · reference / check after trying</w:t>
       </w:r>
     </w:p>
     <w:p>
@@ -1652,68 +2013,10 @@
     </w:p>
     <w:p>
       <w:pPr>
-        <w:spacing w:line="336" w:lineRule="auto" w:after="180"/>
-      </w:pPr>
-      <w:r>
-        <w:rPr>
-          <w:b w:val="0"/>
-        </w:rPr>
-        <w:t>Check shape before permission. A toy tool accepts exactly one ASCII lowercase letter followed by one digit, with no trimming.</w:t>
-      </w:r>
-    </w:p>
-    <w:p>
-      <w:pPr>
         <w:pStyle w:val="Heading3"/>
       </w:pPr>
       <w:r>
-        <w:t>Practice 1: explain the deciding evidence</w:t>
-      </w:r>
-    </w:p>
-    <w:p>
-      <w:pPr>
-        <w:spacing w:line="336" w:lineRule="auto" w:after="180"/>
-      </w:pPr>
-      <w:r>
-        <w:rPr>
-          <w:b w:val="0"/>
-        </w:rPr>
-        <w:t>Which labelled step matches this detail? An accepted identifier still needs trusted authorisation.</w:t>
-      </w:r>
-    </w:p>
-    <w:p>
-      <w:pPr>
-        <w:spacing w:line="336" w:lineRule="auto" w:after="180"/>
-        <w:shd w:fill="F4F9FC"/>
-      </w:pPr>
-      <w:r>
-        <w:rPr>
-          <w:b w:val="0"/>
-        </w:rPr>
-        <w:t>1. Reject wrong shapes</w:t>
-      </w:r>
-    </w:p>
-    <w:p>
-      <w:pPr>
-        <w:spacing w:line="336" w:lineRule="auto" w:after="180"/>
-        <w:shd w:fill="F4F9FC"/>
-      </w:pPr>
-      <w:r>
-        <w:rPr>
-          <w:b w:val="0"/>
-        </w:rPr>
-        <w:t>2. Check authority next</w:t>
-      </w:r>
-    </w:p>
-    <w:p>
-      <w:pPr>
-        <w:spacing w:line="336" w:lineRule="auto" w:after="180"/>
-        <w:shd w:fill="F4F9FC"/>
-      </w:pPr>
-      <w:r>
-        <w:rPr>
-          <w:b w:val="0"/>
-        </w:rPr>
-        <w:t>3. Validate h3</w:t>
+        <w:t>Repair a missing building block</w:t>
       </w:r>
     </w:p>
     <w:p>
@@ -1721,32 +2024,7 @@
         <w:pStyle w:val="Heading3"/>
       </w:pPr>
       <w:r>
-        <w:t>My selected conclusion, deciding fact and explanation</w:t>
-      </w:r>
-    </w:p>
-    <w:p>
-      <w:r>
-        <w:t>________________________________________________________________</w:t>
-      </w:r>
-    </w:p>
-    <w:p>
-      <w:r>
-        <w:t>________________________________________________________________</w:t>
-      </w:r>
-    </w:p>
-    <w:p>
-      <w:r>
-        <w:t>________________________________________________________________</w:t>
-      </w:r>
-    </w:p>
-    <w:p>
-      <w:r>
-        <w:t>________________________________________________________________</w:t>
-      </w:r>
-    </w:p>
-    <w:p>
-      <w:r>
-        <w:t>________________________________________________________________</w:t>
+        <w:t>Predict, run and debug</w:t>
       </w:r>
     </w:p>
     <w:p>
@@ -1754,529 +2032,25 @@
         <w:pStyle w:val="Heading3"/>
       </w:pPr>
       <w:r>
-        <w:t>Hint · try first</w:t>
-      </w:r>
-    </w:p>
-    <w:p>
-      <w:pPr>
-        <w:spacing w:line="336" w:lineRule="auto" w:after="180"/>
-        <w:shd w:fill="F1F6F8"/>
-      </w:pPr>
-      <w:r>
-        <w:rPr>
-          <w:b w:val="0"/>
-        </w:rPr>
-        <w:t>Hint if needed: Read the steps in the pictorial case. Match the supplied detail to the stage that performs or records it.</w:t>
-      </w:r>
-    </w:p>
-    <w:p>
-      <w:pPr>
-        <w:pStyle w:val="Heading3"/>
-      </w:pPr>
-      <w:r>
-        <w:t>Feedback · compare after trying</w:t>
-      </w:r>
-    </w:p>
-    <w:p>
-      <w:pPr>
-        <w:spacing w:line="336" w:lineRule="auto" w:after="180"/>
-        <w:shd w:fill="F1F6FC"/>
-      </w:pPr>
-      <w:r>
-        <w:rPr>
-          <w:b w:val="0"/>
-        </w:rPr>
-        <w:t xml:space="preserve">After your attempt, compare with the supported explanation: Check authority next An accepted identifier still needs trusted authorisation. </w:t>
-      </w:r>
-      <w:r>
-        <w:rPr>
-          <w:b/>
-        </w:rPr>
-        <w:t>Input</w:t>
-      </w:r>
-      <w:r>
-        <w:rPr>
-          <w:b w:val="0"/>
-        </w:rPr>
-        <w:t xml:space="preserve"> shape and permission answer different questions.</w:t>
-      </w:r>
-    </w:p>
-    <w:p>
-      <w:pPr>
-        <w:spacing w:line="336" w:lineRule="auto" w:after="180"/>
-        <w:shd w:fill="F1F6FC"/>
-      </w:pPr>
-      <w:r>
-        <w:rPr>
-          <w:b w:val="0"/>
-        </w:rPr>
-        <w:t xml:space="preserve">Silently normalising these </w:t>
-      </w:r>
-      <w:r>
-        <w:rPr>
-          <w:b/>
-        </w:rPr>
-        <w:t>input</w:t>
-      </w:r>
-      <w:r>
-        <w:rPr>
-          <w:b w:val="0"/>
-        </w:rPr>
-        <w:t>s would change the stated contract.</w:t>
-      </w:r>
-    </w:p>
-    <w:p>
-      <w:pPr>
-        <w:pStyle w:val="Heading3"/>
-      </w:pPr>
-      <w:r>
-        <w:t>Practice 2: explain the deciding evidence</w:t>
-      </w:r>
-    </w:p>
-    <w:p>
-      <w:pPr>
-        <w:pStyle w:val="Heading3"/>
-      </w:pPr>
-      <w:r>
-        <w:t>Changed case · predict first</w:t>
-      </w:r>
-    </w:p>
-    <w:p>
-      <w:pPr>
-        <w:spacing w:line="336" w:lineRule="auto" w:after="180"/>
-        <w:shd w:fill="F5F1FB"/>
-      </w:pPr>
-      <w:r>
-        <w:rPr>
-          <w:b w:val="0"/>
-        </w:rPr>
-        <w:t>Changed-case practice: Replace h3 with z0. Which conclusion is supported by the supplied facts?</w:t>
-      </w:r>
-    </w:p>
-    <w:p>
-      <w:pPr>
-        <w:spacing w:line="336" w:lineRule="auto" w:after="180"/>
-        <w:shd w:fill="F4F9FC"/>
-      </w:pPr>
-      <w:r>
-        <w:rPr>
-          <w:b w:val="0"/>
-        </w:rPr>
-        <w:t xml:space="preserve">1. We can decide the result without examining the changed </w:t>
-      </w:r>
-      <w:r>
-        <w:rPr>
-          <w:b/>
-        </w:rPr>
-        <w:t>input</w:t>
-      </w:r>
-      <w:r>
-        <w:rPr>
-          <w:b w:val="0"/>
-        </w:rPr>
-        <w:t xml:space="preserve"> or the procedure.</w:t>
-      </w:r>
-    </w:p>
-    <w:p>
-      <w:pPr>
-        <w:spacing w:line="336" w:lineRule="auto" w:after="180"/>
-        <w:shd w:fill="F4F9FC"/>
-      </w:pPr>
-      <w:r>
-        <w:rPr>
-          <w:b w:val="0"/>
-        </w:rPr>
-        <w:t>2. The shape passes; resource access is still undecided.</w:t>
-      </w:r>
-    </w:p>
-    <w:p>
-      <w:pPr>
-        <w:spacing w:line="336" w:lineRule="auto" w:after="180"/>
-        <w:shd w:fill="F4F9FC"/>
-      </w:pPr>
-      <w:r>
-        <w:rPr>
-          <w:b w:val="0"/>
-        </w:rPr>
-        <w:t xml:space="preserve">3. This one example guarantees correct results for every future </w:t>
-      </w:r>
-      <w:r>
-        <w:rPr>
-          <w:b/>
-        </w:rPr>
-        <w:t>input</w:t>
-      </w:r>
-      <w:r>
-        <w:rPr>
-          <w:b w:val="0"/>
-        </w:rPr>
-        <w:t>.</w:t>
-      </w:r>
-    </w:p>
-    <w:p>
-      <w:pPr>
-        <w:pStyle w:val="Heading3"/>
-      </w:pPr>
-      <w:r>
-        <w:t>My selected conclusion, deciding fact and explanation</w:t>
-      </w:r>
-    </w:p>
-    <w:p>
-      <w:r>
-        <w:t>________________________________________________________________</w:t>
-      </w:r>
-    </w:p>
-    <w:p>
-      <w:r>
-        <w:t>________________________________________________________________</w:t>
-      </w:r>
-    </w:p>
-    <w:p>
-      <w:r>
-        <w:t>________________________________________________________________</w:t>
-      </w:r>
-    </w:p>
-    <w:p>
-      <w:r>
-        <w:t>________________________________________________________________</w:t>
-      </w:r>
-    </w:p>
-    <w:p>
-      <w:r>
-        <w:t>________________________________________________________________</w:t>
-      </w:r>
-    </w:p>
-    <w:p>
-      <w:pPr>
-        <w:pStyle w:val="Heading3"/>
-      </w:pPr>
-      <w:r>
-        <w:t>Hint · try first</w:t>
-      </w:r>
-    </w:p>
-    <w:p>
-      <w:pPr>
-        <w:spacing w:line="336" w:lineRule="auto" w:after="180"/>
-        <w:shd w:fill="F1F6F8"/>
-      </w:pPr>
-      <w:r>
-        <w:rPr>
-          <w:b w:val="0"/>
-        </w:rPr>
-        <w:t>Hint if needed: Use the changed condition and the deciding step in the pictorial trace. The answer must say what follows from those facts.</w:t>
-      </w:r>
-    </w:p>
-    <w:p>
-      <w:pPr>
-        <w:pStyle w:val="Heading3"/>
-      </w:pPr>
-      <w:r>
-        <w:t>Feedback · compare after trying</w:t>
-      </w:r>
-    </w:p>
-    <w:p>
-      <w:pPr>
-        <w:spacing w:line="336" w:lineRule="auto" w:after="180"/>
-        <w:shd w:fill="F1F6FC"/>
-      </w:pPr>
-      <w:r>
-        <w:rPr>
-          <w:b w:val="0"/>
-        </w:rPr>
-        <w:t xml:space="preserve">After your attempt, compare with the supported explanation: The shape passes; resource access is still undecided. Structure contains no </w:t>
-      </w:r>
-      <w:r>
-        <w:rPr>
-          <w:b/>
-        </w:rPr>
-        <w:t>evidence</w:t>
-      </w:r>
-      <w:r>
-        <w:rPr>
-          <w:b w:val="0"/>
-        </w:rPr>
-        <w:t xml:space="preserve"> of ownership or user permission.</w:t>
-      </w:r>
-    </w:p>
-    <w:p>
-      <w:pPr>
-        <w:pStyle w:val="Heading3"/>
-      </w:pPr>
-      <w:r>
-        <w:t>Repair a missing building block</w:t>
-      </w:r>
-    </w:p>
-    <w:p>
-      <w:pPr>
-        <w:spacing w:line="336" w:lineRule="auto" w:after="180"/>
-      </w:pPr>
-      <w:r>
-        <w:rPr>
-          <w:b w:val="0"/>
-        </w:rPr>
-        <w:t xml:space="preserve">Review External side effects and recovery (ai-6/17). Goal: Explain the </w:t>
-      </w:r>
-      <w:r>
-        <w:rPr>
-          <w:b/>
-        </w:rPr>
-        <w:t>mechanism</w:t>
-      </w:r>
-      <w:r>
-        <w:rPr>
-          <w:b w:val="0"/>
-        </w:rPr>
-        <w:t xml:space="preserve"> and terminology of external side effects and recovery. Short practice: Distinguish a missing printer acknowledgement from confirmed failure.</w:t>
-      </w:r>
-    </w:p>
-    <w:p>
-      <w:pPr>
-        <w:spacing w:line="336" w:lineRule="auto" w:after="180"/>
-      </w:pPr>
-      <w:r>
-        <w:rPr>
-          <w:b w:val="0"/>
-        </w:rPr>
-        <w:t xml:space="preserve">What should happen if J6 is complete, and what </w:t>
-      </w:r>
-      <w:r>
-        <w:rPr>
-          <w:b/>
-        </w:rPr>
-        <w:t>evidence</w:t>
-      </w:r>
-      <w:r>
-        <w:rPr>
-          <w:b w:val="0"/>
-        </w:rPr>
-        <w:t xml:space="preserve"> changes when J6 is reliably reported absent?. Return to this week and explain what you changed.</w:t>
-      </w:r>
-    </w:p>
-    <w:p>
-      <w:pPr>
-        <w:spacing w:line="336" w:lineRule="auto" w:after="180"/>
-      </w:pPr>
-      <w:r>
-        <w:rPr>
-          <w:b w:val="0"/>
-        </w:rPr>
-        <w:t xml:space="preserve">Review Approval gates and idempotency (ai-6/15). Goal: Explain the </w:t>
-      </w:r>
-      <w:r>
-        <w:rPr>
-          <w:b/>
-        </w:rPr>
-        <w:t>mechanism</w:t>
-      </w:r>
-      <w:r>
-        <w:rPr>
-          <w:b w:val="0"/>
-        </w:rPr>
-        <w:t xml:space="preserve"> and terminology of approval gates and idempotency. Short practice: Trace the two deliveries of approved K9.</w:t>
-      </w:r>
-    </w:p>
-    <w:p>
-      <w:pPr>
-        <w:spacing w:line="336" w:lineRule="auto" w:after="180"/>
-      </w:pPr>
-      <w:r>
-        <w:rPr>
-          <w:b w:val="0"/>
-        </w:rPr>
-        <w:t>How many reservations should occur, and why can a new K10 for desk 5 not borrow K9’s approval?. Return to this week and explain what you changed.</w:t>
-      </w:r>
-    </w:p>
-    <w:p>
-      <w:pPr>
-        <w:spacing w:line="336" w:lineRule="auto" w:after="180"/>
-      </w:pPr>
-      <w:r>
-        <w:rPr>
-          <w:b w:val="0"/>
-        </w:rPr>
-        <w:t xml:space="preserve">Review Logs traces and privacy (ai-6/12). Goal: Explain the </w:t>
-      </w:r>
-      <w:r>
-        <w:rPr>
-          <w:b/>
-        </w:rPr>
-        <w:t>mechanism</w:t>
-      </w:r>
-      <w:r>
-        <w:rPr>
-          <w:b w:val="0"/>
-        </w:rPr>
-        <w:t xml:space="preserve"> and terminology of logs traces and privacy. Short practice: Identify the purpose of R17, C8 and 240 ms in the trace.</w:t>
-      </w:r>
-    </w:p>
-    <w:p>
-      <w:pPr>
-        <w:spacing w:line="336" w:lineRule="auto" w:after="180"/>
-      </w:pPr>
-      <w:r>
-        <w:rPr>
-          <w:b w:val="0"/>
-        </w:rPr>
-        <w:t>Which field is deliberately omitted, and why would logging the whole question violate this design?. Return to this week and explain what you changed.</w:t>
-      </w:r>
-    </w:p>
-    <w:p>
-      <w:pPr>
-        <w:pStyle w:val="Heading3"/>
-      </w:pPr>
-      <w:r>
-        <w:t>Predict, run and debug</w:t>
-      </w:r>
-    </w:p>
-    <w:p>
-      <w:pPr>
-        <w:spacing w:line="336" w:lineRule="auto" w:after="180"/>
-      </w:pPr>
-      <w:r>
-        <w:rPr>
-          <w:b w:val="0"/>
-        </w:rPr>
-        <w:t xml:space="preserve">The browser lab lets you edit the supported Python examples already included in this lesson. Predict first, run, inspect the actual </w:t>
-      </w:r>
-      <w:r>
-        <w:rPr>
-          <w:b/>
-        </w:rPr>
-        <w:t>output</w:t>
-      </w:r>
-      <w:r>
-        <w:rPr>
-          <w:b w:val="0"/>
-        </w:rPr>
-        <w:t xml:space="preserve"> or error, change one </w:t>
-      </w:r>
-      <w:r>
-        <w:rPr>
-          <w:b/>
-        </w:rPr>
-        <w:t>input</w:t>
-      </w:r>
-      <w:r>
-        <w:rPr>
-          <w:b w:val="0"/>
-        </w:rPr>
-        <w:t>, then run again.</w:t>
-      </w:r>
-    </w:p>
-    <w:p>
-      <w:pPr>
-        <w:spacing w:line="336" w:lineRule="auto" w:after="180"/>
-      </w:pPr>
-      <w:r>
-        <w:rPr>
-          <w:b w:val="0"/>
-        </w:rPr>
-        <w:t xml:space="preserve">Keep code, </w:t>
-      </w:r>
-      <w:r>
-        <w:rPr>
-          <w:b/>
-        </w:rPr>
-        <w:t>prediction</w:t>
-      </w:r>
-      <w:r>
-        <w:rPr>
-          <w:b w:val="0"/>
-        </w:rPr>
-        <w:t>s, actual results and a reasoned revision together. On paper, label your result as a trace rather than an execution.</w:t>
-      </w:r>
-    </w:p>
-    <w:p>
-      <w:pPr>
-        <w:pStyle w:val="Heading3"/>
-      </w:pPr>
-      <w:r>
         <w:t>Keep your completed work</w:t>
       </w:r>
     </w:p>
     <w:p>
       <w:pPr>
-        <w:spacing w:line="336" w:lineRule="auto" w:after="180"/>
-      </w:pPr>
-      <w:r>
-        <w:rPr>
-          <w:b w:val="0"/>
-        </w:rPr>
-        <w:t xml:space="preserve">Use Download completed work in the hosted lesson to export your answers, reflections, practice feedback and code-run </w:t>
-      </w:r>
-      <w:r>
-        <w:rPr>
-          <w:b/>
-        </w:rPr>
-        <w:t>evidence</w:t>
-      </w:r>
-      <w:r>
-        <w:rPr>
-          <w:b w:val="0"/>
-        </w:rPr>
-        <w:t>. Open the HTML copy to read or print it.</w:t>
-      </w:r>
-    </w:p>
-    <w:p>
-      <w:pPr>
-        <w:spacing w:line="336" w:lineRule="auto" w:after="180"/>
-      </w:pPr>
-      <w:r>
-        <w:rPr>
-          <w:b w:val="0"/>
-        </w:rPr>
-        <w:t>Drafts stay in this browser when storage is available; clear drafts on a shared device.</w:t>
-      </w:r>
-    </w:p>
-    <w:p>
-      <w:pPr>
-        <w:pStyle w:val="Heading3"/>
-      </w:pPr>
-      <w:r>
-        <w:t>What I repaired, the evidence I kept and the next test</w:t>
-      </w:r>
-    </w:p>
-    <w:p>
-      <w:r>
-        <w:t>________________________________________________________________</w:t>
-      </w:r>
-    </w:p>
-    <w:p>
-      <w:r>
-        <w:t>________________________________________________________________</w:t>
-      </w:r>
-    </w:p>
-    <w:p>
-      <w:r>
-        <w:t>________________________________________________________________</w:t>
-      </w:r>
-    </w:p>
-    <w:p>
-      <w:r>
-        <w:t>________________________________________________________________</w:t>
-      </w:r>
-    </w:p>
-    <w:p>
-      <w:r>
-        <w:t>________________________________________________________________</w:t>
-      </w:r>
-    </w:p>
-    <w:p>
-      <w:pPr>
         <w:pStyle w:val="Heading1"/>
       </w:pPr>
       <w:r>
-        <w:t>15. Visual concept journey</w:t>
-      </w:r>
-    </w:p>
-    <w:p>
-      <w:r>
-        <w:t>Explain each Untrusted input boundaries picture from its labels, then record a relevant limit.</w:t>
-      </w:r>
-    </w:p>
-    <w:p>
-      <w:pPr>
-        <w:pStyle w:val="Heading3"/>
+        <w:t>15. Reference · Six-picture response sheets</w:t>
+      </w:r>
+    </w:p>
+    <w:p>
+      <w:r>
+        <w:t>Choose the picture that helps explain the current step.</w:t>
+      </w:r>
+    </w:p>
+    <w:p>
+      <w:pPr>
+        <w:pStyle w:val="Heading2"/>
       </w:pPr>
       <w:r>
         <w:t>01. Untrusted input boundaries: the case</w:t>
@@ -2287,7 +2061,7 @@
         <w:drawing>
           <wp:inline xmlns:a="http://schemas.openxmlformats.org/drawingml/2006/main" xmlns:pic="http://schemas.openxmlformats.org/drawingml/2006/picture">
             <wp:extent cx="5486400" cy="2834640"/>
-            <wp:docPr id="2" name="Picture 2" descr="Check shape before permission. A toy tool accepts exactly one ASCII lowercase letter followed by one digit, with no trimming. Supplied facts: Inputs h3, H3, h30 and &quot;h3 &quot;. Shape acceptance never grants access by itself."/>
+            <wp:docPr id="2" name="Picture 2" descr="Check shape before permission. A toy tool accepts exactly one ASCII lowercase letter followed by one ASCII digit, with no trimming. Supplied facts: Inputs h3, H3, h30 and &quot;h3 &quot;. Shape acceptance never grants access by itself."/>
             <wp:cNvGraphicFramePr>
               <a:graphicFrameLocks noChangeAspect="1"/>
             </wp:cNvGraphicFramePr>
@@ -2326,7 +2100,7 @@
         <w:rPr>
           <w:b w:val="0"/>
         </w:rPr>
-        <w:t xml:space="preserve">Check shape before permission. A toy tool accepts exactly one ASCII lowercase letter followed by one digit, with no trimming. Supplied facts: </w:t>
+        <w:t xml:space="preserve">Check shape before permission. A toy tool accepts exactly one ASCII lowercase letter followed by one ASCII digit, with no trimming. Supplied facts: </w:t>
       </w:r>
       <w:r>
         <w:rPr>
@@ -2344,7 +2118,6 @@
     <w:p>
       <w:pPr>
         <w:spacing w:line="336" w:lineRule="auto" w:after="180"/>
-        <w:shd w:fill="F5F1FB"/>
       </w:pPr>
       <w:r>
         <w:rPr>
@@ -2383,7 +2156,7 @@
     </w:p>
     <w:p>
       <w:pPr>
-        <w:pStyle w:val="Heading3"/>
+        <w:pStyle w:val="Heading2"/>
       </w:pPr>
       <w:r>
         <w:t>02. Follow the deciding steps</w:t>
@@ -2451,7 +2224,6 @@
     <w:p>
       <w:pPr>
         <w:spacing w:line="336" w:lineRule="auto" w:after="180"/>
-        <w:shd w:fill="F5F1FB"/>
       </w:pPr>
       <w:r>
         <w:rPr>
@@ -2502,7 +2274,7 @@
     </w:p>
     <w:p>
       <w:pPr>
-        <w:pStyle w:val="Heading3"/>
+        <w:pStyle w:val="Heading2"/>
       </w:pPr>
       <w:r>
         <w:t>03. Untrusted input boundaries — evidence trace</w:t>
@@ -2513,7 +2285,7 @@
         <w:drawing>
           <wp:inline xmlns:a="http://schemas.openxmlformats.org/drawingml/2006/main" xmlns:pic="http://schemas.openxmlformats.org/drawingml/2006/picture">
             <wp:extent cx="5486400" cy="2996184"/>
-            <wp:docPr id="4" name="Picture 4" descr="Untrusted input boundaries — evidence trace. Inputs A1 and delete_all() are supplied to room lookup. | For the toy lookup accept room IDs matching one uppercase letter plus one digit. Perform exact dictionary lookup; never evaluate user strings as code. Reject invalid length or characters. | A1 passes the format; delete_all() fails. Neither is executed as code, including any instruction-shaped string."/>
+            <wp:docPr id="4" name="Picture 4" descr="Untrusted input boundaries — evidence trace. Inputs A1 and delete_all() are supplied to room lookup. | For the toy lookup accept room IDs matching one ASCII uppercase letter plus one ASCII digit, with no trimming. Perform exact dictionary lookup; never evaluate user strings as code. Reject invalid length or characters. | A1 passes the format; delete_all() fails. Neither is executed as code, including any instruction-shaped string."/>
             <wp:cNvGraphicFramePr>
               <a:graphicFrameLocks noChangeAspect="1"/>
             </wp:cNvGraphicFramePr>
@@ -2582,24 +2354,12 @@
         <w:rPr>
           <w:b w:val="0"/>
         </w:rPr>
-        <w:t>s A1 and delete_all() are supplied to room lookup. | For the toy lookup accept room IDs matching one uppercase letter plus one digit.</w:t>
+        <w:t>s A1 and delete_all() are supplied to room lookup. | For the toy lookup accept room IDs matching one ASCII uppercase letter plus one ASCII digit, with no trimming. Perform exact dictionary lookup; never evaluate user strings as code. Reject invalid length or characters. | A1 passes the format; delete_all() fails. Neither is executed as code, including any instruction-shaped string.</w:t>
       </w:r>
     </w:p>
     <w:p>
       <w:pPr>
         <w:spacing w:line="336" w:lineRule="auto" w:after="180"/>
-      </w:pPr>
-      <w:r>
-        <w:rPr>
-          <w:b w:val="0"/>
-        </w:rPr>
-        <w:t>Perform exact dictionary lookup; never evaluate user strings as code. Reject invalid length or characters. | A1 passes the format; delete_all() fails. Neither is executed as code, including any instruction-shaped string.</w:t>
-      </w:r>
-    </w:p>
-    <w:p>
-      <w:pPr>
-        <w:spacing w:line="336" w:lineRule="auto" w:after="180"/>
-        <w:shd w:fill="F5F1FB"/>
       </w:pPr>
       <w:r>
         <w:rPr>
@@ -2638,7 +2398,7 @@
     </w:p>
     <w:p>
       <w:pPr>
-        <w:pStyle w:val="Heading3"/>
+        <w:pStyle w:val="Heading2"/>
       </w:pPr>
       <w:r>
         <w:t>04. Change one thing. Trace what follows.</w:t>
@@ -2717,7 +2477,6 @@
     <w:p>
       <w:pPr>
         <w:spacing w:line="336" w:lineRule="auto" w:after="180"/>
-        <w:shd w:fill="F5F1FB"/>
       </w:pPr>
       <w:r>
         <w:rPr>
@@ -2756,7 +2515,7 @@
     </w:p>
     <w:p>
       <w:pPr>
-        <w:pStyle w:val="Heading3"/>
+        <w:pStyle w:val="Heading2"/>
       </w:pPr>
       <w:r>
         <w:t>05. Connect the explanation to its limit</w:t>
@@ -2842,7 +2601,6 @@
     <w:p>
       <w:pPr>
         <w:spacing w:line="336" w:lineRule="auto" w:after="180"/>
-        <w:shd w:fill="F5F1FB"/>
       </w:pPr>
       <w:r>
         <w:rPr>
@@ -2881,7 +2639,7 @@
     </w:p>
     <w:p>
       <w:pPr>
-        <w:pStyle w:val="Heading3"/>
+        <w:pStyle w:val="Heading2"/>
       </w:pPr>
       <w:r>
         <w:t>06. Make the idea visible in your project</w:t>
@@ -2984,7 +2742,6 @@
     <w:p>
       <w:pPr>
         <w:spacing w:line="336" w:lineRule="auto" w:after="180"/>
-        <w:shd w:fill="F5F1FB"/>
       </w:pPr>
       <w:r>
         <w:rPr>
@@ -3031,6 +2788,62 @@
     <w:p>
       <w:r>
         <w:t>________________________________________________________________</w:t>
+      </w:r>
+    </w:p>
+    <w:p>
+      <w:pPr>
+        <w:pStyle w:val="Heading2"/>
+      </w:pPr>
+      <w:r>
+        <w:t>Earlier wording, alternatives and picture transcripts · reference / check after trying</w:t>
+      </w:r>
+    </w:p>
+    <w:p>
+      <w:pPr>
+        <w:pStyle w:val="Heading3"/>
+      </w:pPr>
+      <w:r>
+        <w:t>01. Untrusted input boundaries: the case</w:t>
+      </w:r>
+    </w:p>
+    <w:p>
+      <w:pPr>
+        <w:pStyle w:val="Heading3"/>
+      </w:pPr>
+      <w:r>
+        <w:t>02. Follow the deciding steps</w:t>
+      </w:r>
+    </w:p>
+    <w:p>
+      <w:pPr>
+        <w:pStyle w:val="Heading3"/>
+      </w:pPr>
+      <w:r>
+        <w:t>03. Untrusted input boundaries — evidence trace</w:t>
+      </w:r>
+    </w:p>
+    <w:p>
+      <w:pPr>
+        <w:pStyle w:val="Heading3"/>
+      </w:pPr>
+      <w:r>
+        <w:t>04. Change one thing. Trace what follows.</w:t>
+      </w:r>
+    </w:p>
+    <w:p>
+      <w:pPr>
+        <w:pStyle w:val="Heading3"/>
+      </w:pPr>
+      <w:r>
+        <w:t>05. Connect the explanation to its limit</w:t>
+      </w:r>
+    </w:p>
+    <w:p>
+      <w:pPr>
+        <w:pStyle w:val="Heading3"/>
+      </w:pPr>
+      <w:r>
+        <w:t>06. Make the idea visible in your project</w:t>
       </w:r>
     </w:p>
     <w:sectPr>

--- a/downloads/workbook/ai-6-week-18.docx
+++ b/downloads/workbook/ai-6-week-18.docx
@@ -2284,7 +2284,7 @@
       <w:r>
         <w:drawing>
           <wp:inline xmlns:a="http://schemas.openxmlformats.org/drawingml/2006/main" xmlns:pic="http://schemas.openxmlformats.org/drawingml/2006/picture">
-            <wp:extent cx="5486400" cy="2996184"/>
+            <wp:extent cx="5486400" cy="3145536"/>
             <wp:docPr id="4" name="Picture 4" descr="Untrusted input boundaries — evidence trace. Inputs A1 and delete_all() are supplied to room lookup. | For the toy lookup accept room IDs matching one ASCII uppercase letter plus one ASCII digit, with no trimming. Perform exact dictionary lookup; never evaluate user strings as code. Reject invalid length or characters. | A1 passes the format; delete_all() fails. Neither is executed as code, including any instruction-shaped string."/>
             <wp:cNvGraphicFramePr>
               <a:graphicFrameLocks noChangeAspect="1"/>
@@ -2305,7 +2305,7 @@
                   <pic:spPr>
                     <a:xfrm>
                       <a:off x="0" y="0"/>
-                      <a:ext cx="5486400" cy="2996184"/>
+                      <a:ext cx="5486400" cy="3145536"/>
                     </a:xfrm>
                     <a:prstGeom prst="rect"/>
                   </pic:spPr>
